--- a/docs/Block_Summary.docx
+++ b/docs/Block_Summary.docx
@@ -7,6 +7,8 @@
         <w:rPr>
           <w:b/>
           <w:bCs/>
+          <w:sz w:val="36"/>
+          <w:szCs w:val="36"/>
           <w:u w:val="single"/>
         </w:rPr>
       </w:pPr>
@@ -14,9 +16,11 @@
         <w:rPr>
           <w:b/>
           <w:bCs/>
+          <w:sz w:val="36"/>
+          <w:szCs w:val="36"/>
           <w:u w:val="single"/>
         </w:rPr>
-        <w:t>filter (was signal_conditioner):</w:t>
+        <w:t>filter:</w:t>
       </w:r>
     </w:p>
     <w:p>
@@ -78,22 +82,186 @@
       <w:r>
         <w:t xml:space="preserve"> clean</w:t>
       </w:r>
-    </w:p>
-    <w:p>
-      <w:pPr>
-        <w:rPr>
-          <w:b/>
-          <w:bCs/>
+      <w:r>
+        <w:br/>
+      </w:r>
+      <w:r>
+        <w:rPr>
+          <w:b/>
+          <w:bCs/>
+          <w:sz w:val="36"/>
+          <w:szCs w:val="36"/>
           <w:u w:val="single"/>
         </w:rPr>
-      </w:pPr>
-      <w:r>
-        <w:rPr>
-          <w:b/>
-          <w:bCs/>
+        <w:br/>
+      </w:r>
+      <w:r>
+        <w:rPr>
+          <w:b/>
+          <w:bCs/>
+          <w:sz w:val="36"/>
+          <w:szCs w:val="36"/>
           <w:u w:val="single"/>
         </w:rPr>
-        <w:t>cam (was cam_input):</w:t>
+        <w:t>peak</w:t>
+      </w:r>
+      <w:r>
+        <w:rPr>
+          <w:b/>
+          <w:bCs/>
+          <w:sz w:val="36"/>
+          <w:szCs w:val="36"/>
+          <w:u w:val="single"/>
+        </w:rPr>
+        <w:t>:</w:t>
+      </w:r>
+    </w:p>
+    <w:p>
+      <w:pPr>
+        <w:pStyle w:val="ListParagraph"/>
+        <w:numPr>
+          <w:ilvl w:val="0"/>
+          <w:numId w:val="1"/>
+        </w:numPr>
+      </w:pPr>
+      <w:r>
+        <w:t>peak detector: tell-tale method</w:t>
+      </w:r>
+      <w:r>
+        <w:t xml:space="preserve"> with hysteresis band</w:t>
+      </w:r>
+    </w:p>
+    <w:p>
+      <w:pPr>
+        <w:pStyle w:val="ListParagraph"/>
+        <w:numPr>
+          <w:ilvl w:val="1"/>
+          <w:numId w:val="1"/>
+        </w:numPr>
+      </w:pPr>
+      <w:r>
+        <w:t xml:space="preserve">telltale: if </w:t>
+      </w:r>
+      <w:r>
+        <w:t>adc_val &gt; adc_val_prev, max = adc_va</w:t>
+      </w:r>
+      <w:r>
+        <w:t>l</w:t>
+      </w:r>
+    </w:p>
+    <w:p>
+      <w:pPr>
+        <w:pStyle w:val="ListParagraph"/>
+        <w:numPr>
+          <w:ilvl w:val="1"/>
+          <w:numId w:val="1"/>
+        </w:numPr>
+      </w:pPr>
+      <w:r>
+        <w:t>if adc_val &lt; max – PEAK_HYST, pulse peak_edge</w:t>
+      </w:r>
+    </w:p>
+    <w:p>
+      <w:pPr>
+        <w:pStyle w:val="ListParagraph"/>
+        <w:numPr>
+          <w:ilvl w:val="0"/>
+          <w:numId w:val="1"/>
+        </w:numPr>
+      </w:pPr>
+      <w:r>
+        <w:t>reset to 0 on z_edge</w:t>
+      </w:r>
+    </w:p>
+    <w:p>
+      <w:pPr>
+        <w:pStyle w:val="ListParagraph"/>
+        <w:numPr>
+          <w:ilvl w:val="0"/>
+          <w:numId w:val="1"/>
+        </w:numPr>
+      </w:pPr>
+      <w:r>
+        <w:t>PEAK_EDGE_WIDTH = pulse width in clk cycles</w:t>
+      </w:r>
+    </w:p>
+    <w:p>
+      <w:r>
+        <w:rPr>
+          <w:b/>
+          <w:bCs/>
+        </w:rPr>
+        <w:t xml:space="preserve">axi config: </w:t>
+      </w:r>
+      <w:r>
+        <w:t>PEAK_HYST</w:t>
+      </w:r>
+      <w:r>
+        <w:br/>
+        <w:t xml:space="preserve">                        PEAK_EDGE_</w:t>
+      </w:r>
+      <w:r>
+        <w:t>CYCLES</w:t>
+      </w:r>
+    </w:p>
+    <w:p>
+      <w:r>
+        <w:rPr>
+          <w:b/>
+          <w:bCs/>
+        </w:rPr>
+        <w:t>inputs:</w:t>
+      </w:r>
+      <w:r>
+        <w:t xml:space="preserve"> </w:t>
+      </w:r>
+      <w:r>
+        <w:t>adc_val</w:t>
+      </w:r>
+      <w:r>
+        <w:t>[15:0]</w:t>
+      </w:r>
+      <w:r>
+        <w:br/>
+        <w:t xml:space="preserve">                 z_edge</w:t>
+      </w:r>
+    </w:p>
+    <w:p>
+      <w:r>
+        <w:rPr>
+          <w:b/>
+          <w:bCs/>
+        </w:rPr>
+        <w:t>outputs:</w:t>
+      </w:r>
+      <w:r>
+        <w:t xml:space="preserve"> </w:t>
+      </w:r>
+      <w:r>
+        <w:t>peak_edge</w:t>
+      </w:r>
+      <w:r>
+        <w:br/>
+      </w:r>
+      <w:r>
+        <w:rPr>
+          <w:b/>
+          <w:bCs/>
+          <w:sz w:val="36"/>
+          <w:szCs w:val="36"/>
+          <w:u w:val="single"/>
+        </w:rPr>
+        <w:br/>
+      </w:r>
+      <w:r>
+        <w:rPr>
+          <w:b/>
+          <w:bCs/>
+          <w:sz w:val="36"/>
+          <w:szCs w:val="36"/>
+          <w:u w:val="single"/>
+        </w:rPr>
+        <w:t>cam:</w:t>
       </w:r>
     </w:p>
     <w:p>
@@ -168,13 +336,21 @@
       </w:r>
     </w:p>
     <w:p>
-      <w:r>
-        <w:rPr>
-          <w:b/>
-          <w:bCs/>
+      <w:pPr>
+        <w:rPr>
+          <w:sz w:val="36"/>
+          <w:szCs w:val="36"/>
+        </w:rPr>
+      </w:pPr>
+      <w:r>
+        <w:rPr>
+          <w:b/>
+          <w:bCs/>
+          <w:sz w:val="36"/>
+          <w:szCs w:val="36"/>
           <w:u w:val="single"/>
         </w:rPr>
-        <w:t>crank (was crank_input):</w:t>
+        <w:t>crank:</w:t>
       </w:r>
     </w:p>
     <w:p>
@@ -267,18 +443,25 @@
         </w:numPr>
       </w:pPr>
       <w:r>
-        <w:t>tooth period calculation (per input tooth edge)</w:t>
-      </w:r>
-    </w:p>
-    <w:p>
-      <w:pPr>
-        <w:pStyle w:val="ListParagraph"/>
-        <w:numPr>
-          <w:ilvl w:val="0"/>
-          <w:numId w:val="1"/>
-        </w:numPr>
-      </w:pPr>
-      <w:r>
+        <w:t>tooth period calculation (</w:t>
+      </w:r>
+      <w:r>
+        <w:t xml:space="preserve">clks </w:t>
+      </w:r>
+      <w:r>
+        <w:t>per input tooth edge)</w:t>
+      </w:r>
+    </w:p>
+    <w:p>
+      <w:pPr>
+        <w:pStyle w:val="ListParagraph"/>
+        <w:numPr>
+          <w:ilvl w:val="0"/>
+          <w:numId w:val="1"/>
+        </w:numPr>
+      </w:pPr>
+      <w:r>
+        <w:lastRenderedPageBreak/>
         <w:t>real tooth counting (per rev)</w:t>
       </w:r>
     </w:p>
@@ -349,6 +532,9 @@
         <w:t xml:space="preserve">                    crank_tooth_period</w:t>
       </w:r>
       <w:r>
+        <w:t xml:space="preserve"> (clks per ab_edge)</w:t>
+      </w:r>
+      <w:r>
         <w:br/>
         <w:t xml:space="preserve">                    crank_tooth_count (real tooth count per rev)</w:t>
       </w:r>
@@ -385,74 +571,425 @@
       </w:r>
     </w:p>
     <w:p>
-      <w:r>
-        <w:rPr>
-          <w:b/>
-          <w:bCs/>
+      <w:pPr>
+        <w:rPr>
+          <w:sz w:val="36"/>
+          <w:szCs w:val="36"/>
+        </w:rPr>
+      </w:pPr>
+      <w:r>
+        <w:rPr>
+          <w:b/>
+          <w:bCs/>
+          <w:sz w:val="36"/>
+          <w:szCs w:val="36"/>
           <w:u w:val="single"/>
         </w:rPr>
+        <w:t>enc:</w:t>
+      </w:r>
+    </w:p>
+    <w:p>
+      <w:pPr>
+        <w:pStyle w:val="ListParagraph"/>
+        <w:numPr>
+          <w:ilvl w:val="0"/>
+          <w:numId w:val="1"/>
+        </w:numPr>
+      </w:pPr>
+      <w:r>
+        <w:t>tooth counting (3 counters: a, b and ab signals)</w:t>
+      </w:r>
+    </w:p>
+    <w:p>
+      <w:pPr>
+        <w:pStyle w:val="ListParagraph"/>
+        <w:numPr>
+          <w:ilvl w:val="0"/>
+          <w:numId w:val="1"/>
+        </w:numPr>
+      </w:pPr>
+      <w:r>
+        <w:t>correct or setting enc_signal_ok when correct</w:t>
+      </w:r>
+    </w:p>
+    <w:p>
+      <w:pPr>
+        <w:pStyle w:val="ListParagraph"/>
+        <w:numPr>
+          <w:ilvl w:val="0"/>
+          <w:numId w:val="1"/>
+        </w:numPr>
+      </w:pPr>
+      <w:r>
+        <w:t>a/b channel merging to create enc_ab output</w:t>
+      </w:r>
+    </w:p>
+    <w:p>
+      <w:pPr>
+        <w:pStyle w:val="ListParagraph"/>
+        <w:numPr>
+          <w:ilvl w:val="0"/>
+          <w:numId w:val="1"/>
+        </w:numPr>
+      </w:pPr>
+      <w:r>
+        <w:t>period calculation between ab edges</w:t>
+      </w:r>
+      <w:r>
+        <w:t xml:space="preserve"> (clks per ab_edge)</w:t>
+      </w:r>
+    </w:p>
+    <w:p>
+      <w:pPr>
+        <w:pStyle w:val="ListParagraph"/>
+        <w:numPr>
+          <w:ilvl w:val="0"/>
+          <w:numId w:val="1"/>
+        </w:numPr>
+      </w:pPr>
+      <w:r>
+        <w:t>edge detector for ab edges</w:t>
+      </w:r>
+    </w:p>
+    <w:p>
+      <w:r>
+        <w:rPr>
+          <w:b/>
+          <w:bCs/>
+        </w:rPr>
+        <w:t>axi config:</w:t>
+      </w:r>
+      <w:r>
+        <w:t xml:space="preserve"> enc_ab_edge_sel (rising, falling or both edge detection for a and b channels to create enc_ab)</w:t>
+      </w:r>
+      <w:r>
+        <w:br/>
+        <w:t xml:space="preserve">                        enc_z_edge_sel (rising or falling z edge detection as 0deg)</w:t>
+      </w:r>
+      <w:r>
+        <w:br/>
+        <w:t xml:space="preserve">                        enc_n_ppr (pulse-per-rev of encoder)</w:t>
+      </w:r>
+    </w:p>
+    <w:p>
+      <w:r>
+        <w:rPr>
+          <w:b/>
+          <w:bCs/>
+        </w:rPr>
+        <w:t>inputs:</w:t>
+      </w:r>
+      <w:r>
+        <w:t xml:space="preserve"> a_clean</w:t>
+      </w:r>
+      <w:r>
+        <w:br/>
+        <w:t xml:space="preserve">                 b_clean</w:t>
+      </w:r>
+      <w:r>
+        <w:br/>
+        <w:t xml:space="preserve">                 z_clean</w:t>
+      </w:r>
+    </w:p>
+    <w:p>
+      <w:r>
+        <w:rPr>
+          <w:b/>
+          <w:bCs/>
+        </w:rPr>
+        <w:t>outputs:</w:t>
+      </w:r>
+      <w:r>
+        <w:t xml:space="preserve"> enc_ab_edge (strobe from all ab edges)</w:t>
+      </w:r>
+      <w:r>
+        <w:br/>
+        <w:t xml:space="preserve">                    enc_z_edge (strobe from all z edges)</w:t>
+      </w:r>
+      <w:r>
+        <w:br/>
+        <w:t xml:space="preserve">                    enc_ppr_conf (pass-through of enc_n_ppr to src_sel mux)</w:t>
+      </w:r>
+      <w:r>
+        <w:br/>
+        <w:t xml:space="preserve">                    enc_ab_period</w:t>
+      </w:r>
+      <w:r>
+        <w:br/>
+        <w:t xml:space="preserve">                    enc_ab_count</w:t>
+      </w:r>
+      <w:r>
+        <w:br/>
+        <w:t xml:space="preserve">                    enc_a_count</w:t>
+      </w:r>
+      <w:r>
+        <w:br/>
+        <w:t xml:space="preserve">                    enc_b_count</w:t>
+      </w:r>
+      <w:r>
+        <w:br/>
+        <w:t xml:space="preserve">                    enc_ab</w:t>
+      </w:r>
+      <w:r>
+        <w:br/>
+        <w:t xml:space="preserve">                    enc_z</w:t>
+      </w:r>
+      <w:r>
+        <w:br/>
+      </w:r>
+    </w:p>
+    <w:p>
+      <w:pPr>
+        <w:rPr>
+          <w:b/>
+          <w:bCs/>
+          <w:sz w:val="36"/>
+          <w:szCs w:val="36"/>
+          <w:u w:val="single"/>
+        </w:rPr>
+      </w:pPr>
+      <w:r>
+        <w:rPr>
+          <w:b/>
+          <w:bCs/>
+          <w:sz w:val="36"/>
+          <w:szCs w:val="36"/>
+          <w:u w:val="single"/>
+        </w:rPr>
+        <w:t>src_sel:</w:t>
+      </w:r>
+    </w:p>
+    <w:p>
+      <w:pPr>
+        <w:pStyle w:val="ListParagraph"/>
+        <w:numPr>
+          <w:ilvl w:val="0"/>
+          <w:numId w:val="1"/>
+        </w:numPr>
+      </w:pPr>
+      <w:r>
+        <w:t>when src_sel = 0:</w:t>
+      </w:r>
+    </w:p>
+    <w:p>
+      <w:pPr>
+        <w:pStyle w:val="ListParagraph"/>
+        <w:numPr>
+          <w:ilvl w:val="1"/>
+          <w:numId w:val="1"/>
+        </w:numPr>
+      </w:pPr>
+      <w:r>
         <w:lastRenderedPageBreak/>
-        <w:t>enc (was enc_input):</w:t>
-      </w:r>
-    </w:p>
-    <w:p>
-      <w:pPr>
-        <w:pStyle w:val="ListParagraph"/>
-        <w:numPr>
-          <w:ilvl w:val="0"/>
-          <w:numId w:val="1"/>
-        </w:numPr>
-      </w:pPr>
-      <w:r>
-        <w:t>tooth counting (3 counters: a, b and ab signals)</w:t>
-      </w:r>
-    </w:p>
-    <w:p>
-      <w:pPr>
-        <w:pStyle w:val="ListParagraph"/>
-        <w:numPr>
-          <w:ilvl w:val="0"/>
-          <w:numId w:val="1"/>
-        </w:numPr>
-      </w:pPr>
-      <w:r>
-        <w:t>correct or setting enc_signal_ok when correct</w:t>
-      </w:r>
-    </w:p>
-    <w:p>
-      <w:pPr>
-        <w:pStyle w:val="ListParagraph"/>
-        <w:numPr>
-          <w:ilvl w:val="0"/>
-          <w:numId w:val="1"/>
-        </w:numPr>
-      </w:pPr>
-      <w:r>
-        <w:t>a/b channel merging to create enc_ab output</w:t>
-      </w:r>
-    </w:p>
-    <w:p>
-      <w:pPr>
-        <w:pStyle w:val="ListParagraph"/>
-        <w:numPr>
-          <w:ilvl w:val="0"/>
-          <w:numId w:val="1"/>
-        </w:numPr>
-      </w:pPr>
-      <w:r>
-        <w:t>period calculation between ab edges</w:t>
-      </w:r>
-    </w:p>
-    <w:p>
-      <w:pPr>
-        <w:pStyle w:val="ListParagraph"/>
-        <w:numPr>
-          <w:ilvl w:val="0"/>
-          <w:numId w:val="1"/>
-        </w:numPr>
-      </w:pPr>
-      <w:r>
-        <w:t>edge detector for ab edges</w:t>
+        <w:t>ab_edge = crank_ab_edge</w:t>
+      </w:r>
+    </w:p>
+    <w:p>
+      <w:pPr>
+        <w:pStyle w:val="ListParagraph"/>
+        <w:numPr>
+          <w:ilvl w:val="1"/>
+          <w:numId w:val="1"/>
+        </w:numPr>
+      </w:pPr>
+      <w:r>
+        <w:t>z_edge = crank_z_edge</w:t>
+      </w:r>
+    </w:p>
+    <w:p>
+      <w:pPr>
+        <w:pStyle w:val="ListParagraph"/>
+        <w:numPr>
+          <w:ilvl w:val="1"/>
+          <w:numId w:val="1"/>
+        </w:numPr>
+      </w:pPr>
+      <w:r>
+        <w:t>ppr_conf = crank_ppr_conf</w:t>
+      </w:r>
+    </w:p>
+    <w:p>
+      <w:pPr>
+        <w:pStyle w:val="ListParagraph"/>
+        <w:numPr>
+          <w:ilvl w:val="1"/>
+          <w:numId w:val="1"/>
+        </w:numPr>
+      </w:pPr>
+      <w:r>
+        <w:t>ab_period = crank_tooth_period</w:t>
+      </w:r>
+    </w:p>
+    <w:p>
+      <w:pPr>
+        <w:pStyle w:val="ListParagraph"/>
+        <w:numPr>
+          <w:ilvl w:val="1"/>
+          <w:numId w:val="1"/>
+        </w:numPr>
+      </w:pPr>
+      <w:r>
+        <w:t>ab_count = crank_ab_count</w:t>
+      </w:r>
+    </w:p>
+    <w:p>
+      <w:pPr>
+        <w:pStyle w:val="ListParagraph"/>
+        <w:numPr>
+          <w:ilvl w:val="0"/>
+          <w:numId w:val="1"/>
+        </w:numPr>
+      </w:pPr>
+      <w:r>
+        <w:t>when src_sel = 1:</w:t>
+      </w:r>
+    </w:p>
+    <w:p>
+      <w:pPr>
+        <w:pStyle w:val="ListParagraph"/>
+        <w:numPr>
+          <w:ilvl w:val="1"/>
+          <w:numId w:val="1"/>
+        </w:numPr>
+      </w:pPr>
+      <w:r>
+        <w:t>ab_edge = enc_ab_edge</w:t>
+      </w:r>
+    </w:p>
+    <w:p>
+      <w:pPr>
+        <w:pStyle w:val="ListParagraph"/>
+        <w:numPr>
+          <w:ilvl w:val="1"/>
+          <w:numId w:val="1"/>
+        </w:numPr>
+      </w:pPr>
+      <w:r>
+        <w:t>z_edge = enc_z_edge</w:t>
+      </w:r>
+    </w:p>
+    <w:p>
+      <w:pPr>
+        <w:pStyle w:val="ListParagraph"/>
+        <w:numPr>
+          <w:ilvl w:val="1"/>
+          <w:numId w:val="1"/>
+        </w:numPr>
+      </w:pPr>
+      <w:r>
+        <w:t>ppr_conf = enc_ppr_conf</w:t>
+      </w:r>
+    </w:p>
+    <w:p>
+      <w:pPr>
+        <w:pStyle w:val="ListParagraph"/>
+        <w:numPr>
+          <w:ilvl w:val="1"/>
+          <w:numId w:val="1"/>
+        </w:numPr>
+      </w:pPr>
+      <w:r>
+        <w:t>ab_period = enc_ab_period</w:t>
+      </w:r>
+    </w:p>
+    <w:p>
+      <w:pPr>
+        <w:pStyle w:val="ListParagraph"/>
+        <w:numPr>
+          <w:ilvl w:val="1"/>
+          <w:numId w:val="1"/>
+        </w:numPr>
+      </w:pPr>
+      <w:r>
+        <w:t>ab_count = enc_ab_count</w:t>
+      </w:r>
+    </w:p>
+    <w:p>
+      <w:r>
+        <w:rPr>
+          <w:b/>
+          <w:bCs/>
+        </w:rPr>
+        <w:t xml:space="preserve">axi config: </w:t>
+      </w:r>
+      <w:r>
+        <w:t>src_sel</w:t>
+      </w:r>
+    </w:p>
+    <w:p/>
+    <w:p>
+      <w:pPr>
+        <w:rPr>
+          <w:b/>
+          <w:bCs/>
+          <w:sz w:val="36"/>
+          <w:szCs w:val="36"/>
+          <w:u w:val="single"/>
+        </w:rPr>
+      </w:pPr>
+      <w:r>
+        <w:rPr>
+          <w:b/>
+          <w:bCs/>
+          <w:sz w:val="36"/>
+          <w:szCs w:val="36"/>
+          <w:u w:val="single"/>
+        </w:rPr>
+        <w:t>ref_sel:</w:t>
+      </w:r>
+    </w:p>
+    <w:p>
+      <w:pPr>
+        <w:pStyle w:val="ListParagraph"/>
+        <w:numPr>
+          <w:ilvl w:val="0"/>
+          <w:numId w:val="1"/>
+        </w:numPr>
+      </w:pPr>
+      <w:r>
+        <w:t>when ref_sel = 0:</w:t>
+      </w:r>
+    </w:p>
+    <w:p>
+      <w:pPr>
+        <w:pStyle w:val="ListParagraph"/>
+        <w:numPr>
+          <w:ilvl w:val="1"/>
+          <w:numId w:val="1"/>
+        </w:numPr>
+      </w:pPr>
+      <w:r>
+        <w:t>ref_edge = cam_</w:t>
+      </w:r>
+      <w:r>
+        <w:t>edge</w:t>
+      </w:r>
+    </w:p>
+    <w:p>
+      <w:pPr>
+        <w:pStyle w:val="ListParagraph"/>
+        <w:numPr>
+          <w:ilvl w:val="0"/>
+          <w:numId w:val="1"/>
+        </w:numPr>
+      </w:pPr>
+      <w:r>
+        <w:t>when ref_sel = 1:</w:t>
+      </w:r>
+    </w:p>
+    <w:p>
+      <w:pPr>
+        <w:pStyle w:val="ListParagraph"/>
+        <w:numPr>
+          <w:ilvl w:val="1"/>
+          <w:numId w:val="1"/>
+        </w:numPr>
+      </w:pPr>
+      <w:r>
+        <w:t>ref_edge = peak_</w:t>
+      </w:r>
+      <w:r>
+        <w:t>edge</w:t>
       </w:r>
     </w:p>
     <w:p>
@@ -464,111 +1001,79 @@
         <w:t>axi config:</w:t>
       </w:r>
       <w:r>
-        <w:t xml:space="preserve"> enc_ab_edge_sel (rising, falling or both edge detection for a and b channels to create enc_ab)</w:t>
-      </w:r>
-      <w:r>
-        <w:br/>
-        <w:t xml:space="preserve">                        enc_z_edge_sel (rising or falling z edge detection as 0deg)</w:t>
-      </w:r>
-      <w:r>
-        <w:br/>
-        <w:t xml:space="preserve">                        enc_n_ppr (pulse-per-rev of encoder)</w:t>
-      </w:r>
-    </w:p>
-    <w:p>
-      <w:r>
-        <w:rPr>
-          <w:b/>
-          <w:bCs/>
-        </w:rPr>
-        <w:t>inputs:</w:t>
-      </w:r>
-      <w:r>
-        <w:t xml:space="preserve"> a_clean</w:t>
-      </w:r>
-      <w:r>
-        <w:br/>
-        <w:t xml:space="preserve">                 b_clean</w:t>
-      </w:r>
-      <w:r>
-        <w:br/>
-        <w:t xml:space="preserve">                 z_clean</w:t>
-      </w:r>
-    </w:p>
-    <w:p>
-      <w:r>
-        <w:rPr>
-          <w:b/>
-          <w:bCs/>
-        </w:rPr>
-        <w:t>outputs:</w:t>
-      </w:r>
-      <w:r>
-        <w:t xml:space="preserve"> enc_ab_edge (strobe from all ab edges)</w:t>
-      </w:r>
-      <w:r>
-        <w:br/>
-        <w:t xml:space="preserve">                    enc_z_edge (strobe from all z edges)</w:t>
-      </w:r>
-      <w:r>
-        <w:br/>
-        <w:t xml:space="preserve">                    enc_ppr_conf (pass-through of enc_n_ppr to src_sel mux)</w:t>
-      </w:r>
-      <w:r>
-        <w:br/>
-        <w:t xml:space="preserve">                    enc_ab_period</w:t>
-      </w:r>
-      <w:r>
-        <w:br/>
-        <w:t xml:space="preserve">                    enc_ab_count</w:t>
-      </w:r>
-      <w:r>
-        <w:br/>
-        <w:t xml:space="preserve">                    enc_a_count</w:t>
-      </w:r>
-      <w:r>
-        <w:br/>
-        <w:t xml:space="preserve">                    enc_b_count</w:t>
-      </w:r>
-      <w:r>
-        <w:br/>
-        <w:t xml:space="preserve">                    enc_ab</w:t>
-      </w:r>
-      <w:r>
-        <w:br/>
-        <w:t xml:space="preserve">                    enc_z</w:t>
-      </w:r>
-      <w:r>
-        <w:br/>
-      </w:r>
-    </w:p>
-    <w:p>
-      <w:pPr>
-        <w:rPr>
-          <w:b/>
-          <w:bCs/>
+        <w:t xml:space="preserve"> ref_sel</w:t>
+      </w:r>
+    </w:p>
+    <w:p>
+      <w:pPr>
+        <w:rPr>
+          <w:sz w:val="36"/>
+          <w:szCs w:val="36"/>
+        </w:rPr>
+      </w:pPr>
+      <w:r>
+        <w:br/>
+      </w:r>
+      <w:r>
+        <w:rPr>
+          <w:b/>
+          <w:bCs/>
+          <w:sz w:val="36"/>
+          <w:szCs w:val="36"/>
           <w:u w:val="single"/>
         </w:rPr>
-      </w:pPr>
-      <w:r>
-        <w:rPr>
-          <w:b/>
-          <w:bCs/>
-          <w:u w:val="single"/>
-        </w:rPr>
-        <w:t>src_sel:</w:t>
-      </w:r>
-    </w:p>
-    <w:p>
-      <w:pPr>
-        <w:pStyle w:val="ListParagraph"/>
-        <w:numPr>
-          <w:ilvl w:val="0"/>
-          <w:numId w:val="1"/>
-        </w:numPr>
-      </w:pPr>
-      <w:r>
-        <w:t>when src_sel = 0:</w:t>
+        <w:t>angle:</w:t>
+      </w:r>
+    </w:p>
+    <w:p>
+      <w:pPr>
+        <w:pStyle w:val="ListParagraph"/>
+        <w:numPr>
+          <w:ilvl w:val="0"/>
+          <w:numId w:val="1"/>
+        </w:numPr>
+      </w:pPr>
+      <w:r>
+        <w:t>linearly interpolation of engine angle (Bresenham method) – ab_edge and ab_period passed in from src_sel)</w:t>
+      </w:r>
+    </w:p>
+    <w:p>
+      <w:pPr>
+        <w:pStyle w:val="ListParagraph"/>
+        <w:numPr>
+          <w:ilvl w:val="0"/>
+          <w:numId w:val="1"/>
+        </w:numPr>
+      </w:pPr>
+      <w:r>
+        <w:t>1</w:t>
+      </w:r>
+      <w:r>
+        <w:rPr>
+          <w:vertAlign w:val="superscript"/>
+        </w:rPr>
+        <w:t>st</w:t>
+      </w:r>
+      <w:r>
+        <w:t xml:space="preserve"> z_edge received sets angle to 0 de</w:t>
+      </w:r>
+      <w:r>
+        <w:t>g, then every other z_edge sets to 0deg.</w:t>
+      </w:r>
+    </w:p>
+    <w:p>
+      <w:pPr>
+        <w:pStyle w:val="ListParagraph"/>
+        <w:numPr>
+          <w:ilvl w:val="0"/>
+          <w:numId w:val="1"/>
+        </w:numPr>
+      </w:pPr>
+      <w:r>
+        <w:t>angle_nco_ab_inc</w:t>
+      </w:r>
+      <w:r>
+        <w:t xml:space="preserve"> – calculated once after rst</w:t>
       </w:r>
     </w:p>
     <w:p>
@@ -580,7 +1085,19 @@
         </w:numPr>
       </w:pPr>
       <w:r>
-        <w:t>ab_edge = crank_ab_edge</w:t>
+        <w:t>if src_sel = 0:</w:t>
+      </w:r>
+      <w:r>
+        <w:br/>
+      </w:r>
+      <w:r>
+        <w:t xml:space="preserve">    </w:t>
+      </w:r>
+      <w:r>
+        <w:t>angle</w:t>
+      </w:r>
+      <w:r>
+        <w:t>_nco_ab_inc = 2^32 / crank_n_teeth</w:t>
       </w:r>
     </w:p>
     <w:p>
@@ -592,7 +1109,43 @@
         </w:numPr>
       </w:pPr>
       <w:r>
-        <w:t>z_edge = crank_z_edge</w:t>
+        <w:t>if src_sel = 1:</w:t>
+      </w:r>
+      <w:r>
+        <w:br/>
+      </w:r>
+      <w:r>
+        <w:t xml:space="preserve"> </w:t>
+      </w:r>
+      <w:r>
+        <w:t xml:space="preserve">   </w:t>
+      </w:r>
+      <w:r>
+        <w:t>angle</w:t>
+      </w:r>
+      <w:r>
+        <w:t>_nco_ab_inc = 2^32 / enc_n_ppr</w:t>
+      </w:r>
+    </w:p>
+    <w:p>
+      <w:pPr>
+        <w:pStyle w:val="ListParagraph"/>
+        <w:numPr>
+          <w:ilvl w:val="0"/>
+          <w:numId w:val="1"/>
+        </w:numPr>
+      </w:pPr>
+      <w:r>
+        <w:t xml:space="preserve">calc nco </w:t>
+      </w:r>
+      <w:r>
+        <w:t>at each ab_edge (</w:t>
+      </w:r>
+      <w:r>
+        <w:t>needed by both angle.vhd and pll.vhd</w:t>
+      </w:r>
+      <w:r>
+        <w:t>)</w:t>
       </w:r>
     </w:p>
     <w:p>
@@ -604,7 +1157,40 @@
         </w:numPr>
       </w:pPr>
       <w:r>
-        <w:t>ppr_conf = crank_ppr_conf</w:t>
+        <w:t>angle_nco_clk_inc = speed</w:t>
+      </w:r>
+      <w:r>
+        <w:t>_nco_</w:t>
+      </w:r>
+      <w:r>
+        <w:t>ab</w:t>
+      </w:r>
+      <w:r>
+        <w:t>_inc / ab_period</w:t>
+      </w:r>
+    </w:p>
+    <w:p>
+      <w:pPr>
+        <w:pStyle w:val="ListParagraph"/>
+        <w:numPr>
+          <w:ilvl w:val="0"/>
+          <w:numId w:val="1"/>
+        </w:numPr>
+      </w:pPr>
+      <w:r>
+        <w:t>divider successful operation tracked with div_valid</w:t>
+      </w:r>
+    </w:p>
+    <w:p>
+      <w:pPr>
+        <w:pStyle w:val="ListParagraph"/>
+        <w:numPr>
+          <w:ilvl w:val="0"/>
+          <w:numId w:val="1"/>
+        </w:numPr>
+      </w:pPr>
+      <w:r>
+        <w:t>interpolation enable/disable:</w:t>
       </w:r>
     </w:p>
     <w:p>
@@ -616,7 +1202,7 @@
         </w:numPr>
       </w:pPr>
       <w:r>
-        <w:t>ab_period = crank_tooth_period</w:t>
+        <w:t>when angle_interp_en = 0, only update angle_deg on each ab_ege.</w:t>
       </w:r>
     </w:p>
     <w:p>
@@ -628,82 +1214,29 @@
         </w:numPr>
       </w:pPr>
       <w:r>
-        <w:t>ab_count = crank_ab_count</w:t>
-      </w:r>
-    </w:p>
-    <w:p>
-      <w:pPr>
-        <w:pStyle w:val="ListParagraph"/>
-        <w:numPr>
-          <w:ilvl w:val="0"/>
-          <w:numId w:val="1"/>
-        </w:numPr>
-      </w:pPr>
-      <w:r>
-        <w:t>when src_sel = 1:</w:t>
-      </w:r>
-    </w:p>
-    <w:p>
-      <w:pPr>
-        <w:pStyle w:val="ListParagraph"/>
-        <w:numPr>
-          <w:ilvl w:val="1"/>
-          <w:numId w:val="1"/>
-        </w:numPr>
-      </w:pPr>
-      <w:r>
-        <w:t>ab_edge = enc_ab_edge</w:t>
-      </w:r>
-    </w:p>
-    <w:p>
-      <w:pPr>
-        <w:pStyle w:val="ListParagraph"/>
-        <w:numPr>
-          <w:ilvl w:val="1"/>
-          <w:numId w:val="1"/>
-        </w:numPr>
-      </w:pPr>
-      <w:r>
-        <w:t>z_edge = enc_z_edge</w:t>
-      </w:r>
-    </w:p>
-    <w:p>
-      <w:pPr>
-        <w:pStyle w:val="ListParagraph"/>
-        <w:numPr>
-          <w:ilvl w:val="1"/>
-          <w:numId w:val="1"/>
-        </w:numPr>
-      </w:pPr>
-      <w:r>
-        <w:t>ppr_conf = enc_ppr_conf</w:t>
-      </w:r>
-    </w:p>
-    <w:p>
-      <w:pPr>
-        <w:pStyle w:val="ListParagraph"/>
-        <w:numPr>
-          <w:ilvl w:val="1"/>
-          <w:numId w:val="1"/>
-        </w:numPr>
-      </w:pPr>
-      <w:r>
-        <w:t>ab_period = enc_ab_period</w:t>
-      </w:r>
-    </w:p>
-    <w:p>
-      <w:pPr>
-        <w:pStyle w:val="ListParagraph"/>
-        <w:numPr>
-          <w:ilvl w:val="1"/>
-          <w:numId w:val="1"/>
-        </w:numPr>
-      </w:pPr>
-      <w:r>
-        <w:t>ab_count = enc_ab_count</w:t>
-      </w:r>
-    </w:p>
-    <w:p>
+        <w:t>when angle_interp_en = 1, calculate angle_nco_clk_inc on each ab_edge, add to accumulator on each clk, and add to angle_deg updated on each ab_edge</w:t>
+      </w:r>
+    </w:p>
+    <w:p>
+      <w:pPr>
+        <w:pStyle w:val="ListParagraph"/>
+        <w:numPr>
+          <w:ilvl w:val="0"/>
+          <w:numId w:val="1"/>
+        </w:numPr>
+      </w:pPr>
+      <w:r>
+        <w:t>calc angle_deg = angle_nco_accum</w:t>
+      </w:r>
+    </w:p>
+    <w:p>
+      <w:r>
+        <w:rPr>
+          <w:b/>
+          <w:bCs/>
+        </w:rPr>
+        <w:br/>
+      </w:r>
       <w:r>
         <w:rPr>
           <w:b/>
@@ -712,540 +1245,22 @@
         <w:t xml:space="preserve">axi config: </w:t>
       </w:r>
       <w:r>
-        <w:t>src_sel</w:t>
-      </w:r>
-    </w:p>
-    <w:p>
-      <w:pPr>
-        <w:rPr>
-          <w:b/>
-          <w:bCs/>
-          <w:u w:val="single"/>
-        </w:rPr>
-      </w:pPr>
-      <w:r>
-        <w:br/>
-      </w:r>
-      <w:r>
-        <w:rPr>
-          <w:b/>
-          <w:bCs/>
-          <w:u w:val="single"/>
-        </w:rPr>
-        <w:t>ref_sel:</w:t>
-      </w:r>
-    </w:p>
-    <w:p>
-      <w:pPr>
-        <w:pStyle w:val="ListParagraph"/>
-        <w:numPr>
-          <w:ilvl w:val="0"/>
-          <w:numId w:val="1"/>
-        </w:numPr>
-      </w:pPr>
-      <w:r>
-        <w:t>when ref_sel = 0:</w:t>
-      </w:r>
-    </w:p>
-    <w:p>
-      <w:pPr>
-        <w:pStyle w:val="ListParagraph"/>
-        <w:numPr>
-          <w:ilvl w:val="1"/>
-          <w:numId w:val="1"/>
-        </w:numPr>
-      </w:pPr>
-      <w:r>
-        <w:t>ref_edge = cam_</w:t>
-      </w:r>
-      <w:r>
-        <w:t>edge</w:t>
-      </w:r>
-    </w:p>
-    <w:p>
-      <w:pPr>
-        <w:pStyle w:val="ListParagraph"/>
-        <w:numPr>
-          <w:ilvl w:val="0"/>
-          <w:numId w:val="1"/>
-        </w:numPr>
-      </w:pPr>
-      <w:r>
-        <w:t>when ref_sel = 1:</w:t>
-      </w:r>
-    </w:p>
-    <w:p>
-      <w:pPr>
-        <w:pStyle w:val="ListParagraph"/>
-        <w:numPr>
-          <w:ilvl w:val="1"/>
-          <w:numId w:val="1"/>
-        </w:numPr>
-      </w:pPr>
-      <w:r>
-        <w:t>ref_edge = peak_</w:t>
-      </w:r>
-      <w:r>
-        <w:t>edge</w:t>
-      </w:r>
-    </w:p>
-    <w:p>
-      <w:r>
-        <w:rPr>
-          <w:b/>
-          <w:bCs/>
-        </w:rPr>
-        <w:lastRenderedPageBreak/>
-        <w:t>axi config:</w:t>
-      </w:r>
-      <w:r>
-        <w:t xml:space="preserve"> ref_sel</w:t>
-      </w:r>
-    </w:p>
-    <w:p>
-      <w:r>
-        <w:br/>
-      </w:r>
-      <w:r>
-        <w:rPr>
-          <w:b/>
-          <w:bCs/>
-          <w:u w:val="single"/>
-        </w:rPr>
-        <w:t>angle (was angle_calc):</w:t>
-      </w:r>
-    </w:p>
-    <w:p>
-      <w:pPr>
-        <w:pStyle w:val="ListParagraph"/>
-        <w:numPr>
-          <w:ilvl w:val="0"/>
-          <w:numId w:val="1"/>
-        </w:numPr>
-      </w:pPr>
-      <w:r>
-        <w:t>linearly interpolation of engine angle (Bresenham method) – ab_edge and ab_period passed in from src_sel)</w:t>
-      </w:r>
-    </w:p>
-    <w:p>
-      <w:pPr>
-        <w:pStyle w:val="ListParagraph"/>
-        <w:numPr>
-          <w:ilvl w:val="0"/>
-          <w:numId w:val="1"/>
-        </w:numPr>
-      </w:pPr>
-      <w:r>
-        <w:t>1</w:t>
-      </w:r>
-      <w:r>
-        <w:rPr>
-          <w:vertAlign w:val="superscript"/>
-        </w:rPr>
-        <w:t>st</w:t>
-      </w:r>
-      <w:r>
-        <w:t xml:space="preserve"> z_edge received sets angle to 0 de</w:t>
-      </w:r>
-      <w:r>
-        <w:t>g, then every other z_edge sets to 0deg.</w:t>
-      </w:r>
-    </w:p>
-    <w:p>
-      <w:r>
-        <w:rPr>
-          <w:b/>
-          <w:bCs/>
-        </w:rPr>
-        <w:t xml:space="preserve">axi config: </w:t>
-      </w:r>
-    </w:p>
-    <w:p>
-      <w:r>
-        <w:rPr>
-          <w:b/>
-          <w:bCs/>
-        </w:rPr>
-        <w:t xml:space="preserve">inputs: </w:t>
-      </w:r>
-      <w:r>
-        <w:t>ab_edge</w:t>
-      </w:r>
-      <w:r>
-        <w:br/>
-        <w:t xml:space="preserve">                 z_edge</w:t>
-      </w:r>
-      <w:r>
-        <w:br/>
-        <w:t xml:space="preserve">                 ab_period</w:t>
-      </w:r>
-    </w:p>
-    <w:p>
-      <w:r>
-        <w:rPr>
-          <w:b/>
-          <w:bCs/>
-        </w:rPr>
-        <w:t xml:space="preserve">outputs: </w:t>
-      </w:r>
-      <w:r>
-        <w:t>angle_deg (16bit, 0-7199, 0.1deg/LSB)</w:t>
-      </w:r>
-    </w:p>
-    <w:p/>
-    <w:p>
-      <w:pPr>
-        <w:rPr>
-          <w:b/>
-          <w:bCs/>
-          <w:u w:val="single"/>
-        </w:rPr>
-      </w:pPr>
-      <w:r>
-        <w:rPr>
-          <w:b/>
-          <w:bCs/>
-          <w:u w:val="single"/>
-        </w:rPr>
-        <w:t>phase (was phase_detector):</w:t>
-      </w:r>
-    </w:p>
-    <w:p>
-      <w:pPr>
-        <w:pStyle w:val="ListParagraph"/>
-        <w:numPr>
-          <w:ilvl w:val="0"/>
-          <w:numId w:val="1"/>
-        </w:numPr>
-      </w:pPr>
-      <w:r>
-        <w:t>phase_raw calc (0 when 0 &lt;= angle_deg &lt;= 3599, 1 when 360</w:t>
-      </w:r>
-      <w:r>
-        <w:t>0</w:t>
-      </w:r>
-      <w:r>
-        <w:t xml:space="preserve"> &lt;= angle_deg &lt;= 7199)</w:t>
-      </w:r>
-    </w:p>
-    <w:p>
-      <w:pPr>
-        <w:pStyle w:val="ListParagraph"/>
-        <w:numPr>
-          <w:ilvl w:val="0"/>
-          <w:numId w:val="1"/>
-        </w:numPr>
-      </w:pPr>
-      <w:r>
-        <w:t>phase_inv, phase_ref_ok, phase_inv_latch and phase_ref_found all default to 0</w:t>
-      </w:r>
-    </w:p>
-    <w:p>
-      <w:pPr>
-        <w:pStyle w:val="ListParagraph"/>
-        <w:numPr>
-          <w:ilvl w:val="0"/>
-          <w:numId w:val="1"/>
-        </w:numPr>
-      </w:pPr>
-      <w:r>
-        <w:t>engine angle tracking:</w:t>
-      </w:r>
-    </w:p>
-    <w:p>
-      <w:pPr>
-        <w:pStyle w:val="ListParagraph"/>
-        <w:numPr>
-          <w:ilvl w:val="1"/>
-          <w:numId w:val="1"/>
-        </w:numPr>
-      </w:pPr>
-      <w:r>
-        <w:t>phase_ang_eng held at 0 until phase_ref_found</w:t>
-      </w:r>
-      <w:r>
-        <w:t xml:space="preserve"> = 1</w:t>
-      </w:r>
-    </w:p>
-    <w:p>
-      <w:pPr>
-        <w:pStyle w:val="ListParagraph"/>
-        <w:numPr>
-          <w:ilvl w:val="1"/>
-          <w:numId w:val="1"/>
-        </w:numPr>
-      </w:pPr>
-      <w:r>
-        <w:t>phase_ang_</w:t>
-      </w:r>
-      <w:proofErr w:type="gramStart"/>
-      <w:r>
-        <w:t>corr  =</w:t>
-      </w:r>
-      <w:proofErr w:type="gramEnd"/>
-      <w:r>
-        <w:t xml:space="preserve"> angle_deg + (phase_inv_latch * 360</w:t>
-      </w:r>
-      <w:r>
-        <w:t>0</w:t>
-      </w:r>
-      <w:r>
-        <w:t>) % 720</w:t>
-      </w:r>
-      <w:r>
-        <w:t>0</w:t>
-      </w:r>
-    </w:p>
-    <w:p>
-      <w:pPr>
-        <w:pStyle w:val="ListParagraph"/>
-        <w:numPr>
-          <w:ilvl w:val="1"/>
-          <w:numId w:val="1"/>
-        </w:numPr>
-      </w:pPr>
-      <w:r>
-        <w:t>phase_ang_eng = (phase_ang_corr + tdc_offset) % 720</w:t>
-      </w:r>
-      <w:r>
-        <w:t>0</w:t>
-      </w:r>
-    </w:p>
-    <w:p>
-      <w:pPr>
-        <w:pStyle w:val="ListParagraph"/>
-        <w:numPr>
-          <w:ilvl w:val="0"/>
-          <w:numId w:val="1"/>
-        </w:numPr>
-      </w:pPr>
-      <w:r>
-        <w:t>window detection:</w:t>
-      </w:r>
-    </w:p>
-    <w:p>
-      <w:pPr>
-        <w:pStyle w:val="ListParagraph"/>
-        <w:numPr>
-          <w:ilvl w:val="1"/>
-          <w:numId w:val="1"/>
-        </w:numPr>
-      </w:pPr>
-      <w:r>
-        <w:t>finds angle phase_ang_corr when ref_</w:t>
-      </w:r>
-      <w:r>
-        <w:t xml:space="preserve">edge </w:t>
-      </w:r>
-      <w:r>
-        <w:t>received – phase_ang_corr is shifted is phase_inv_latch = 1, moving it to window 1 if it occurs in window 2.</w:t>
-      </w:r>
-    </w:p>
-    <w:p>
-      <w:pPr>
-        <w:pStyle w:val="ListParagraph"/>
-        <w:numPr>
-          <w:ilvl w:val="1"/>
-          <w:numId w:val="1"/>
-        </w:numPr>
-      </w:pPr>
-      <w:r>
-        <w:t>window 1 = phase_ref_ang +- phase_ref_ang_tol</w:t>
-      </w:r>
-    </w:p>
-    <w:p>
-      <w:pPr>
-        <w:pStyle w:val="ListParagraph"/>
-        <w:numPr>
-          <w:ilvl w:val="1"/>
-          <w:numId w:val="1"/>
-        </w:numPr>
-      </w:pPr>
-      <w:r>
-        <w:t>window 2 = (window 1 + 360</w:t>
-      </w:r>
-      <w:r>
-        <w:t>deg</w:t>
-      </w:r>
-      <w:r>
-        <w:t>) % 720</w:t>
-      </w:r>
-      <w:r>
-        <w:t>deg</w:t>
-      </w:r>
-    </w:p>
-    <w:p>
-      <w:pPr>
-        <w:pStyle w:val="ListParagraph"/>
-        <w:numPr>
-          <w:ilvl w:val="1"/>
-          <w:numId w:val="1"/>
-        </w:numPr>
-      </w:pPr>
-      <w:r>
-        <w:t>if ref_</w:t>
-      </w:r>
-      <w:r>
-        <w:t>edge</w:t>
-      </w:r>
-      <w:r>
-        <w:t xml:space="preserve"> occurs in window 1, phase_inv = 0 and phase_ref_det = 1</w:t>
-      </w:r>
-    </w:p>
-    <w:p>
-      <w:pPr>
-        <w:pStyle w:val="ListParagraph"/>
-        <w:numPr>
-          <w:ilvl w:val="1"/>
-          <w:numId w:val="1"/>
-        </w:numPr>
-      </w:pPr>
-      <w:r>
-        <w:t>if ref_</w:t>
-      </w:r>
-      <w:r>
-        <w:t>edge</w:t>
-      </w:r>
-      <w:r>
-        <w:t xml:space="preserve"> occurs in window 2, phase_inv = 1 and phase_ref_det = 1</w:t>
-      </w:r>
-    </w:p>
-    <w:p>
-      <w:pPr>
-        <w:pStyle w:val="ListParagraph"/>
-        <w:numPr>
-          <w:ilvl w:val="1"/>
-          <w:numId w:val="1"/>
-        </w:numPr>
-      </w:pPr>
-      <w:r>
-        <w:t xml:space="preserve">the </w:t>
-      </w:r>
-      <w:proofErr w:type="gramStart"/>
-      <w:r>
-        <w:t>first time</w:t>
-      </w:r>
-      <w:proofErr w:type="gramEnd"/>
-      <w:r>
-        <w:t xml:space="preserve"> phase_ref_det = 1 phase_inv is latched into phase_inv_latch and phase_ref_found is latched to 1 – any further occurrence of ref_</w:t>
-      </w:r>
-      <w:r>
-        <w:t xml:space="preserve">edge </w:t>
-      </w:r>
-      <w:r>
-        <w:t xml:space="preserve">should be in window 1 </w:t>
-      </w:r>
-    </w:p>
-    <w:p>
-      <w:pPr>
-        <w:pStyle w:val="ListParagraph"/>
-        <w:numPr>
-          <w:ilvl w:val="1"/>
-          <w:numId w:val="1"/>
-        </w:numPr>
-      </w:pPr>
-      <w:r>
-        <w:t>phase_eng = phase_raw XOR phase_inv_latch</w:t>
-      </w:r>
-    </w:p>
-    <w:p>
-      <w:pPr>
-        <w:pStyle w:val="ListParagraph"/>
-        <w:numPr>
-          <w:ilvl w:val="1"/>
-          <w:numId w:val="1"/>
-        </w:numPr>
-      </w:pPr>
-      <w:r>
-        <w:t>each occurrence of phase_ref_det increments phase_ref_det_count</w:t>
-      </w:r>
-    </w:p>
-    <w:p>
-      <w:pPr>
-        <w:pStyle w:val="ListParagraph"/>
-        <w:numPr>
-          <w:ilvl w:val="1"/>
-          <w:numId w:val="1"/>
-        </w:numPr>
-      </w:pPr>
-      <w:r>
-        <w:t>if phase_ref_found = 1:</w:t>
-      </w:r>
-    </w:p>
-    <w:p>
-      <w:pPr>
-        <w:pStyle w:val="ListParagraph"/>
-        <w:numPr>
-          <w:ilvl w:val="2"/>
-          <w:numId w:val="1"/>
-        </w:numPr>
-      </w:pPr>
-      <w:r>
-        <w:t>when phase_ref_det = 1 and phase_inv =</w:t>
-      </w:r>
-      <w:r>
-        <w:t xml:space="preserve"> phase_inv_latch</w:t>
-      </w:r>
-      <w:r>
-        <w:t>, phase_ref_ok = 1 (registered)</w:t>
-      </w:r>
-    </w:p>
-    <w:p>
-      <w:pPr>
-        <w:pStyle w:val="ListParagraph"/>
-        <w:numPr>
-          <w:ilvl w:val="2"/>
-          <w:numId w:val="1"/>
-        </w:numPr>
-      </w:pPr>
-      <w:r>
-        <w:t>when phase_ref_det = 1 and phase_</w:t>
-      </w:r>
-      <w:proofErr w:type="gramStart"/>
-      <w:r>
-        <w:t xml:space="preserve">inv </w:t>
-      </w:r>
-      <w:r>
-        <w:t>!</w:t>
-      </w:r>
-      <w:proofErr w:type="gramEnd"/>
-      <w:r>
-        <w:t>= phase_inv_latch</w:t>
-      </w:r>
-      <w:r>
-        <w:t>, phase_ref_ok = 0 (registered)</w:t>
-      </w:r>
-    </w:p>
-    <w:p>
-      <w:pPr>
-        <w:pStyle w:val="ListParagraph"/>
-        <w:numPr>
-          <w:ilvl w:val="2"/>
-          <w:numId w:val="1"/>
-        </w:numPr>
-      </w:pPr>
-      <w:r>
-        <w:t>if 3x z_edge pulses are received without phase_ref_det_count incrementing, phase_ref_ok = 0 (registered)</w:t>
-      </w:r>
-    </w:p>
-    <w:p>
-      <w:r>
-        <w:rPr>
-          <w:b/>
-          <w:bCs/>
-        </w:rPr>
-        <w:t xml:space="preserve">axi config: </w:t>
-      </w:r>
-      <w:r>
-        <w:t>phase_ref_ang (expected position of the reference pulse in angle_deg)</w:t>
-      </w:r>
-      <w:r>
-        <w:br/>
-        <w:t xml:space="preserve">                        phase_ref_ang_tol (+- tolerance on the above)</w:t>
-      </w:r>
-      <w:r>
-        <w:br/>
-        <w:t xml:space="preserve">                        tdc_offset (tdc offset from crank 0deg to engine TDC)</w:t>
+        <w:t>crank_n_teeth</w:t>
+      </w:r>
+      <w:r>
+        <w:br/>
+        <w:t xml:space="preserve">                        enc_n_ppr</w:t>
+      </w:r>
+      <w:r>
+        <w:br/>
+        <w:t xml:space="preserve">                        src_sel</w:t>
+      </w:r>
+      <w:r>
+        <w:tab/>
+      </w:r>
+      <w:r>
+        <w:br/>
+        <w:t xml:space="preserve">                        angle_interp_en</w:t>
       </w:r>
     </w:p>
     <w:p>
@@ -1258,6 +1273,388 @@
         <w:t xml:space="preserve">inputs: </w:t>
       </w:r>
       <w:r>
+        <w:t>ab_edge</w:t>
+      </w:r>
+      <w:r>
+        <w:br/>
+        <w:t xml:space="preserve">                 z_edge</w:t>
+      </w:r>
+      <w:r>
+        <w:br/>
+        <w:t xml:space="preserve">                 ab_period</w:t>
+      </w:r>
+    </w:p>
+    <w:p>
+      <w:r>
+        <w:rPr>
+          <w:b/>
+          <w:bCs/>
+        </w:rPr>
+        <w:t xml:space="preserve">outputs: </w:t>
+      </w:r>
+      <w:r>
+        <w:t>angle_deg (16bit, 0-7199, 0.1deg/LSB)</w:t>
+      </w:r>
+      <w:r>
+        <w:br/>
+        <w:t xml:space="preserve">                    angle_nco_accum</w:t>
+      </w:r>
+      <w:r>
+        <w:br/>
+        <w:t xml:space="preserve">                    angle_nco_clk_inc</w:t>
+      </w:r>
+      <w:r>
+        <w:br/>
+        <w:t xml:space="preserve">                    angle_nco_ab_inc</w:t>
+      </w:r>
+      <w:r>
+        <w:br/>
+      </w:r>
+    </w:p>
+    <w:p>
+      <w:pPr>
+        <w:rPr>
+          <w:b/>
+          <w:bCs/>
+          <w:sz w:val="36"/>
+          <w:szCs w:val="36"/>
+          <w:u w:val="single"/>
+        </w:rPr>
+      </w:pPr>
+      <w:r>
+        <w:rPr>
+          <w:b/>
+          <w:bCs/>
+          <w:sz w:val="36"/>
+          <w:szCs w:val="36"/>
+          <w:u w:val="single"/>
+        </w:rPr>
+        <w:t>phase:</w:t>
+      </w:r>
+    </w:p>
+    <w:p>
+      <w:pPr>
+        <w:pStyle w:val="ListParagraph"/>
+        <w:numPr>
+          <w:ilvl w:val="0"/>
+          <w:numId w:val="1"/>
+        </w:numPr>
+      </w:pPr>
+      <w:r>
+        <w:t>phase_raw calc (0 when 0 &lt;= angle_deg &lt;= 3599, 1 when 360</w:t>
+      </w:r>
+      <w:r>
+        <w:t>0</w:t>
+      </w:r>
+      <w:r>
+        <w:t xml:space="preserve"> &lt;= angle_deg &lt;= 7199)</w:t>
+      </w:r>
+    </w:p>
+    <w:p>
+      <w:pPr>
+        <w:pStyle w:val="ListParagraph"/>
+        <w:numPr>
+          <w:ilvl w:val="0"/>
+          <w:numId w:val="1"/>
+        </w:numPr>
+      </w:pPr>
+      <w:r>
+        <w:t>phase_inv, phase_ref_ok, phase_inv_latch and phase_ref_found all default to 0</w:t>
+      </w:r>
+    </w:p>
+    <w:p>
+      <w:pPr>
+        <w:pStyle w:val="ListParagraph"/>
+        <w:numPr>
+          <w:ilvl w:val="0"/>
+          <w:numId w:val="1"/>
+        </w:numPr>
+      </w:pPr>
+      <w:r>
+        <w:t>engine angle tracking:</w:t>
+      </w:r>
+    </w:p>
+    <w:p>
+      <w:pPr>
+        <w:pStyle w:val="ListParagraph"/>
+        <w:numPr>
+          <w:ilvl w:val="1"/>
+          <w:numId w:val="1"/>
+        </w:numPr>
+      </w:pPr>
+      <w:r>
+        <w:t>phase_ang_eng held at 0 until phase_ref_found</w:t>
+      </w:r>
+      <w:r>
+        <w:t xml:space="preserve"> = 1</w:t>
+      </w:r>
+    </w:p>
+    <w:p>
+      <w:pPr>
+        <w:pStyle w:val="ListParagraph"/>
+        <w:numPr>
+          <w:ilvl w:val="1"/>
+          <w:numId w:val="1"/>
+        </w:numPr>
+      </w:pPr>
+      <w:r>
+        <w:t>phase_ang_corr  = angle_deg + (phase_inv_latch * 360</w:t>
+      </w:r>
+      <w:r>
+        <w:t>0</w:t>
+      </w:r>
+      <w:r>
+        <w:t>) % 720</w:t>
+      </w:r>
+      <w:r>
+        <w:t>0</w:t>
+      </w:r>
+    </w:p>
+    <w:p>
+      <w:pPr>
+        <w:pStyle w:val="ListParagraph"/>
+        <w:numPr>
+          <w:ilvl w:val="1"/>
+          <w:numId w:val="1"/>
+        </w:numPr>
+      </w:pPr>
+      <w:r>
+        <w:t>phase_ang_eng = (phase_ang_corr + tdc_offset) % 720</w:t>
+      </w:r>
+      <w:r>
+        <w:t>0</w:t>
+      </w:r>
+    </w:p>
+    <w:p>
+      <w:pPr>
+        <w:pStyle w:val="ListParagraph"/>
+        <w:numPr>
+          <w:ilvl w:val="0"/>
+          <w:numId w:val="1"/>
+        </w:numPr>
+      </w:pPr>
+      <w:r>
+        <w:t>window detection:</w:t>
+      </w:r>
+    </w:p>
+    <w:p>
+      <w:pPr>
+        <w:pStyle w:val="ListParagraph"/>
+        <w:numPr>
+          <w:ilvl w:val="1"/>
+          <w:numId w:val="1"/>
+        </w:numPr>
+      </w:pPr>
+      <w:r>
+        <w:t>finds angle phase_ang_corr when ref_</w:t>
+      </w:r>
+      <w:r>
+        <w:t xml:space="preserve">edge </w:t>
+      </w:r>
+      <w:r>
+        <w:t>received – phase_ang_corr is shifted is phase_inv_latch = 1, moving it to window 1 if it occurs in window 2.</w:t>
+      </w:r>
+    </w:p>
+    <w:p>
+      <w:pPr>
+        <w:pStyle w:val="ListParagraph"/>
+        <w:numPr>
+          <w:ilvl w:val="1"/>
+          <w:numId w:val="1"/>
+        </w:numPr>
+      </w:pPr>
+      <w:r>
+        <w:t>window 1 = phase_ref_ang +- phase_ref_ang_tol</w:t>
+      </w:r>
+    </w:p>
+    <w:p>
+      <w:pPr>
+        <w:pStyle w:val="ListParagraph"/>
+        <w:numPr>
+          <w:ilvl w:val="1"/>
+          <w:numId w:val="1"/>
+        </w:numPr>
+      </w:pPr>
+      <w:r>
+        <w:t>window 2 = (window 1 + 360</w:t>
+      </w:r>
+      <w:r>
+        <w:t>deg</w:t>
+      </w:r>
+      <w:r>
+        <w:t>) % 720</w:t>
+      </w:r>
+      <w:r>
+        <w:t>deg</w:t>
+      </w:r>
+    </w:p>
+    <w:p>
+      <w:pPr>
+        <w:pStyle w:val="ListParagraph"/>
+        <w:numPr>
+          <w:ilvl w:val="1"/>
+          <w:numId w:val="1"/>
+        </w:numPr>
+      </w:pPr>
+      <w:r>
+        <w:t>if ref_</w:t>
+      </w:r>
+      <w:r>
+        <w:t>edge</w:t>
+      </w:r>
+      <w:r>
+        <w:t xml:space="preserve"> occurs in window 1, phase_inv = 0 and phase_ref_det = 1</w:t>
+      </w:r>
+    </w:p>
+    <w:p>
+      <w:pPr>
+        <w:pStyle w:val="ListParagraph"/>
+        <w:numPr>
+          <w:ilvl w:val="1"/>
+          <w:numId w:val="1"/>
+        </w:numPr>
+      </w:pPr>
+      <w:r>
+        <w:t>if ref_</w:t>
+      </w:r>
+      <w:r>
+        <w:t>edge</w:t>
+      </w:r>
+      <w:r>
+        <w:t xml:space="preserve"> occurs in window 2, phase_inv = 1 and phase_ref_det = 1</w:t>
+      </w:r>
+    </w:p>
+    <w:p>
+      <w:pPr>
+        <w:pStyle w:val="ListParagraph"/>
+        <w:numPr>
+          <w:ilvl w:val="1"/>
+          <w:numId w:val="1"/>
+        </w:numPr>
+      </w:pPr>
+      <w:r>
+        <w:t>the first time phase_ref_det = 1 phase_inv is latched into phase_inv_latch and phase_ref_found is latched to 1 – any further occurrence of ref_</w:t>
+      </w:r>
+      <w:r>
+        <w:t xml:space="preserve">edge </w:t>
+      </w:r>
+      <w:r>
+        <w:t xml:space="preserve">should be in window 1 </w:t>
+      </w:r>
+    </w:p>
+    <w:p>
+      <w:pPr>
+        <w:pStyle w:val="ListParagraph"/>
+        <w:numPr>
+          <w:ilvl w:val="1"/>
+          <w:numId w:val="1"/>
+        </w:numPr>
+      </w:pPr>
+      <w:r>
+        <w:t>phase_eng = phase_raw XOR phase_inv_latch</w:t>
+      </w:r>
+    </w:p>
+    <w:p>
+      <w:pPr>
+        <w:pStyle w:val="ListParagraph"/>
+        <w:numPr>
+          <w:ilvl w:val="1"/>
+          <w:numId w:val="1"/>
+        </w:numPr>
+      </w:pPr>
+      <w:r>
+        <w:t>each occurrence of phase_ref_det increments phase_ref_det_count</w:t>
+      </w:r>
+    </w:p>
+    <w:p>
+      <w:pPr>
+        <w:pStyle w:val="ListParagraph"/>
+        <w:numPr>
+          <w:ilvl w:val="1"/>
+          <w:numId w:val="1"/>
+        </w:numPr>
+      </w:pPr>
+      <w:r>
+        <w:t>if phase_ref_found = 1:</w:t>
+      </w:r>
+    </w:p>
+    <w:p>
+      <w:pPr>
+        <w:pStyle w:val="ListParagraph"/>
+        <w:numPr>
+          <w:ilvl w:val="2"/>
+          <w:numId w:val="1"/>
+        </w:numPr>
+      </w:pPr>
+      <w:r>
+        <w:t>when phase_ref_det = 1 and phase_inv =</w:t>
+      </w:r>
+      <w:r>
+        <w:t xml:space="preserve"> phase_inv_latch</w:t>
+      </w:r>
+      <w:r>
+        <w:t>, phase_ref_ok = 1 (registered)</w:t>
+      </w:r>
+    </w:p>
+    <w:p>
+      <w:pPr>
+        <w:pStyle w:val="ListParagraph"/>
+        <w:numPr>
+          <w:ilvl w:val="2"/>
+          <w:numId w:val="1"/>
+        </w:numPr>
+      </w:pPr>
+      <w:r>
+        <w:t xml:space="preserve">when phase_ref_det = 1 and phase_inv </w:t>
+      </w:r>
+      <w:r>
+        <w:t>!= phase_inv_latch</w:t>
+      </w:r>
+      <w:r>
+        <w:t>, phase_ref_ok = 0 (registered)</w:t>
+      </w:r>
+    </w:p>
+    <w:p>
+      <w:pPr>
+        <w:pStyle w:val="ListParagraph"/>
+        <w:numPr>
+          <w:ilvl w:val="2"/>
+          <w:numId w:val="1"/>
+        </w:numPr>
+      </w:pPr>
+      <w:r>
+        <w:t>if 3x z_edge pulses are received without phase_ref_det_count incrementing, phase_ref_ok = 0 (registered)</w:t>
+      </w:r>
+    </w:p>
+    <w:p>
+      <w:r>
+        <w:rPr>
+          <w:b/>
+          <w:bCs/>
+        </w:rPr>
+        <w:t xml:space="preserve">axi config: </w:t>
+      </w:r>
+      <w:r>
+        <w:t>phase_ref_ang (expected position of the reference pulse in angle_deg)</w:t>
+      </w:r>
+      <w:r>
+        <w:br/>
+        <w:t xml:space="preserve">                        phase_ref_ang_tol (+- tolerance on the above)</w:t>
+      </w:r>
+      <w:r>
+        <w:br/>
+        <w:t xml:space="preserve">                        tdc_offset (tdc offset from crank 0deg to engine TDC)</w:t>
+      </w:r>
+    </w:p>
+    <w:p>
+      <w:r>
+        <w:rPr>
+          <w:b/>
+          <w:bCs/>
+        </w:rPr>
+        <w:t xml:space="preserve">inputs: </w:t>
+      </w:r>
+      <w:r>
         <w:t>ref_</w:t>
       </w:r>
       <w:r>
@@ -1312,6 +1709,9 @@
       </w:r>
       <w:r>
         <w:br/>
+      </w:r>
+      <w:r>
+        <w:lastRenderedPageBreak/>
         <w:t xml:space="preserve">                    phase_inv (0 and phase_ref_ok means ref_</w:t>
       </w:r>
       <w:r>
@@ -1354,13 +1754,21 @@
       </w:r>
     </w:p>
     <w:p>
-      <w:r>
-        <w:rPr>
-          <w:b/>
-          <w:bCs/>
+      <w:pPr>
+        <w:rPr>
+          <w:sz w:val="36"/>
+          <w:szCs w:val="36"/>
+        </w:rPr>
+      </w:pPr>
+      <w:r>
+        <w:rPr>
+          <w:b/>
+          <w:bCs/>
+          <w:sz w:val="36"/>
+          <w:szCs w:val="36"/>
           <w:u w:val="single"/>
         </w:rPr>
-        <w:t>sync (was sync_fsm):</w:t>
+        <w:t>sync:</w:t>
       </w:r>
     </w:p>
     <w:p>
@@ -1484,11 +1892,10 @@
         <w:t xml:space="preserve">sync_full </w:t>
       </w:r>
       <w:r>
-        <w:t>(=1 when sync_state = 3)</w:t>
-      </w:r>
-      <w:r>
-        <w:br/>
-        <w:t xml:space="preserve">                    sync_fault_count</w:t>
+        <w:t>(=1 when sync_stat</w:t>
+      </w:r>
+      <w:r>
+        <w:t>e = 3)</w:t>
       </w:r>
     </w:p>
     <w:p>
@@ -1505,6 +1912,8 @@
         <w:rPr>
           <w:b/>
           <w:bCs/>
+          <w:sz w:val="36"/>
+          <w:szCs w:val="36"/>
           <w:u w:val="single"/>
         </w:rPr>
       </w:pPr>
@@ -1512,6 +1921,8 @@
         <w:rPr>
           <w:b/>
           <w:bCs/>
+          <w:sz w:val="36"/>
+          <w:szCs w:val="36"/>
           <w:u w:val="single"/>
         </w:rPr>
         <w:t>speed:</w:t>
@@ -1622,15 +2033,269 @@
           <w:b/>
           <w:bCs/>
         </w:rPr>
+        <w:t xml:space="preserve">outputs: </w:t>
+      </w:r>
+      <w:r>
+        <w:t>speed_rpm_slow</w:t>
+      </w:r>
+      <w:r>
+        <w:br/>
+        <w:t xml:space="preserve">                    speed_rpm_fast</w:t>
+      </w:r>
+    </w:p>
+    <w:p>
+      <w:pPr>
+        <w:rPr>
+          <w:b/>
+          <w:bCs/>
+          <w:sz w:val="36"/>
+          <w:szCs w:val="36"/>
+          <w:u w:val="single"/>
+        </w:rPr>
+      </w:pPr>
+      <w:r>
+        <w:br/>
+      </w:r>
+      <w:r>
+        <w:rPr>
+          <w:b/>
+          <w:bCs/>
+          <w:sz w:val="36"/>
+          <w:szCs w:val="36"/>
+          <w:u w:val="single"/>
+        </w:rPr>
+        <w:t>pll:</w:t>
+      </w:r>
+    </w:p>
+    <w:p>
+      <w:pPr>
+        <w:pStyle w:val="ListParagraph"/>
+        <w:numPr>
+          <w:ilvl w:val="0"/>
+          <w:numId w:val="1"/>
+        </w:numPr>
+      </w:pPr>
+      <w:r>
+        <w:t>NCO creates hi-res angle value that’s most accurate that angle_deg to enable sampling at small angle increments</w:t>
+      </w:r>
+    </w:p>
+    <w:p>
+      <w:pPr>
+        <w:pStyle w:val="ListParagraph"/>
+        <w:numPr>
+          <w:ilvl w:val="0"/>
+          <w:numId w:val="1"/>
+        </w:numPr>
+      </w:pPr>
+      <w:r>
         <w:lastRenderedPageBreak/>
+        <w:t>PI loop calculates at each ab_edge – i-term calculation ab_period at the integration dt to compensate for different frequency of updates due to varying engine speed.</w:t>
+      </w:r>
+    </w:p>
+    <w:p>
+      <w:pPr>
+        <w:pStyle w:val="ListParagraph"/>
+        <w:numPr>
+          <w:ilvl w:val="0"/>
+          <w:numId w:val="1"/>
+        </w:numPr>
+      </w:pPr>
+      <w:r>
+        <w:t>n</w:t>
+      </w:r>
+      <w:r>
+        <w:t>co or PI loop aren’t</w:t>
+      </w:r>
+      <w:r>
+        <w:t xml:space="preserve"> allowed to </w:t>
+      </w:r>
+      <w:r>
+        <w:t>start</w:t>
+      </w:r>
+      <w:r>
+        <w:t xml:space="preserve"> until sync_full = </w:t>
+      </w:r>
+      <w:r>
+        <w:t>1</w:t>
+      </w:r>
+    </w:p>
+    <w:p>
+      <w:pPr>
+        <w:pStyle w:val="ListParagraph"/>
+        <w:numPr>
+          <w:ilvl w:val="0"/>
+          <w:numId w:val="1"/>
+        </w:numPr>
+      </w:pPr>
+      <w:r>
+        <w:t>pll_ang_hires held at 0 until sync_full = 1</w:t>
+      </w:r>
+    </w:p>
+    <w:p>
+      <w:pPr>
+        <w:pStyle w:val="ListParagraph"/>
+        <w:numPr>
+          <w:ilvl w:val="0"/>
+          <w:numId w:val="1"/>
+        </w:numPr>
+      </w:pPr>
+      <w:r>
+        <w:t xml:space="preserve">pll_cycle_ab_count: increments on </w:t>
+      </w:r>
+      <w:r>
+        <w:t>every ab_edge</w:t>
+      </w:r>
+      <w:r>
+        <w:t xml:space="preserve"> and resets every 2</w:t>
+      </w:r>
+      <w:r>
+        <w:rPr>
+          <w:vertAlign w:val="superscript"/>
+        </w:rPr>
+        <w:t>nd</w:t>
+      </w:r>
+      <w:r>
+        <w:t xml:space="preserve"> z_edge (counts to ppr_conf * 2 every 2 revolutions before reset to 0)</w:t>
+      </w:r>
+    </w:p>
+    <w:p>
+      <w:pPr>
+        <w:pStyle w:val="ListParagraph"/>
+        <w:numPr>
+          <w:ilvl w:val="0"/>
+          <w:numId w:val="1"/>
+        </w:numPr>
+      </w:pPr>
+      <w:r>
+        <w:t xml:space="preserve">pll_phase_err = pll_nco_accum – </w:t>
+      </w:r>
+      <w:r>
+        <w:t xml:space="preserve">(ab_count * </w:t>
+      </w:r>
+      <w:r>
+        <w:t>pll_nco_ab_inc</w:t>
+      </w:r>
+      <w:r>
+        <w:t>)</w:t>
+      </w:r>
+    </w:p>
+    <w:p>
+      <w:r>
+        <w:rPr>
+          <w:b/>
+          <w:bCs/>
+        </w:rPr>
+        <w:br/>
+      </w:r>
+      <w:r>
+        <w:rPr>
+          <w:b/>
+          <w:bCs/>
+        </w:rPr>
+        <w:t xml:space="preserve">axi config: </w:t>
+      </w:r>
+      <w:r>
+        <w:t>pll_kp</w:t>
+      </w:r>
+      <w:r>
+        <w:br/>
+        <w:t xml:space="preserve">                        pll_ki</w:t>
+      </w:r>
+      <w:r>
+        <w:br/>
+        <w:t xml:space="preserve">                        pll_corr_dir</w:t>
+      </w:r>
+      <w:r>
+        <w:br/>
+        <w:t xml:space="preserve">                        pll_corr_max</w:t>
+      </w:r>
+      <w:r>
+        <w:br/>
+      </w:r>
+    </w:p>
+    <w:p>
+      <w:r>
+        <w:rPr>
+          <w:b/>
+          <w:bCs/>
+        </w:rPr>
+        <w:t xml:space="preserve">inputs: </w:t>
+      </w:r>
+      <w:r>
+        <w:t>sync_</w:t>
+      </w:r>
+      <w:r>
+        <w:t>full</w:t>
+      </w:r>
+      <w:r>
+        <w:rPr>
+          <w:b/>
+          <w:bCs/>
+        </w:rPr>
+        <w:br/>
+      </w:r>
+      <w:r>
+        <w:t xml:space="preserve">                 phase_eng</w:t>
+      </w:r>
+      <w:r>
+        <w:br/>
+        <w:t xml:space="preserve">                 ab_count (from src_sel)</w:t>
+      </w:r>
+      <w:r>
+        <w:br/>
+        <w:t xml:space="preserve">                 ab_edge (from src_sel)                </w:t>
+      </w:r>
+      <w:r>
+        <w:br/>
+        <w:t xml:space="preserve">                 ab_period (from src_sel)</w:t>
+      </w:r>
+      <w:r>
+        <w:br/>
+        <w:t xml:space="preserve">                 z_edge (from src_sel)</w:t>
+      </w:r>
+    </w:p>
+    <w:p>
+      <w:r>
+        <w:rPr>
+          <w:b/>
+          <w:bCs/>
+        </w:rPr>
         <w:t xml:space="preserve">outputs: </w:t>
       </w:r>
       <w:r>
-        <w:t>speed_rpm_slow</w:t>
-      </w:r>
-      <w:r>
-        <w:br/>
-        <w:t xml:space="preserve">                    speed_rpm_fast</w:t>
+        <w:t>pll_ang_hires (16bit, 0-7199, 0.1deg/LSB)</w:t>
+      </w:r>
+      <w:r>
+        <w:br/>
+        <w:t xml:space="preserve">                    pll_div_valid</w:t>
+      </w:r>
+      <w:r>
+        <w:br/>
+        <w:t xml:space="preserve">                    pll_nco_inc</w:t>
+      </w:r>
+      <w:r>
+        <w:br/>
+        <w:t xml:space="preserve">                    pll_nco_accum</w:t>
+      </w:r>
+      <w:r>
+        <w:br/>
+        <w:t xml:space="preserve">                    pll_phase_err</w:t>
+      </w:r>
+      <w:r>
+        <w:br/>
+        <w:t xml:space="preserve">                    pll_p_term</w:t>
+      </w:r>
+      <w:r>
+        <w:br/>
+        <w:t xml:space="preserve">                    pll_i_term</w:t>
+      </w:r>
+      <w:r>
+        <w:br/>
+        <w:t xml:space="preserve">                    pll_pi_corr (signed value)</w:t>
+      </w:r>
+      <w:r>
+        <w:br/>
+        <w:t xml:space="preserve">                    pll_cycle_ab_count</w:t>
       </w:r>
     </w:p>
     <w:p>
@@ -1641,182 +2306,483 @@
           <w:u w:val="single"/>
         </w:rPr>
       </w:pPr>
-      <w:r>
-        <w:br/>
-      </w:r>
-      <w:r>
-        <w:rPr>
-          <w:b/>
-          <w:bCs/>
+    </w:p>
+    <w:p>
+      <w:pPr>
+        <w:rPr>
+          <w:b/>
+          <w:bCs/>
+          <w:sz w:val="36"/>
+          <w:szCs w:val="36"/>
           <w:u w:val="single"/>
         </w:rPr>
-        <w:t>pll (was angle_engine):</w:t>
-      </w:r>
-    </w:p>
-    <w:p>
-      <w:pPr>
-        <w:pStyle w:val="ListParagraph"/>
-        <w:numPr>
-          <w:ilvl w:val="0"/>
-          <w:numId w:val="1"/>
-        </w:numPr>
-      </w:pPr>
-      <w:r>
-        <w:t>NCO creates hi-res angle value that’s most accurate that angle_deg to enable sampling at small angle increments</w:t>
-      </w:r>
-    </w:p>
-    <w:p>
-      <w:pPr>
-        <w:pStyle w:val="ListParagraph"/>
-        <w:numPr>
-          <w:ilvl w:val="0"/>
-          <w:numId w:val="1"/>
-        </w:numPr>
-      </w:pPr>
-      <w:r>
-        <w:t>PI loop calculates at each ab_edge – i-term calculation ab_period at the integration dt to compensate for different frequency of updates due to varying engine speed.</w:t>
-      </w:r>
-    </w:p>
-    <w:p>
-      <w:pPr>
-        <w:pStyle w:val="ListParagraph"/>
-        <w:numPr>
-          <w:ilvl w:val="0"/>
-          <w:numId w:val="1"/>
-        </w:numPr>
-      </w:pPr>
-      <w:r>
-        <w:t>Calculates nco_inc and each ab_edge (divider successful operation tracked with div_valid)</w:t>
-      </w:r>
-    </w:p>
-    <w:p>
-      <w:pPr>
-        <w:pStyle w:val="ListParagraph"/>
-        <w:numPr>
-          <w:ilvl w:val="0"/>
-          <w:numId w:val="1"/>
-        </w:numPr>
-      </w:pPr>
-      <w:r>
-        <w:t>n</w:t>
-      </w:r>
-      <w:r>
-        <w:t>co or PI loop aren’t</w:t>
-      </w:r>
-      <w:r>
-        <w:t xml:space="preserve"> allowed to </w:t>
-      </w:r>
-      <w:r>
-        <w:t>start</w:t>
-      </w:r>
-      <w:r>
-        <w:t xml:space="preserve"> until sync_full = </w:t>
-      </w:r>
-      <w:r>
-        <w:t>1</w:t>
-      </w:r>
-    </w:p>
-    <w:p>
-      <w:pPr>
-        <w:pStyle w:val="ListParagraph"/>
-        <w:numPr>
-          <w:ilvl w:val="0"/>
-          <w:numId w:val="1"/>
-        </w:numPr>
-      </w:pPr>
-      <w:r>
-        <w:t>pll_ang_hires held at 0 until sync_full = 1</w:t>
-      </w:r>
-    </w:p>
-    <w:p>
-      <w:pPr>
-        <w:pStyle w:val="ListParagraph"/>
-        <w:numPr>
-          <w:ilvl w:val="0"/>
-          <w:numId w:val="1"/>
-        </w:numPr>
-      </w:pPr>
-      <w:r>
-        <w:t>pll_nco_ab_inc = (2^32) / prr_conf, calculated during config_apply</w:t>
-      </w:r>
-    </w:p>
-    <w:p>
-      <w:pPr>
-        <w:pStyle w:val="ListParagraph"/>
-        <w:numPr>
-          <w:ilvl w:val="0"/>
-          <w:numId w:val="1"/>
-        </w:numPr>
-      </w:pPr>
-      <w:r>
-        <w:t>pll_cycle_ab_count: increments on change in ab_count and resets every 2</w:t>
-      </w:r>
-      <w:r>
-        <w:rPr>
-          <w:vertAlign w:val="superscript"/>
-        </w:rPr>
-        <w:t>nd</w:t>
-      </w:r>
-      <w:r>
-        <w:t xml:space="preserve"> z_edge (counts to ppr_conf * 2 every 2 revolutions before reset to 0)</w:t>
-      </w:r>
-    </w:p>
-    <w:p>
-      <w:pPr>
-        <w:pStyle w:val="ListParagraph"/>
-        <w:numPr>
-          <w:ilvl w:val="0"/>
-          <w:numId w:val="1"/>
-        </w:numPr>
-      </w:pPr>
-      <w:r>
-        <w:t xml:space="preserve">pll_phase_err = pll_nco_accum – </w:t>
-      </w:r>
-      <w:r>
-        <w:t xml:space="preserve">(ab_count * </w:t>
-      </w:r>
-      <w:r>
-        <w:t>pll_nco_ab_inc</w:t>
+      </w:pPr>
+      <w:r>
+        <w:rPr>
+          <w:b/>
+          <w:bCs/>
+          <w:sz w:val="36"/>
+          <w:szCs w:val="36"/>
+          <w:u w:val="single"/>
+        </w:rPr>
+        <w:t>trig</w:t>
+      </w:r>
+      <w:r>
+        <w:rPr>
+          <w:b/>
+          <w:bCs/>
+          <w:sz w:val="36"/>
+          <w:szCs w:val="36"/>
+          <w:u w:val="single"/>
+        </w:rPr>
+        <w:t>:</w:t>
+      </w:r>
+    </w:p>
+    <w:p>
+      <w:pPr>
+        <w:pStyle w:val="ListParagraph"/>
+        <w:numPr>
+          <w:ilvl w:val="0"/>
+          <w:numId w:val="1"/>
+        </w:numPr>
+      </w:pPr>
+      <w:r>
+        <w:t>ang_deg != ang_deg_prev increments and internal compare counter</w:t>
+      </w:r>
+    </w:p>
+    <w:p>
+      <w:pPr>
+        <w:pStyle w:val="ListParagraph"/>
+        <w:numPr>
+          <w:ilvl w:val="0"/>
+          <w:numId w:val="1"/>
+        </w:numPr>
+      </w:pPr>
+      <w:r>
+        <w:t>after counter value matches trig_decimation, counter is reset and trig_pulse is sent</w:t>
+      </w:r>
+    </w:p>
+    <w:p>
+      <w:pPr>
+        <w:pStyle w:val="ListParagraph"/>
+        <w:numPr>
+          <w:ilvl w:val="0"/>
+          <w:numId w:val="1"/>
+        </w:numPr>
+      </w:pPr>
+      <w:r>
+        <w:t xml:space="preserve">Outputs </w:t>
+      </w:r>
+      <w:r>
+        <w:t>a</w:t>
+      </w:r>
+      <w:r>
+        <w:t xml:space="preserve"> </w:t>
+      </w:r>
+      <w:r>
+        <w:t>trig_pulse</w:t>
+      </w:r>
+      <w:r>
+        <w:t xml:space="preserve"> </w:t>
+      </w:r>
+      <w:r>
+        <w:t>with</w:t>
+      </w:r>
+      <w:r>
+        <w:t xml:space="preserve"> trig_pulse_width</w:t>
+      </w:r>
+      <w:r>
+        <w:t xml:space="preserve"> (number of cycles)</w:t>
+      </w:r>
+    </w:p>
+    <w:p>
+      <w:pPr>
+        <w:pStyle w:val="ListParagraph"/>
+        <w:numPr>
+          <w:ilvl w:val="0"/>
+          <w:numId w:val="1"/>
+        </w:numPr>
+      </w:pPr>
+      <w:r>
+        <w:t xml:space="preserve">trig_pulse_count increments on each trig_pulse and resets on </w:t>
+      </w:r>
+      <w:r>
+        <w:t xml:space="preserve">each </w:t>
+      </w:r>
+      <w:r>
+        <w:t>z_edge</w:t>
+      </w:r>
+    </w:p>
+    <w:p>
+      <w:r>
+        <w:rPr>
+          <w:b/>
+          <w:bCs/>
+        </w:rPr>
+        <w:t xml:space="preserve">axi config: </w:t>
+      </w:r>
+      <w:r>
+        <w:t>trig_decimation</w:t>
+      </w:r>
+      <w:r>
+        <w:br/>
+        <w:t xml:space="preserve">                        trig_pulse_width</w:t>
+      </w:r>
+    </w:p>
+    <w:p>
+      <w:r>
+        <w:rPr>
+          <w:b/>
+          <w:bCs/>
+        </w:rPr>
+        <w:t xml:space="preserve">inputs: </w:t>
+      </w:r>
+      <w:r>
+        <w:t>ang_</w:t>
+      </w:r>
+      <w:r>
+        <w:t>deg</w:t>
+      </w:r>
+      <w:r>
+        <w:t xml:space="preserve"> (16bit, 0-7199, 0.1deg/LSB)</w:t>
+      </w:r>
+      <w:r>
+        <w:br/>
+        <w:t xml:space="preserve">                 z_edge (from sec_sel)</w:t>
+      </w:r>
+    </w:p>
+    <w:p>
+      <w:r>
+        <w:rPr>
+          <w:b/>
+          <w:bCs/>
+        </w:rPr>
+        <w:t xml:space="preserve">outputs: </w:t>
+      </w:r>
+      <w:r>
+        <w:t>trig_pulse</w:t>
+      </w:r>
+      <w:r>
+        <w:br/>
+        <w:t xml:space="preserve">                    trig_pulse_count</w:t>
+      </w:r>
+    </w:p>
+    <w:p>
+      <w:pPr>
+        <w:rPr>
+          <w:b/>
+          <w:bCs/>
+          <w:sz w:val="36"/>
+          <w:szCs w:val="36"/>
+          <w:u w:val="single"/>
+        </w:rPr>
+      </w:pPr>
+      <w:r>
+        <w:lastRenderedPageBreak/>
+        <w:br/>
+      </w:r>
+      <w:r>
+        <w:rPr>
+          <w:b/>
+          <w:bCs/>
+          <w:sz w:val="36"/>
+          <w:szCs w:val="36"/>
+          <w:u w:val="single"/>
+        </w:rPr>
+        <w:t>ang_sel:</w:t>
+      </w:r>
+    </w:p>
+    <w:p>
+      <w:pPr>
+        <w:pStyle w:val="ListParagraph"/>
+        <w:numPr>
+          <w:ilvl w:val="0"/>
+          <w:numId w:val="1"/>
+        </w:numPr>
+      </w:pPr>
+      <w:r>
+        <w:t>Chooses between interpolated engine angle, phase_eng_ang and PLL engine angle, pll_ang_hires</w:t>
+      </w:r>
+    </w:p>
+    <w:p>
+      <w:r>
+        <w:rPr>
+          <w:b/>
+          <w:bCs/>
+        </w:rPr>
+        <w:t>axi config:</w:t>
+      </w:r>
+      <w:r>
+        <w:t xml:space="preserve"> ang_sel</w:t>
+      </w:r>
+    </w:p>
+    <w:p>
+      <w:r>
+        <w:rPr>
+          <w:b/>
+          <w:bCs/>
+        </w:rPr>
+        <w:t>inputs:</w:t>
+      </w:r>
+      <w:r>
+        <w:t xml:space="preserve"> phase_eng_ang</w:t>
+      </w:r>
+      <w:r>
+        <w:br/>
+        <w:t xml:space="preserve">                 pll_ang_hires</w:t>
+      </w:r>
+    </w:p>
+    <w:p>
+      <w:r>
+        <w:rPr>
+          <w:b/>
+          <w:bCs/>
+        </w:rPr>
+        <w:t xml:space="preserve">outputs: </w:t>
+      </w:r>
+      <w:r>
+        <w:t>ang_deg</w:t>
+      </w:r>
+    </w:p>
+    <w:p/>
+    <w:p>
+      <w:pPr>
+        <w:rPr>
+          <w:b/>
+          <w:bCs/>
+          <w:sz w:val="36"/>
+          <w:szCs w:val="36"/>
+          <w:u w:val="single"/>
+        </w:rPr>
+      </w:pPr>
+      <w:r>
+        <w:rPr>
+          <w:b/>
+          <w:bCs/>
+          <w:sz w:val="36"/>
+          <w:szCs w:val="36"/>
+          <w:u w:val="single"/>
+        </w:rPr>
+        <w:t>pac</w:t>
+      </w:r>
+      <w:r>
+        <w:rPr>
+          <w:b/>
+          <w:bCs/>
+          <w:sz w:val="36"/>
+          <w:szCs w:val="36"/>
+          <w:u w:val="single"/>
+        </w:rPr>
+        <w:t>k</w:t>
+      </w:r>
+      <w:r>
+        <w:rPr>
+          <w:b/>
+          <w:bCs/>
+          <w:sz w:val="36"/>
+          <w:szCs w:val="36"/>
+          <w:u w:val="single"/>
+        </w:rPr>
+        <w:t>:</w:t>
+      </w:r>
+    </w:p>
+    <w:p>
+      <w:pPr>
+        <w:pStyle w:val="ListParagraph"/>
+        <w:numPr>
+          <w:ilvl w:val="0"/>
+          <w:numId w:val="1"/>
+        </w:numPr>
+      </w:pPr>
+      <w:r>
+        <w:t xml:space="preserve">tlast </w:t>
+      </w:r>
+      <w:r>
+        <w:t>on last word every</w:t>
+      </w:r>
+      <w:r>
+        <w:t xml:space="preserve"> </w:t>
+      </w:r>
+      <w:r>
+        <w:t>2 cycles (1440 deg)</w:t>
+      </w:r>
+    </w:p>
+    <w:p>
+      <w:pPr>
+        <w:pStyle w:val="ListParagraph"/>
+        <w:numPr>
+          <w:ilvl w:val="0"/>
+          <w:numId w:val="1"/>
+        </w:numPr>
+      </w:pPr>
+      <w:r>
+        <w:t>double-buffer</w:t>
+      </w:r>
+      <w:r>
+        <w:t xml:space="preserve"> DMA (</w:t>
+      </w:r>
+      <w:r>
+        <w:t>2</w:t>
+      </w:r>
+      <w:r>
+        <w:t xml:space="preserve"> </w:t>
+      </w:r>
+      <w:r>
+        <w:t>cycles per buffer</w:t>
       </w:r>
       <w:r>
         <w:t>)</w:t>
       </w:r>
     </w:p>
     <w:p>
-      <w:r>
-        <w:rPr>
-          <w:b/>
-          <w:bCs/>
-        </w:rPr>
-        <w:br/>
-      </w:r>
-      <w:r>
-        <w:rPr>
-          <w:b/>
-          <w:bCs/>
-        </w:rPr>
-        <w:t xml:space="preserve">axi config: </w:t>
-      </w:r>
-      <w:r>
-        <w:t>pll_kp</w:t>
-      </w:r>
-      <w:r>
-        <w:br/>
-        <w:t xml:space="preserve">                        pll_ki</w:t>
-      </w:r>
-      <w:r>
-        <w:br/>
-        <w:t xml:space="preserve">                        pll_corr_dir</w:t>
-      </w:r>
-      <w:r>
-        <w:br/>
-        <w:t xml:space="preserve">                        pll_corr_max</w:t>
-      </w:r>
-      <w:r>
-        <w:br/>
-      </w:r>
-    </w:p>
-    <w:p>
+      <w:pPr>
+        <w:pStyle w:val="ListParagraph"/>
+        <w:numPr>
+          <w:ilvl w:val="0"/>
+          <w:numId w:val="1"/>
+        </w:numPr>
+      </w:pPr>
+      <w:r>
+        <w:t>buffer size can be changed using axi reg DMA_BUFFER_SIZE and these steps:</w:t>
+      </w:r>
+    </w:p>
+    <w:p>
+      <w:pPr>
+        <w:pStyle w:val="ListParagraph"/>
+        <w:numPr>
+          <w:ilvl w:val="1"/>
+          <w:numId w:val="1"/>
+        </w:numPr>
+      </w:pPr>
+      <w:r>
+        <w:t>PS stops processing</w:t>
+      </w:r>
+    </w:p>
+    <w:p>
+      <w:pPr>
+        <w:pStyle w:val="ListParagraph"/>
+        <w:numPr>
+          <w:ilvl w:val="1"/>
+          <w:numId w:val="1"/>
+        </w:numPr>
+      </w:pPr>
+      <w:r>
+        <w:t>PS reallocates DMS buffers at new size</w:t>
+      </w:r>
+    </w:p>
+    <w:p>
+      <w:pPr>
+        <w:pStyle w:val="ListParagraph"/>
+        <w:numPr>
+          <w:ilvl w:val="1"/>
+          <w:numId w:val="1"/>
+        </w:numPr>
+      </w:pPr>
+      <w:r>
+        <w:t>PS write new size to DMA_BUFFER_SIZE reg</w:t>
+      </w:r>
+    </w:p>
+    <w:p>
+      <w:pPr>
+        <w:pStyle w:val="ListParagraph"/>
+        <w:numPr>
+          <w:ilvl w:val="1"/>
+          <w:numId w:val="1"/>
+        </w:numPr>
+      </w:pPr>
+      <w:r>
+        <w:t>PS sets config_apply (auto-clearing)</w:t>
+      </w:r>
+    </w:p>
+    <w:p>
+      <w:pPr>
+        <w:pStyle w:val="ListParagraph"/>
+        <w:numPr>
+          <w:ilvl w:val="1"/>
+          <w:numId w:val="1"/>
+        </w:numPr>
+      </w:pPr>
+      <w:r>
+        <w:t>PS resubmits DMA descriptors with new buffer size</w:t>
+      </w:r>
+    </w:p>
+    <w:p>
+      <w:r>
+        <w:rPr>
+          <w:b/>
+          <w:bCs/>
+        </w:rPr>
+        <w:t>packet format:</w:t>
+      </w:r>
+      <w:r>
+        <w:rPr>
+          <w:b/>
+          <w:bCs/>
+        </w:rPr>
+        <w:br/>
+      </w:r>
+      <w:r>
+        <w:t>Word 0: [31:16] ang_deg [15:0] speed_rpm_fast</w:t>
+      </w:r>
+      <w:r>
+        <w:br/>
+      </w:r>
+      <w:r>
+        <w:t>Word 1: [31:16] DI[7:0] + pad [15:0] ADC_ch1 (12-bit, zero-padded)</w:t>
+      </w:r>
+      <w:r>
+        <w:br/>
+      </w:r>
+      <w:r>
+        <w:t>Word 2: [31:16] ADC_ch2 [15:0] ADC_ch3</w:t>
+      </w:r>
+      <w:r>
+        <w:br/>
+      </w:r>
+      <w:r>
+        <w:t>Word 3: [31:16] ADC_ch4 [15:0] ADC_ch5</w:t>
+      </w:r>
+      <w:r>
+        <w:br/>
+      </w:r>
+      <w:r>
+        <w:t>Word 4: [31:16] ADC_ch6 [15:0] reserved</w:t>
+      </w:r>
+    </w:p>
+    <w:p>
+      <w:r>
+        <w:rPr>
+          <w:b/>
+          <w:bCs/>
+        </w:rPr>
+        <w:t xml:space="preserve">12bit xadc padding: </w:t>
+      </w:r>
+      <w:r>
+        <w:t>"0000" &amp; adc_data(11 downto 0)</w:t>
+      </w:r>
+    </w:p>
+    <w:p>
+      <w:pPr>
+        <w:rPr>
+          <w:b/>
+          <w:bCs/>
+        </w:rPr>
+      </w:pPr>
+      <w:r>
+        <w:rPr>
+          <w:b/>
+          <w:bCs/>
+        </w:rPr>
+        <w:t>axi config:</w:t>
+      </w:r>
+    </w:p>
+    <w:p>
+      <w:pPr>
+        <w:rPr>
+          <w:b/>
+          <w:bCs/>
+        </w:rPr>
+      </w:pPr>
       <w:r>
         <w:rPr>
           <w:b/>
@@ -1825,47 +2791,28 @@
         <w:t xml:space="preserve">inputs: </w:t>
       </w:r>
       <w:r>
-        <w:t>sync_</w:t>
-      </w:r>
-      <w:r>
-        <w:t>full</w:t>
-      </w:r>
-      <w:r>
-        <w:rPr>
-          <w:b/>
-          <w:bCs/>
-        </w:rPr>
-        <w:br/>
-      </w:r>
-      <w:r>
-        <w:t xml:space="preserve">                 phase_eng</w:t>
-      </w:r>
-      <w:r>
-        <w:br/>
-        <w:t xml:space="preserve">                 ab_count (from src_sel)</w:t>
-      </w:r>
-      <w:r>
-        <w:br/>
-        <w:t xml:space="preserve">                 ab_edge (from src_</w:t>
-      </w:r>
-      <w:proofErr w:type="gramStart"/>
-      <w:r>
-        <w:t xml:space="preserve">sel)   </w:t>
-      </w:r>
-      <w:proofErr w:type="gramEnd"/>
-      <w:r>
-        <w:t xml:space="preserve">             </w:t>
-      </w:r>
-      <w:r>
-        <w:br/>
-        <w:t xml:space="preserve">                 ab_period (from src_sel)</w:t>
-      </w:r>
-      <w:r>
-        <w:br/>
-        <w:t xml:space="preserve">                 z_edge (from src_sel)</w:t>
-      </w:r>
-    </w:p>
-    <w:p>
+        <w:t>DI ch1-8</w:t>
+      </w:r>
+      <w:r>
+        <w:br/>
+        <w:t xml:space="preserve">                 ADC ch1-6</w:t>
+      </w:r>
+      <w:r>
+        <w:br/>
+        <w:t xml:space="preserve">                 ang_deg</w:t>
+      </w:r>
+      <w:r>
+        <w:br/>
+        <w:t xml:space="preserve">                 speed_rpm_fast</w:t>
+      </w:r>
+    </w:p>
+    <w:p>
+      <w:pPr>
+        <w:rPr>
+          <w:b/>
+          <w:bCs/>
+        </w:rPr>
+      </w:pPr>
       <w:r>
         <w:rPr>
           <w:b/>
@@ -1874,210 +2821,145 @@
         <w:t xml:space="preserve">outputs: </w:t>
       </w:r>
       <w:r>
-        <w:t>pll_ang_hires (16bit, 0-7199, 0.1deg/LSB)</w:t>
-      </w:r>
-      <w:r>
-        <w:br/>
-        <w:t xml:space="preserve">                    pll_div_valid</w:t>
-      </w:r>
-      <w:r>
-        <w:br/>
-        <w:t xml:space="preserve">                    pll_nco_inc</w:t>
-      </w:r>
-      <w:r>
-        <w:br/>
-        <w:t xml:space="preserve">                    pll_nco_accum</w:t>
-      </w:r>
-      <w:r>
-        <w:br/>
-        <w:t xml:space="preserve">                    pll_phase_err</w:t>
-      </w:r>
-      <w:r>
-        <w:br/>
-        <w:t xml:space="preserve">                    pll_p_term</w:t>
-      </w:r>
-      <w:r>
-        <w:br/>
-        <w:t xml:space="preserve">                    pll_i_term</w:t>
-      </w:r>
-      <w:r>
-        <w:br/>
-        <w:t xml:space="preserve">                    pll_pi_corr (signed value)</w:t>
-      </w:r>
-      <w:r>
-        <w:br/>
-        <w:t xml:space="preserve">                    </w:t>
-      </w:r>
-      <w:r>
-        <w:t>pll_cycle_ab_count</w:t>
-      </w:r>
-    </w:p>
-    <w:p>
-      <w:pPr>
-        <w:rPr>
-          <w:b/>
-          <w:bCs/>
+        <w:t>AXI DMA stream</w:t>
+      </w:r>
+    </w:p>
+    <w:p>
+      <w:pPr>
+        <w:rPr>
+          <w:b/>
+          <w:bCs/>
+          <w:sz w:val="36"/>
+          <w:szCs w:val="36"/>
           <w:u w:val="single"/>
         </w:rPr>
       </w:pPr>
-    </w:p>
-    <w:p>
-      <w:pPr>
-        <w:rPr>
-          <w:b/>
-          <w:bCs/>
+      <w:r>
+        <w:br/>
+      </w:r>
+      <w:r>
+        <w:rPr>
+          <w:b/>
+          <w:bCs/>
+          <w:sz w:val="36"/>
+          <w:szCs w:val="36"/>
           <w:u w:val="single"/>
         </w:rPr>
-      </w:pPr>
-      <w:r>
-        <w:rPr>
-          <w:b/>
-          <w:bCs/>
+        <w:t>fault</w:t>
+      </w:r>
+      <w:r>
+        <w:rPr>
+          <w:b/>
+          <w:bCs/>
+          <w:sz w:val="36"/>
+          <w:szCs w:val="36"/>
           <w:u w:val="single"/>
         </w:rPr>
-        <w:t>trig (was sample trigger):</w:t>
-      </w:r>
-    </w:p>
-    <w:p>
-      <w:pPr>
-        <w:pStyle w:val="ListParagraph"/>
-        <w:numPr>
-          <w:ilvl w:val="0"/>
-          <w:numId w:val="1"/>
-        </w:numPr>
-      </w:pPr>
-      <w:r>
-        <w:t>ang_</w:t>
-      </w:r>
-      <w:proofErr w:type="gramStart"/>
-      <w:r>
-        <w:t>deg !</w:t>
-      </w:r>
-      <w:proofErr w:type="gramEnd"/>
-      <w:r>
-        <w:t>= ang_deg_prev increments and internal compare counter</w:t>
-      </w:r>
-    </w:p>
-    <w:p>
-      <w:pPr>
-        <w:pStyle w:val="ListParagraph"/>
-        <w:numPr>
-          <w:ilvl w:val="0"/>
-          <w:numId w:val="1"/>
-        </w:numPr>
-      </w:pPr>
-      <w:r>
-        <w:t>after counter value matches trig_decimation, counter is reset and trig_pulse is sent</w:t>
-      </w:r>
-    </w:p>
-    <w:p>
-      <w:pPr>
-        <w:pStyle w:val="ListParagraph"/>
-        <w:numPr>
-          <w:ilvl w:val="0"/>
-          <w:numId w:val="1"/>
-        </w:numPr>
-      </w:pPr>
-      <w:r>
-        <w:t xml:space="preserve">Outputs </w:t>
-      </w:r>
-      <w:r>
-        <w:t>a</w:t>
-      </w:r>
-      <w:r>
-        <w:t xml:space="preserve"> </w:t>
-      </w:r>
-      <w:r>
-        <w:t>trig_pulse</w:t>
-      </w:r>
-      <w:r>
-        <w:t xml:space="preserve"> </w:t>
-      </w:r>
-      <w:r>
-        <w:t>with</w:t>
-      </w:r>
-      <w:r>
-        <w:t xml:space="preserve"> trig_pulse_width</w:t>
-      </w:r>
-      <w:r>
-        <w:t xml:space="preserve"> (number of cycles)</w:t>
-      </w:r>
-    </w:p>
-    <w:p>
-      <w:pPr>
-        <w:pStyle w:val="ListParagraph"/>
-        <w:numPr>
-          <w:ilvl w:val="0"/>
-          <w:numId w:val="1"/>
-        </w:numPr>
-      </w:pPr>
-      <w:r>
-        <w:t xml:space="preserve">trig_pulse_count increments on each trig_pulse and resets on </w:t>
-      </w:r>
-      <w:r>
-        <w:t xml:space="preserve">each </w:t>
-      </w:r>
-      <w:r>
-        <w:t>z_edge</w:t>
-      </w:r>
-    </w:p>
-    <w:p>
-      <w:r>
-        <w:rPr>
-          <w:b/>
-          <w:bCs/>
-        </w:rPr>
+        <w:t>:</w:t>
+      </w:r>
+    </w:p>
+    <w:p>
+      <w:pPr>
+        <w:pStyle w:val="ListParagraph"/>
+        <w:numPr>
+          <w:ilvl w:val="0"/>
+          <w:numId w:val="1"/>
+        </w:numPr>
+      </w:pPr>
+      <w:r>
+        <w:t>Performs centralised fault detection for the whole system</w:t>
+      </w:r>
+    </w:p>
+    <w:p>
+      <w:pPr>
+        <w:pStyle w:val="ListParagraph"/>
+        <w:numPr>
+          <w:ilvl w:val="0"/>
+          <w:numId w:val="1"/>
+        </w:numPr>
+      </w:pPr>
+      <w:r>
+        <w:t>fault detection ever 2 z_edges after the first 2 z_edges have been received</w:t>
+      </w:r>
+    </w:p>
+    <w:p>
+      <w:pPr>
+        <w:pStyle w:val="ListParagraph"/>
+        <w:numPr>
+          <w:ilvl w:val="1"/>
+          <w:numId w:val="1"/>
+        </w:numPr>
+        <w:rPr>
+          <w:b/>
+          <w:bCs/>
+          <w:u w:val="single"/>
+        </w:rPr>
+      </w:pPr>
+      <w:r>
+        <w:t>cam_tooth_count = cam_n_teeth</w:t>
+      </w:r>
+    </w:p>
+    <w:p>
+      <w:pPr>
+        <w:pStyle w:val="ListParagraph"/>
+        <w:numPr>
+          <w:ilvl w:val="2"/>
+          <w:numId w:val="1"/>
+        </w:numPr>
+        <w:rPr>
+          <w:b/>
+          <w:bCs/>
+          <w:u w:val="single"/>
+        </w:rPr>
+      </w:pPr>
+      <w:r>
+        <w:t>instantaneous fault: cam_signal_fault</w:t>
+      </w:r>
+    </w:p>
+    <w:p>
+      <w:pPr>
+        <w:pStyle w:val="ListParagraph"/>
+        <w:numPr>
+          <w:ilvl w:val="2"/>
+          <w:numId w:val="1"/>
+        </w:numPr>
+      </w:pPr>
+      <w:r>
+        <w:t>fault count: cam_fault_count</w:t>
+      </w:r>
+    </w:p>
+    <w:p>
+      <w:pPr>
+        <w:pStyle w:val="ListParagraph"/>
+        <w:numPr>
+          <w:ilvl w:val="0"/>
+          <w:numId w:val="1"/>
+        </w:numPr>
+      </w:pPr>
+      <w:r>
         <w:lastRenderedPageBreak/>
-        <w:t xml:space="preserve">axi config: </w:t>
-      </w:r>
-      <w:r>
-        <w:t>trig_decimation</w:t>
-      </w:r>
-      <w:r>
-        <w:br/>
-        <w:t xml:space="preserve">                        trig_pulse_width</w:t>
-      </w:r>
-    </w:p>
-    <w:p>
-      <w:r>
-        <w:rPr>
-          <w:b/>
-          <w:bCs/>
-        </w:rPr>
-        <w:t xml:space="preserve">inputs: </w:t>
-      </w:r>
-      <w:r>
-        <w:t>ang_</w:t>
-      </w:r>
-      <w:r>
-        <w:t>deg</w:t>
-      </w:r>
-      <w:r>
-        <w:t xml:space="preserve"> (16bit, 0-7199, 0.1deg/LSB)</w:t>
-      </w:r>
-      <w:r>
-        <w:br/>
-        <w:t xml:space="preserve">                 z_edge (from sec_sel)</w:t>
-      </w:r>
-    </w:p>
-    <w:p>
-      <w:r>
-        <w:rPr>
-          <w:b/>
-          <w:bCs/>
-        </w:rPr>
-        <w:t xml:space="preserve">outputs: </w:t>
-      </w:r>
-      <w:r>
-        <w:t>trig_pulse</w:t>
-      </w:r>
-      <w:r>
-        <w:br/>
-        <w:t xml:space="preserve">                    trig_pulse_count</w:t>
-      </w:r>
-    </w:p>
-    <w:p>
-      <w:pPr>
+        <w:t>fault detection at each z_edge after 2 z_edges have been received</w:t>
+      </w:r>
+    </w:p>
+    <w:p>
+      <w:pPr>
+        <w:pStyle w:val="ListParagraph"/>
+        <w:numPr>
+          <w:ilvl w:val="1"/>
+          <w:numId w:val="1"/>
+        </w:numPr>
+      </w:pPr>
+      <w:r>
+        <w:t>crank_tooth_count /= (crank_n_teeth – crank_n_missing)</w:t>
+      </w:r>
+    </w:p>
+    <w:p>
+      <w:pPr>
+        <w:pStyle w:val="ListParagraph"/>
+        <w:numPr>
+          <w:ilvl w:val="2"/>
+          <w:numId w:val="1"/>
+        </w:numPr>
         <w:rPr>
           <w:b/>
           <w:bCs/>
@@ -2085,72 +2967,45 @@
         </w:rPr>
       </w:pPr>
       <w:r>
-        <w:br/>
-      </w:r>
-      <w:r>
+        <w:t>instantaneous fault: crank_tooth_fault</w:t>
+      </w:r>
+    </w:p>
+    <w:p>
+      <w:pPr>
+        <w:pStyle w:val="ListParagraph"/>
+        <w:numPr>
+          <w:ilvl w:val="2"/>
+          <w:numId w:val="1"/>
+        </w:numPr>
         <w:rPr>
           <w:b/>
           <w:bCs/>
           <w:u w:val="single"/>
         </w:rPr>
-        <w:t>ang_sel:</w:t>
-      </w:r>
-    </w:p>
-    <w:p>
-      <w:pPr>
-        <w:pStyle w:val="ListParagraph"/>
-        <w:numPr>
-          <w:ilvl w:val="0"/>
-          <w:numId w:val="1"/>
-        </w:numPr>
-      </w:pPr>
-      <w:r>
-        <w:t>Chooses between interpolated engine angle, phase_eng_ang and PLL engine angle, pll_ang_hires</w:t>
-      </w:r>
-    </w:p>
-    <w:p>
-      <w:r>
-        <w:rPr>
-          <w:b/>
-          <w:bCs/>
-        </w:rPr>
-        <w:t>axi config:</w:t>
-      </w:r>
-      <w:r>
-        <w:t xml:space="preserve"> ang_sel</w:t>
-      </w:r>
-    </w:p>
-    <w:p>
-      <w:r>
-        <w:rPr>
-          <w:b/>
-          <w:bCs/>
-        </w:rPr>
-        <w:t>inputs:</w:t>
-      </w:r>
-      <w:r>
-        <w:t xml:space="preserve"> phase_eng_ang</w:t>
-      </w:r>
-      <w:r>
-        <w:br/>
-        <w:t xml:space="preserve">                 pll_ang_hires</w:t>
-      </w:r>
-    </w:p>
-    <w:p>
-      <w:r>
-        <w:rPr>
-          <w:b/>
-          <w:bCs/>
-        </w:rPr>
-        <w:t xml:space="preserve">outputs: </w:t>
-      </w:r>
-      <w:r>
-        <w:t>ang_deg</w:t>
-      </w:r>
-    </w:p>
-    <w:p/>
-    <w:p>
-      <w:pPr>
+      </w:pPr>
+      <w:r>
+        <w:t>fault count: crank_fault_count</w:t>
+      </w:r>
+    </w:p>
+    <w:p>
+      <w:pPr>
+        <w:pStyle w:val="ListParagraph"/>
+        <w:numPr>
+          <w:ilvl w:val="1"/>
+          <w:numId w:val="1"/>
+        </w:numPr>
+      </w:pPr>
+      <w:r>
+        <w:t>crank_ab_count /= crank_n_teeth</w:t>
+      </w:r>
+    </w:p>
+    <w:p>
+      <w:pPr>
+        <w:pStyle w:val="ListParagraph"/>
+        <w:numPr>
+          <w:ilvl w:val="2"/>
+          <w:numId w:val="1"/>
+        </w:numPr>
         <w:rPr>
           <w:b/>
           <w:bCs/>
@@ -2158,72 +3013,89 @@
         </w:rPr>
       </w:pPr>
       <w:r>
+        <w:t>instantaneous fault: crank_ab_fault</w:t>
+      </w:r>
+    </w:p>
+    <w:p>
+      <w:pPr>
+        <w:pStyle w:val="ListParagraph"/>
+        <w:numPr>
+          <w:ilvl w:val="2"/>
+          <w:numId w:val="1"/>
+        </w:numPr>
         <w:rPr>
           <w:b/>
           <w:bCs/>
           <w:u w:val="single"/>
         </w:rPr>
-        <w:t>pack (was sample_packer):</w:t>
-      </w:r>
-    </w:p>
-    <w:p>
-      <w:pPr>
-        <w:pStyle w:val="ListParagraph"/>
-        <w:numPr>
-          <w:ilvl w:val="0"/>
-          <w:numId w:val="1"/>
-        </w:numPr>
-      </w:pPr>
-      <w:r>
-        <w:t xml:space="preserve">tlast </w:t>
-      </w:r>
-      <w:r>
-        <w:t>on last word every</w:t>
-      </w:r>
-      <w:r>
-        <w:t xml:space="preserve"> </w:t>
-      </w:r>
-      <w:r>
-        <w:t>2 cycles (1440 deg)</w:t>
-      </w:r>
-    </w:p>
-    <w:p>
-      <w:pPr>
-        <w:pStyle w:val="ListParagraph"/>
-        <w:numPr>
-          <w:ilvl w:val="0"/>
-          <w:numId w:val="1"/>
-        </w:numPr>
-      </w:pPr>
-      <w:r>
-        <w:t>double-buffer</w:t>
-      </w:r>
-      <w:r>
-        <w:t xml:space="preserve"> DMA (</w:t>
-      </w:r>
-      <w:r>
-        <w:t>2</w:t>
-      </w:r>
-      <w:r>
-        <w:t xml:space="preserve"> </w:t>
-      </w:r>
-      <w:r>
-        <w:t>cycles per buffer</w:t>
-      </w:r>
-      <w:r>
-        <w:t>)</w:t>
-      </w:r>
-    </w:p>
-    <w:p>
-      <w:pPr>
-        <w:pStyle w:val="ListParagraph"/>
-        <w:numPr>
-          <w:ilvl w:val="0"/>
-          <w:numId w:val="1"/>
-        </w:numPr>
-      </w:pPr>
-      <w:r>
-        <w:t>buffer size can be changed using axi reg DMA_BUFFER_SIZE and these steps:</w:t>
+      </w:pPr>
+      <w:r>
+        <w:t>fault count: crank_fault_count (shared with crank_tooth_fault)</w:t>
+      </w:r>
+    </w:p>
+    <w:p>
+      <w:pPr>
+        <w:pStyle w:val="ListParagraph"/>
+        <w:numPr>
+          <w:ilvl w:val="0"/>
+          <w:numId w:val="1"/>
+        </w:numPr>
+        <w:rPr>
+          <w:b/>
+          <w:bCs/>
+          <w:u w:val="single"/>
+        </w:rPr>
+      </w:pPr>
+      <w:r>
+        <w:t>on every falling edge of phase_ref_ok, increment phase_fault_count</w:t>
+      </w:r>
+    </w:p>
+    <w:p>
+      <w:pPr>
+        <w:pStyle w:val="ListParagraph"/>
+        <w:numPr>
+          <w:ilvl w:val="0"/>
+          <w:numId w:val="1"/>
+        </w:numPr>
+      </w:pPr>
+      <w:r>
+        <w:t xml:space="preserve">when sync_state = 2 or 3, check that ab_count = ppr_conf at each z_edge – </w:t>
+      </w:r>
+      <w:r>
+        <w:t>fault_</w:t>
+      </w:r>
+      <w:r>
+        <w:t xml:space="preserve">ab_count incremented if not. </w:t>
+      </w:r>
+    </w:p>
+    <w:p>
+      <w:pPr>
+        <w:pStyle w:val="ListParagraph"/>
+        <w:numPr>
+          <w:ilvl w:val="0"/>
+          <w:numId w:val="1"/>
+        </w:numPr>
+      </w:pPr>
+      <w:r>
+        <w:t xml:space="preserve">speed_rpm_slow range-checked – if &lt; 0 or &gt; </w:t>
+      </w:r>
+      <w:r>
+        <w:t>MAX_RPM</w:t>
+      </w:r>
+      <w:r>
+        <w:t xml:space="preserve"> at z_edge, increment speed_fault_count and set speed_fault</w:t>
+      </w:r>
+    </w:p>
+    <w:p>
+      <w:pPr>
+        <w:pStyle w:val="ListParagraph"/>
+        <w:numPr>
+          <w:ilvl w:val="0"/>
+          <w:numId w:val="1"/>
+        </w:numPr>
+      </w:pPr>
+      <w:r>
+        <w:t>check the PLL PI controller doesn’t get too far from the phase</w:t>
       </w:r>
     </w:p>
     <w:p>
@@ -2235,7 +3107,19 @@
         </w:numPr>
       </w:pPr>
       <w:r>
-        <w:t>PS stops processing</w:t>
+        <w:t>abs(pll_phase_error) &gt; fault_pll_phase_thresh</w:t>
+      </w:r>
+    </w:p>
+    <w:p>
+      <w:pPr>
+        <w:pStyle w:val="ListParagraph"/>
+        <w:numPr>
+          <w:ilvl w:val="0"/>
+          <w:numId w:val="1"/>
+        </w:numPr>
+      </w:pPr>
+      <w:r>
+        <w:t>fault gating for used blocks</w:t>
       </w:r>
     </w:p>
     <w:p>
@@ -2247,7 +3131,7 @@
         </w:numPr>
       </w:pPr>
       <w:r>
-        <w:t>PS reallocates DMS buffers at new size</w:t>
+        <w:t>if src_sel = 0, gate crank faults</w:t>
       </w:r>
     </w:p>
     <w:p>
@@ -2259,7 +3143,7 @@
         </w:numPr>
       </w:pPr>
       <w:r>
-        <w:t>PS write new size to DMA_BUFFER_SIZE reg</w:t>
+        <w:t>if src_sel = 1, gate enc faults</w:t>
       </w:r>
     </w:p>
     <w:p>
@@ -2271,7 +3155,10 @@
         </w:numPr>
       </w:pPr>
       <w:r>
-        <w:t>PS sets config_apply (auto-clearing)</w:t>
+        <w:t xml:space="preserve">if ref_sel = 0, gate </w:t>
+      </w:r>
+      <w:r>
+        <w:t>peak_detector faults (when peak block created)</w:t>
       </w:r>
     </w:p>
     <w:p>
@@ -2283,393 +3170,10 @@
         </w:numPr>
       </w:pPr>
       <w:r>
-        <w:t>PS resubmits DMA descriptors with new buffer size</w:t>
-      </w:r>
-    </w:p>
-    <w:p>
-      <w:r>
-        <w:rPr>
-          <w:b/>
-          <w:bCs/>
-        </w:rPr>
-        <w:t>packet format:</w:t>
-      </w:r>
-      <w:r>
-        <w:rPr>
-          <w:b/>
-          <w:bCs/>
-        </w:rPr>
-        <w:br/>
-      </w:r>
-      <w:r>
-        <w:t>Word 0: [31:16] ang_deg [15:0] speed_rpm_fast</w:t>
-      </w:r>
-      <w:r>
-        <w:br/>
-      </w:r>
-      <w:r>
-        <w:t>Word 1: [31:16] DI[7:0] + pad [15:0] ADC_ch1 (12-bit, zero-padded)</w:t>
-      </w:r>
-      <w:r>
-        <w:br/>
-      </w:r>
-      <w:r>
-        <w:t>Word 2: [31:16] ADC_ch2 [15:0] ADC_ch3</w:t>
-      </w:r>
-      <w:r>
-        <w:br/>
-      </w:r>
-      <w:r>
-        <w:t>Word 3: [31:16] ADC_ch4 [15:0] ADC_ch5</w:t>
-      </w:r>
-      <w:r>
-        <w:br/>
-      </w:r>
-      <w:r>
-        <w:t>Word 4: [31:16] ADC_ch6 [15:0] reserved</w:t>
-      </w:r>
-    </w:p>
-    <w:p>
-      <w:r>
-        <w:rPr>
-          <w:b/>
-          <w:bCs/>
-        </w:rPr>
-        <w:t xml:space="preserve">12bit xadc padding: </w:t>
-      </w:r>
-      <w:r>
-        <w:t>"0000" &amp; adc_</w:t>
-      </w:r>
-      <w:proofErr w:type="gramStart"/>
-      <w:r>
-        <w:t>data(</w:t>
-      </w:r>
-      <w:proofErr w:type="gramEnd"/>
-      <w:r>
-        <w:t>11 downto 0)</w:t>
-      </w:r>
-    </w:p>
-    <w:p>
-      <w:pPr>
-        <w:rPr>
-          <w:b/>
-          <w:bCs/>
-        </w:rPr>
-      </w:pPr>
-      <w:r>
-        <w:rPr>
-          <w:b/>
-          <w:bCs/>
-        </w:rPr>
-        <w:t>axi config:</w:t>
-      </w:r>
-    </w:p>
-    <w:p>
-      <w:pPr>
-        <w:rPr>
-          <w:b/>
-          <w:bCs/>
-        </w:rPr>
-      </w:pPr>
-      <w:r>
-        <w:rPr>
-          <w:b/>
-          <w:bCs/>
-        </w:rPr>
-        <w:t xml:space="preserve">inputs: </w:t>
-      </w:r>
-      <w:r>
-        <w:t>DI ch1-8</w:t>
-      </w:r>
-      <w:r>
-        <w:br/>
-        <w:t xml:space="preserve">                 ADC ch1-6</w:t>
-      </w:r>
-      <w:r>
-        <w:br/>
-        <w:t xml:space="preserve">                 ang_deg</w:t>
-      </w:r>
-      <w:r>
-        <w:br/>
-        <w:t xml:space="preserve">                 speed_rpm_fast</w:t>
-      </w:r>
-    </w:p>
-    <w:p>
-      <w:pPr>
-        <w:rPr>
-          <w:b/>
-          <w:bCs/>
-        </w:rPr>
-      </w:pPr>
-      <w:r>
-        <w:rPr>
-          <w:b/>
-          <w:bCs/>
-        </w:rPr>
-        <w:t xml:space="preserve">outputs: </w:t>
-      </w:r>
-      <w:r>
-        <w:t>AXI DMA stream</w:t>
-      </w:r>
-    </w:p>
-    <w:p>
-      <w:pPr>
-        <w:rPr>
-          <w:b/>
-          <w:bCs/>
-          <w:u w:val="single"/>
-        </w:rPr>
-      </w:pPr>
-      <w:r>
-        <w:br/>
-      </w:r>
-      <w:r>
-        <w:rPr>
-          <w:b/>
-          <w:bCs/>
-          <w:u w:val="single"/>
-        </w:rPr>
-        <w:t>fault</w:t>
-      </w:r>
-    </w:p>
-    <w:p>
-      <w:pPr>
-        <w:pStyle w:val="ListParagraph"/>
-        <w:numPr>
-          <w:ilvl w:val="0"/>
-          <w:numId w:val="1"/>
-        </w:numPr>
-      </w:pPr>
-      <w:r>
-        <w:lastRenderedPageBreak/>
-        <w:t>Performs centralised fault detection for the whole system</w:t>
-      </w:r>
-    </w:p>
-    <w:p>
-      <w:pPr>
-        <w:pStyle w:val="ListParagraph"/>
-        <w:numPr>
-          <w:ilvl w:val="0"/>
-          <w:numId w:val="1"/>
-        </w:numPr>
-      </w:pPr>
-      <w:r>
-        <w:t>fault detection ever 2 z_edges after the first 2 z_edges have been received</w:t>
-      </w:r>
-    </w:p>
-    <w:p>
-      <w:pPr>
-        <w:pStyle w:val="ListParagraph"/>
-        <w:numPr>
-          <w:ilvl w:val="1"/>
-          <w:numId w:val="1"/>
-        </w:numPr>
-        <w:rPr>
-          <w:b/>
-          <w:bCs/>
-          <w:u w:val="single"/>
-        </w:rPr>
-      </w:pPr>
-      <w:r>
-        <w:t>cam_tooth_count = cam_n_teeth</w:t>
-      </w:r>
-    </w:p>
-    <w:p>
-      <w:pPr>
-        <w:pStyle w:val="ListParagraph"/>
-        <w:numPr>
-          <w:ilvl w:val="2"/>
-          <w:numId w:val="1"/>
-        </w:numPr>
-        <w:rPr>
-          <w:b/>
-          <w:bCs/>
-          <w:u w:val="single"/>
-        </w:rPr>
-      </w:pPr>
-      <w:r>
-        <w:t>instantaneous fault: cam_signal_fault</w:t>
-      </w:r>
-    </w:p>
-    <w:p>
-      <w:pPr>
-        <w:pStyle w:val="ListParagraph"/>
-        <w:numPr>
-          <w:ilvl w:val="2"/>
-          <w:numId w:val="1"/>
-        </w:numPr>
-      </w:pPr>
-      <w:r>
-        <w:t>fault count: cam_fault_count</w:t>
-      </w:r>
-    </w:p>
-    <w:p>
-      <w:pPr>
-        <w:pStyle w:val="ListParagraph"/>
-        <w:numPr>
-          <w:ilvl w:val="0"/>
-          <w:numId w:val="1"/>
-        </w:numPr>
-      </w:pPr>
-      <w:r>
-        <w:t>fault detection at each z_edge after 2 z_edges have been received</w:t>
-      </w:r>
-    </w:p>
-    <w:p>
-      <w:pPr>
-        <w:pStyle w:val="ListParagraph"/>
-        <w:numPr>
-          <w:ilvl w:val="1"/>
-          <w:numId w:val="1"/>
-        </w:numPr>
-      </w:pPr>
-      <w:r>
-        <w:t>crank_tooth_count /= (crank_n_teeth – crank_n_missing)</w:t>
-      </w:r>
-    </w:p>
-    <w:p>
-      <w:pPr>
-        <w:pStyle w:val="ListParagraph"/>
-        <w:numPr>
-          <w:ilvl w:val="2"/>
-          <w:numId w:val="1"/>
-        </w:numPr>
-        <w:rPr>
-          <w:b/>
-          <w:bCs/>
-          <w:u w:val="single"/>
-        </w:rPr>
-      </w:pPr>
-      <w:r>
-        <w:t>instantaneous fault: crank_tooth_fault</w:t>
-      </w:r>
-    </w:p>
-    <w:p>
-      <w:pPr>
-        <w:pStyle w:val="ListParagraph"/>
-        <w:numPr>
-          <w:ilvl w:val="2"/>
-          <w:numId w:val="1"/>
-        </w:numPr>
-        <w:rPr>
-          <w:b/>
-          <w:bCs/>
-          <w:u w:val="single"/>
-        </w:rPr>
-      </w:pPr>
-      <w:r>
-        <w:t>fault count: crank_fault_count</w:t>
-      </w:r>
-    </w:p>
-    <w:p>
-      <w:pPr>
-        <w:pStyle w:val="ListParagraph"/>
-        <w:numPr>
-          <w:ilvl w:val="1"/>
-          <w:numId w:val="1"/>
-        </w:numPr>
-      </w:pPr>
-      <w:r>
-        <w:t>crank_ab_count /= crank_n_teeth</w:t>
-      </w:r>
-    </w:p>
-    <w:p>
-      <w:pPr>
-        <w:pStyle w:val="ListParagraph"/>
-        <w:numPr>
-          <w:ilvl w:val="2"/>
-          <w:numId w:val="1"/>
-        </w:numPr>
-        <w:rPr>
-          <w:b/>
-          <w:bCs/>
-          <w:u w:val="single"/>
-        </w:rPr>
-      </w:pPr>
-      <w:r>
-        <w:t>instantaneous fault: crank_ab_fault</w:t>
-      </w:r>
-    </w:p>
-    <w:p>
-      <w:pPr>
-        <w:pStyle w:val="ListParagraph"/>
-        <w:numPr>
-          <w:ilvl w:val="2"/>
-          <w:numId w:val="1"/>
-        </w:numPr>
-        <w:rPr>
-          <w:b/>
-          <w:bCs/>
-          <w:u w:val="single"/>
-        </w:rPr>
-      </w:pPr>
-      <w:r>
-        <w:t>fault count: crank_fault_count (shared with crank_tooth_fault)</w:t>
-      </w:r>
-    </w:p>
-    <w:p>
-      <w:pPr>
-        <w:pStyle w:val="ListParagraph"/>
-        <w:numPr>
-          <w:ilvl w:val="0"/>
-          <w:numId w:val="1"/>
-        </w:numPr>
-        <w:rPr>
-          <w:b/>
-          <w:bCs/>
-          <w:u w:val="single"/>
-        </w:rPr>
-      </w:pPr>
-      <w:r>
-        <w:t>on every falling edge of phase_ref_ok, increment phase_fault_count</w:t>
-      </w:r>
-    </w:p>
-    <w:p>
-      <w:pPr>
-        <w:pStyle w:val="ListParagraph"/>
-        <w:numPr>
-          <w:ilvl w:val="0"/>
-          <w:numId w:val="1"/>
-        </w:numPr>
-      </w:pPr>
-      <w:r>
-        <w:t xml:space="preserve">when sync_state = 2 or 3, check that ab_count = ppr_conf at each z_edge – ab_fault_count incremented if not. </w:t>
-      </w:r>
-    </w:p>
-    <w:p>
-      <w:pPr>
-        <w:pStyle w:val="ListParagraph"/>
-        <w:numPr>
-          <w:ilvl w:val="0"/>
-          <w:numId w:val="1"/>
-        </w:numPr>
-      </w:pPr>
-      <w:r>
-        <w:t>speed_rpm_slow range-checked – if &lt; 0 or &gt; 6000 at z_edge, increment speed_fault_count and set speed_fault</w:t>
-      </w:r>
-    </w:p>
-    <w:p>
-      <w:pPr>
-        <w:pStyle w:val="ListParagraph"/>
-        <w:numPr>
-          <w:ilvl w:val="0"/>
-          <w:numId w:val="1"/>
-        </w:numPr>
-      </w:pPr>
-      <w:r>
-        <w:t>check the PLL PI controller doesn’t get too far from the phase</w:t>
-      </w:r>
-    </w:p>
-    <w:p>
-      <w:pPr>
-        <w:pStyle w:val="ListParagraph"/>
-        <w:numPr>
-          <w:ilvl w:val="1"/>
-          <w:numId w:val="1"/>
-        </w:numPr>
-      </w:pPr>
-      <w:r>
-        <w:t>abs(pll_phase_error) &gt; fault_pll_phase_thresh</w:t>
+        <w:t>if ref_sel = 1, gate cam faults</w:t>
+      </w:r>
+      <w:r>
+        <w:br/>
       </w:r>
     </w:p>
     <w:p>
@@ -2858,13 +3362,29 @@
       </w:r>
       <w:r>
         <w:br/>
-      </w:r>
-    </w:p>
-    <w:p>
-      <w:pPr>
-        <w:rPr>
-          <w:b/>
-          <w:bCs/>
+        <w:t xml:space="preserve">                   </w:t>
+      </w:r>
+      <w:r>
+        <w:t>fault_enc_signal</w:t>
+      </w:r>
+      <w:r>
+        <w:br/>
+        <w:t xml:space="preserve">                   </w:t>
+      </w:r>
+      <w:r>
+        <w:t>fault_enc_count</w:t>
+      </w:r>
+      <w:r>
+        <w:br/>
+      </w:r>
+    </w:p>
+    <w:p>
+      <w:pPr>
+        <w:rPr>
+          <w:b/>
+          <w:bCs/>
+          <w:sz w:val="36"/>
+          <w:szCs w:val="36"/>
           <w:u w:val="single"/>
         </w:rPr>
       </w:pPr>
@@ -2872,8 +3392,11 @@
         <w:rPr>
           <w:b/>
           <w:bCs/>
+          <w:sz w:val="36"/>
+          <w:szCs w:val="36"/>
           <w:u w:val="single"/>
         </w:rPr>
+        <w:lastRenderedPageBreak/>
         <w:t>axi_lite_regs:</w:t>
       </w:r>
     </w:p>
@@ -2908,7 +3431,6 @@
         </w:rPr>
       </w:pPr>
       <w:r>
-        <w:lastRenderedPageBreak/>
         <w:t>R</w:t>
       </w:r>
       <w:r>
@@ -2923,12 +3445,7 @@
     </w:p>
     <w:p>
       <w:r>
-        <w:br/>
-      </w:r>
-    </w:p>
-    <w:p>
-      <w:r>
-        <w:t xml:space="preserve">  </w:t>
+        <w:t>------------------------------------------------------------------------------------------------------------------------</w:t>
       </w:r>
     </w:p>
     <w:p>
@@ -3331,19 +3848,302 @@
       <w:r>
         <w:t xml:space="preserve">A20 – </w:t>
       </w:r>
-    </w:p>
-    <w:p>
-      <w:pPr>
-        <w:pStyle w:val="ListParagraph"/>
-        <w:jc w:val="both"/>
-      </w:pPr>
+      <w:r>
+        <w:t xml:space="preserve">         </w:t>
+      </w:r>
+    </w:p>
+    <w:p>
+      <w:pPr>
+        <w:rPr>
+          <w:b/>
+          <w:bCs/>
+          <w:u w:val="single"/>
+        </w:rPr>
+      </w:pPr>
+    </w:p>
+    <w:p>
+      <w:pPr>
+        <w:rPr>
+          <w:b/>
+          <w:bCs/>
+          <w:u w:val="single"/>
+        </w:rPr>
+      </w:pPr>
+      <w:r>
+        <w:rPr>
+          <w:b/>
+          <w:bCs/>
+          <w:u w:val="single"/>
+        </w:rPr>
+        <w:t>Signal Types and Conventions</w:t>
+      </w:r>
+    </w:p>
+    <w:p>
+      <w:r>
+        <w:t>All signals are synchronous to clk (100 MHz), except the AXI-Lite interface which uses s_axi_aclk.</w:t>
+      </w:r>
+    </w:p>
+    <w:p>
+      <w:r>
+        <w:t>The angle domain: 16-bit unsigned, 0-7199, 0.1 deg per LSB (7200 counts = 720 deg = one 4-stroke cycle).</w:t>
+      </w:r>
+    </w:p>
+    <w:p>
+      <w:r>
+        <w:t>Edge strobes (_edge, _pulse suffixes):  std_logic, exactly 1 clock wide</w:t>
+      </w:r>
+    </w:p>
+    <w:p>
+      <w:r>
+        <w:t>Angle values (angle_deg, pll_ang_hires, phase_ang_eng etc):  unsigned(15 downto 0), 0-7199, 0.1 deg/LSB</w:t>
+      </w:r>
+    </w:p>
+    <w:p>
+      <w:r>
+        <w:t>ab_period, tooth_period, gap_period:  unsigned(31 downto 0), clock cycles @ 100 MHz</w:t>
+      </w:r>
+    </w:p>
+    <w:p>
+      <w:r>
+        <w:t>ppr_conf, ab_count, tooth counts:  unsigned(7 downto 0)</w:t>
+      </w:r>
+    </w:p>
+    <w:p>
+      <w:r>
+        <w:lastRenderedPageBreak/>
+        <w:t>Fault counters, speed (RPM):  unsigned(15 downto 0)</w:t>
+      </w:r>
+    </w:p>
+    <w:p>
+      <w:r>
+        <w:t>sync_state:  unsigned(1 downto 0)  0=STOPPED  1=MOVING  2=CRANK_SYNC  3=FULL_SYNC</w:t>
+      </w:r>
+    </w:p>
+    <w:p>
+      <w:r>
+        <w:t>PLL phase error, p_term, i_term, pi_corr:  signed(31 downto 0), NCO accumulator units</w:t>
+      </w:r>
+    </w:p>
+    <w:p>
+      <w:r>
+        <w:t>Single-bit flags (phase_raw, phase_eng, faults etc):  std_logic</w:t>
+      </w:r>
+    </w:p>
+    <w:p>
+      <w:r>
+        <w:rPr>
+          <w:b/>
+          <w:bCs/>
+          <w:u w:val="single"/>
+        </w:rPr>
+        <w:t>Reset Behaviour</w:t>
+      </w:r>
+    </w:p>
+    <w:p>
+      <w:r>
+        <w:t xml:space="preserve">rst = (not rst_n) OR (not config_valid). PL held in reset until PS </w:t>
+      </w:r>
+      <w:r>
+        <w:t>sets</w:t>
+      </w:r>
+      <w:r>
+        <w:t xml:space="preserve"> config_apply</w:t>
+      </w:r>
+      <w:r>
+        <w:t xml:space="preserve"> = 1(self-resetting), then a delay of RST_CYCLES (defaults to 256). config_apply latches startup config registers.</w:t>
+      </w:r>
+    </w:p>
+    <w:p>
+      <w:r>
+        <w:t>Setting config_apply during operation updates config latch registers from axi write registers, then applies the same RST_CYCLES delay before releasing reset.</w:t>
+      </w:r>
+    </w:p>
+    <w:p>
+      <w:r>
+        <w:t>AXI registers accessible during reset. All blocks reset to safe defaults on rst.</w:t>
+      </w:r>
     </w:p>
     <w:p/>
     <w:p>
       <w:r>
-        <w:t xml:space="preserve">          </w:t>
-      </w:r>
-    </w:p>
+        <w:rPr>
+          <w:b/>
+          <w:bCs/>
+        </w:rPr>
+        <w:t>Startup config (latched on config_apply):</w:t>
+      </w:r>
+    </w:p>
+    <w:p>
+      <w:r>
+        <w:t>crank_edge_sel</w:t>
+      </w:r>
+      <w:r>
+        <w:br/>
+      </w:r>
+      <w:r>
+        <w:t>crank_n_teeth</w:t>
+      </w:r>
+      <w:r>
+        <w:br/>
+        <w:t>c</w:t>
+      </w:r>
+      <w:r>
+        <w:t>rank_n_missing</w:t>
+      </w:r>
+      <w:r>
+        <w:br/>
+      </w:r>
+      <w:r>
+        <w:t>crank_gap_threshold</w:t>
+      </w:r>
+      <w:r>
+        <w:br/>
+      </w:r>
+      <w:r>
+        <w:t>cam_edge_sel</w:t>
+      </w:r>
+      <w:r>
+        <w:br/>
+      </w:r>
+      <w:r>
+        <w:t>cam_n_teeth</w:t>
+      </w:r>
+      <w:r>
+        <w:br/>
+      </w:r>
+      <w:r>
+        <w:t>enc_ab_edge_sel</w:t>
+      </w:r>
+      <w:r>
+        <w:br/>
+      </w:r>
+      <w:r>
+        <w:t>enc_z_edge_sel</w:t>
+      </w:r>
+      <w:r>
+        <w:br/>
+      </w:r>
+      <w:r>
+        <w:t>enc_n_ppr</w:t>
+      </w:r>
+      <w:r>
+        <w:br/>
+      </w:r>
+      <w:r>
+        <w:t>src_sel</w:t>
+      </w:r>
+      <w:r>
+        <w:br/>
+      </w:r>
+      <w:r>
+        <w:t>ref_sel</w:t>
+      </w:r>
+      <w:r>
+        <w:br/>
+      </w:r>
+      <w:r>
+        <w:t>ang_sel</w:t>
+      </w:r>
+    </w:p>
+    <w:p>
+      <w:pPr>
+        <w:rPr>
+          <w:b/>
+          <w:bCs/>
+        </w:rPr>
+      </w:pPr>
+    </w:p>
+    <w:p>
+      <w:pPr>
+        <w:rPr>
+          <w:b/>
+          <w:bCs/>
+        </w:rPr>
+      </w:pPr>
+      <w:r>
+        <w:rPr>
+          <w:b/>
+          <w:bCs/>
+        </w:rPr>
+        <w:t>Runtime config (direct from register, update any time):</w:t>
+      </w:r>
+    </w:p>
+    <w:p>
+      <w:r>
+        <w:t>all debounce counts</w:t>
+      </w:r>
+      <w:r>
+        <w:br/>
+        <w:t>p</w:t>
+      </w:r>
+      <w:r>
+        <w:t>ll_kp</w:t>
+      </w:r>
+      <w:r>
+        <w:br/>
+      </w:r>
+      <w:r>
+        <w:t>pll_ki</w:t>
+      </w:r>
+      <w:r>
+        <w:br/>
+      </w:r>
+      <w:r>
+        <w:t>pll_corr_dir</w:t>
+      </w:r>
+      <w:r>
+        <w:br/>
+      </w:r>
+      <w:r>
+        <w:t>pll_corr_max</w:t>
+      </w:r>
+      <w:r>
+        <w:br/>
+        <w:t>pll_phase_err_thresh</w:t>
+      </w:r>
+      <w:r>
+        <w:br/>
+      </w:r>
+      <w:r>
+        <w:t>phase_ref_ang</w:t>
+      </w:r>
+      <w:r>
+        <w:br/>
+      </w:r>
+      <w:r>
+        <w:t>phase_ref_ang_tol</w:t>
+      </w:r>
+      <w:r>
+        <w:br/>
+      </w:r>
+      <w:r>
+        <w:t>tdc_offset</w:t>
+      </w:r>
+      <w:r>
+        <w:br/>
+      </w:r>
+      <w:r>
+        <w:t>trig_decimation</w:t>
+      </w:r>
+      <w:r>
+        <w:br/>
+      </w:r>
+      <w:r>
+        <w:t>trig_pulse_width</w:t>
+      </w:r>
+      <w:r>
+        <w:br/>
+      </w:r>
+      <w:r>
+        <w:t>fault_clear</w:t>
+      </w:r>
+    </w:p>
+    <w:p>
+      <w:r>
+        <w:br w:type="page"/>
+      </w:r>
+    </w:p>
+    <w:p/>
     <w:p>
       <w:r>
         <w:rPr>
@@ -3351,473 +4151,6 @@
           <w:bCs/>
           <w:u w:val="single"/>
         </w:rPr>
-        <w:t>Notes</w:t>
-      </w:r>
-    </w:p>
-    <w:p>
-      <w:pPr>
-        <w:pStyle w:val="ListParagraph"/>
-        <w:numPr>
-          <w:ilvl w:val="0"/>
-          <w:numId w:val="1"/>
-        </w:numPr>
-      </w:pPr>
-      <w:r>
-        <w:t>all edge detect output signals are 1 clock period in duration</w:t>
-      </w:r>
-    </w:p>
-    <w:p>
-      <w:pPr>
-        <w:pStyle w:val="ListParagraph"/>
-      </w:pPr>
-    </w:p>
-    <w:p>
-      <w:pPr>
-        <w:pStyle w:val="ListParagraph"/>
-      </w:pPr>
-    </w:p>
-    <w:p>
-      <w:pPr>
-        <w:pStyle w:val="ListParagraph"/>
-      </w:pPr>
-    </w:p>
-    <w:p>
-      <w:pPr>
-        <w:pStyle w:val="ListParagraph"/>
-      </w:pPr>
-    </w:p>
-    <w:p>
-      <w:pPr>
-        <w:rPr>
-          <w:b/>
-          <w:bCs/>
-          <w:u w:val="single"/>
-        </w:rPr>
-      </w:pPr>
-      <w:r>
-        <w:rPr>
-          <w:b/>
-          <w:bCs/>
-          <w:u w:val="single"/>
-        </w:rPr>
-        <w:br/>
-      </w:r>
-    </w:p>
-    <w:p>
-      <w:pPr>
-        <w:rPr>
-          <w:b/>
-          <w:bCs/>
-          <w:u w:val="single"/>
-        </w:rPr>
-      </w:pPr>
-      <w:r>
-        <w:rPr>
-          <w:b/>
-          <w:bCs/>
-          <w:u w:val="single"/>
-        </w:rPr>
-        <w:br w:type="page"/>
-      </w:r>
-      <w:r>
-        <w:rPr>
-          <w:b/>
-          <w:bCs/>
-          <w:u w:val="single"/>
-        </w:rPr>
-        <w:lastRenderedPageBreak/>
-        <w:t>Signal Types and Conventions</w:t>
-      </w:r>
-    </w:p>
-    <w:p>
-      <w:r>
-        <w:t>All signals are synchronous to clk (100 MHz), except the AXI-Lite interface which uses s_axi_aclk.</w:t>
-      </w:r>
-    </w:p>
-    <w:p>
-      <w:r>
-        <w:t>The angle domain: 16-bit unsigned, 0-7199, 0.1 deg per LSB (7200 counts = 720 deg = one 4-stroke cycle).</w:t>
-      </w:r>
-    </w:p>
-    <w:p>
-      <w:r>
-        <w:t>Edge strobes (_edge, _pulse suffixes):  std_logic, exactly 1 clock wide</w:t>
-      </w:r>
-    </w:p>
-    <w:p>
-      <w:r>
-        <w:t xml:space="preserve">Angle values (angle_deg, pll_ang_hires, phase_ang_eng etc):  </w:t>
-      </w:r>
-      <w:proofErr w:type="gramStart"/>
-      <w:r>
-        <w:t>unsigned(</w:t>
-      </w:r>
-      <w:proofErr w:type="gramEnd"/>
-      <w:r>
-        <w:t>15 downto 0), 0-7199, 0.1 deg/LSB</w:t>
-      </w:r>
-    </w:p>
-    <w:p>
-      <w:r>
-        <w:t xml:space="preserve">ab_period, tooth_period, gap_period:  </w:t>
-      </w:r>
-      <w:proofErr w:type="gramStart"/>
-      <w:r>
-        <w:t>unsigned(</w:t>
-      </w:r>
-      <w:proofErr w:type="gramEnd"/>
-      <w:r>
-        <w:t>31 downto 0), clock cycles @ 100 MHz</w:t>
-      </w:r>
-    </w:p>
-    <w:p>
-      <w:r>
-        <w:t xml:space="preserve">ppr_conf, ab_count, tooth counts:  </w:t>
-      </w:r>
-      <w:proofErr w:type="gramStart"/>
-      <w:r>
-        <w:t>unsigned(</w:t>
-      </w:r>
-      <w:proofErr w:type="gramEnd"/>
-      <w:r>
-        <w:t>7 downto 0)</w:t>
-      </w:r>
-    </w:p>
-    <w:p>
-      <w:r>
-        <w:t xml:space="preserve">Fault counters, speed (RPM):  </w:t>
-      </w:r>
-      <w:proofErr w:type="gramStart"/>
-      <w:r>
-        <w:t>unsigned(</w:t>
-      </w:r>
-      <w:proofErr w:type="gramEnd"/>
-      <w:r>
-        <w:t>15 downto 0)</w:t>
-      </w:r>
-    </w:p>
-    <w:p>
-      <w:r>
-        <w:t xml:space="preserve">sync_state:  </w:t>
-      </w:r>
-      <w:proofErr w:type="gramStart"/>
-      <w:r>
-        <w:t>unsigned(</w:t>
-      </w:r>
-      <w:proofErr w:type="gramEnd"/>
-      <w:r>
-        <w:t>1 downto 0</w:t>
-      </w:r>
-      <w:proofErr w:type="gramStart"/>
-      <w:r>
-        <w:t>)  0</w:t>
-      </w:r>
-      <w:proofErr w:type="gramEnd"/>
-      <w:r>
-        <w:t>=STOPPED  1=MOVING  2=CRANK_SYNC  3=FULL_SYNC</w:t>
-      </w:r>
-    </w:p>
-    <w:p>
-      <w:r>
-        <w:t xml:space="preserve">PLL phase error, p_term, i_term, pi_corr:  </w:t>
-      </w:r>
-      <w:proofErr w:type="gramStart"/>
-      <w:r>
-        <w:t>signed(</w:t>
-      </w:r>
-      <w:proofErr w:type="gramEnd"/>
-      <w:r>
-        <w:t>31 downto 0), NCO accumulator units</w:t>
-      </w:r>
-    </w:p>
-    <w:p>
-      <w:r>
-        <w:t>Single-bit flags (phase_raw, phase_eng, faults etc):  std_logic</w:t>
-      </w:r>
-    </w:p>
-    <w:p>
-      <w:r>
-        <w:rPr>
-          <w:b/>
-          <w:bCs/>
-          <w:u w:val="single"/>
-        </w:rPr>
-        <w:t>Reset Behaviour</w:t>
-      </w:r>
-    </w:p>
-    <w:p>
-      <w:r>
-        <w:t xml:space="preserve">rst = (not rst_n) OR (not config_valid). PL held in reset until PS </w:t>
-      </w:r>
-      <w:r>
-        <w:t>sets</w:t>
-      </w:r>
-      <w:r>
-        <w:t xml:space="preserve"> config_apply</w:t>
-      </w:r>
-      <w:r>
-        <w:t xml:space="preserve"> = 1(self-resetting), then a delay of RST_CYCLES (defaults to 256). config_apply latches startup config registers.</w:t>
-      </w:r>
-    </w:p>
-    <w:p>
-      <w:r>
-        <w:t>Setting config_apply during operation updates config latch registers from axi write registers, then applies the same RST_CYCLES delay before releasing reset.</w:t>
-      </w:r>
-    </w:p>
-    <w:p>
-      <w:r>
-        <w:t>AXI registers accessible during reset. All blocks reset to safe defaults on rst.</w:t>
-      </w:r>
-    </w:p>
-    <w:p/>
-    <w:p>
-      <w:r>
-        <w:rPr>
-          <w:b/>
-          <w:bCs/>
-        </w:rPr>
-        <w:t>Startup config (latched on config_apply):</w:t>
-      </w:r>
-    </w:p>
-    <w:p>
-      <w:r>
-        <w:t>crank_edge_sel</w:t>
-      </w:r>
-      <w:r>
-        <w:br/>
-      </w:r>
-      <w:r>
-        <w:t>crank_n_teeth</w:t>
-      </w:r>
-      <w:r>
-        <w:br/>
-        <w:t>c</w:t>
-      </w:r>
-      <w:r>
-        <w:t>rank_n_missing</w:t>
-      </w:r>
-      <w:r>
-        <w:br/>
-      </w:r>
-      <w:r>
-        <w:t>crank_gap_threshold</w:t>
-      </w:r>
-      <w:r>
-        <w:br/>
-      </w:r>
-      <w:r>
-        <w:t>cam_edge_sel</w:t>
-      </w:r>
-      <w:r>
-        <w:br/>
-      </w:r>
-      <w:r>
-        <w:t>cam_n_teeth</w:t>
-      </w:r>
-      <w:r>
-        <w:br/>
-      </w:r>
-      <w:r>
-        <w:t>enc_ab_edge_sel</w:t>
-      </w:r>
-      <w:r>
-        <w:br/>
-      </w:r>
-      <w:r>
-        <w:t>enc_z_edge_sel</w:t>
-      </w:r>
-      <w:r>
-        <w:br/>
-      </w:r>
-      <w:r>
-        <w:t>enc_n_ppr</w:t>
-      </w:r>
-      <w:r>
-        <w:br/>
-      </w:r>
-      <w:r>
-        <w:t>src_sel</w:t>
-      </w:r>
-      <w:r>
-        <w:br/>
-      </w:r>
-      <w:r>
-        <w:t>ref_sel</w:t>
-      </w:r>
-      <w:r>
-        <w:br/>
-      </w:r>
-      <w:r>
-        <w:t>ang_sel</w:t>
-      </w:r>
-    </w:p>
-    <w:p>
-      <w:pPr>
-        <w:rPr>
-          <w:b/>
-          <w:bCs/>
-        </w:rPr>
-      </w:pPr>
-      <w:r>
-        <w:rPr>
-          <w:b/>
-          <w:bCs/>
-        </w:rPr>
-        <w:br w:type="page"/>
-      </w:r>
-    </w:p>
-    <w:p>
-      <w:r>
-        <w:rPr>
-          <w:b/>
-          <w:bCs/>
-        </w:rPr>
-        <w:lastRenderedPageBreak/>
-        <w:t>Startup Calcs (immediately after startup config is latched):</w:t>
-      </w:r>
-    </w:p>
-    <w:p>
-      <w:pPr>
-        <w:pStyle w:val="ListParagraph"/>
-        <w:numPr>
-          <w:ilvl w:val="0"/>
-          <w:numId w:val="1"/>
-        </w:numPr>
-      </w:pPr>
-      <w:r>
-        <w:t>plll_nco_ab_inc</w:t>
-      </w:r>
-    </w:p>
-    <w:p>
-      <w:pPr>
-        <w:pStyle w:val="ListParagraph"/>
-        <w:numPr>
-          <w:ilvl w:val="1"/>
-          <w:numId w:val="1"/>
-        </w:numPr>
-      </w:pPr>
-      <w:r>
-        <w:t>if src_sel = 0:</w:t>
-      </w:r>
-      <w:r>
-        <w:br/>
-      </w:r>
-      <w:r>
-        <w:t xml:space="preserve">    pll_nco_ab_inc = 2^32 / crank_n_teeth</w:t>
-      </w:r>
-    </w:p>
-    <w:p>
-      <w:pPr>
-        <w:pStyle w:val="ListParagraph"/>
-        <w:numPr>
-          <w:ilvl w:val="1"/>
-          <w:numId w:val="1"/>
-        </w:numPr>
-      </w:pPr>
-      <w:r>
-        <w:t>if src_sel = 1:</w:t>
-      </w:r>
-      <w:r>
-        <w:br/>
-        <w:t xml:space="preserve">    </w:t>
-      </w:r>
-      <w:r>
-        <w:t>pll_nco_ab_inc = 2^32 / enc_n_ppr</w:t>
-      </w:r>
-    </w:p>
-    <w:p/>
-    <w:p>
-      <w:r>
-        <w:rPr>
-          <w:b/>
-          <w:bCs/>
-        </w:rPr>
-        <w:t>Runtime config (direct from register, update any time):</w:t>
-      </w:r>
-    </w:p>
-    <w:p>
-      <w:r>
-        <w:t>all debounce counts</w:t>
-      </w:r>
-      <w:r>
-        <w:br/>
-        <w:t>p</w:t>
-      </w:r>
-      <w:r>
-        <w:t>ll_kp</w:t>
-      </w:r>
-      <w:r>
-        <w:br/>
-      </w:r>
-      <w:r>
-        <w:t>pll_ki</w:t>
-      </w:r>
-      <w:r>
-        <w:br/>
-      </w:r>
-      <w:r>
-        <w:t>pll_corr_dir</w:t>
-      </w:r>
-      <w:r>
-        <w:br/>
-      </w:r>
-      <w:r>
-        <w:t>pll_corr_max</w:t>
-      </w:r>
-      <w:r>
-        <w:br/>
-        <w:t>pll_phase_err_thresh</w:t>
-      </w:r>
-      <w:r>
-        <w:br/>
-      </w:r>
-      <w:r>
-        <w:t>phase_ref_ang</w:t>
-      </w:r>
-      <w:r>
-        <w:br/>
-      </w:r>
-      <w:r>
-        <w:t>phase_ref_ang_tol</w:t>
-      </w:r>
-      <w:r>
-        <w:br/>
-      </w:r>
-      <w:r>
-        <w:t>tdc_offset</w:t>
-      </w:r>
-      <w:r>
-        <w:br/>
-      </w:r>
-      <w:r>
-        <w:t>trig_decimation</w:t>
-      </w:r>
-      <w:r>
-        <w:br/>
-      </w:r>
-      <w:r>
-        <w:t>trig_pulse_width</w:t>
-      </w:r>
-      <w:r>
-        <w:br/>
-      </w:r>
-      <w:r>
-        <w:t>fault_clear</w:t>
-      </w:r>
-    </w:p>
-    <w:p>
-      <w:r>
-        <w:br w:type="page"/>
-      </w:r>
-    </w:p>
-    <w:p/>
-    <w:p>
-      <w:r>
-        <w:rPr>
-          <w:b/>
-          <w:bCs/>
-          <w:u w:val="single"/>
-        </w:rPr>
         <w:t>AXI Register Map (target architecture)</w:t>
       </w:r>
     </w:p>
@@ -3849,7 +4182,7 @@
         <w:br/>
       </w:r>
       <w:r>
-        <w:t xml:space="preserve"> [0]  crank_edge_sel         0=falling, 1=rising (crank) </w:t>
+        <w:t xml:space="preserve"> [0]  crank_edge_sel    0=falling, 1=rising (crank) </w:t>
       </w:r>
       <w:r>
         <w:br/>
@@ -3861,7 +4194,13 @@
         <w:t>1</w:t>
       </w:r>
       <w:r>
-        <w:t>]  src_sel                0=crank, 1=encoder</w:t>
+        <w:t xml:space="preserve">]  src_sel             </w:t>
+      </w:r>
+      <w:r>
+        <w:t xml:space="preserve">      </w:t>
+      </w:r>
+      <w:r>
+        <w:t xml:space="preserve">   0=crank, 1=encoder</w:t>
       </w:r>
       <w:r>
         <w:br/>
@@ -3873,7 +4212,13 @@
         <w:t>2</w:t>
       </w:r>
       <w:r>
-        <w:t>]  ref_sel                0=cam, 1=peak_detecto</w:t>
+        <w:t xml:space="preserve">]  ref_sel                </w:t>
+      </w:r>
+      <w:r>
+        <w:t xml:space="preserve">       </w:t>
+      </w:r>
+      <w:r>
+        <w:t>0=cam, 1=peak_detecto</w:t>
       </w:r>
       <w:r>
         <w:t>r</w:t>
@@ -3900,7 +4245,7 @@
         <w:t>4</w:t>
       </w:r>
       <w:r>
-        <w:t>]  cam_edge_sel           0=falling, 1=rising (cam)</w:t>
+        <w:t>]  cam_edge_sel       0=falling, 1=rising (cam)</w:t>
       </w:r>
       <w:r>
         <w:br/>
@@ -3912,7 +4257,17 @@
         <w:t>5</w:t>
       </w:r>
       <w:r>
-        <w:t>]  ang_sel                0=angle_deg (tooth-based), 1=pll_ang_hires</w:t>
+        <w:t xml:space="preserve">]  ang_sel                </w:t>
+      </w:r>
+      <w:r>
+        <w:t xml:space="preserve">     </w:t>
+      </w:r>
+      <w:r>
+        <w:t>0=angle_deg (tooth-based), 1=pll_ang_hires</w:t>
+      </w:r>
+      <w:r>
+        <w:br/>
+        <w:t xml:space="preserve"> [6]  angle_interp_en   0=interpolation between ab_edge off 1=interpolation on</w:t>
       </w:r>
     </w:p>
     <w:p>
@@ -4009,19 +4364,142 @@
           <w:bCs/>
         </w:rPr>
         <w:br/>
+        <w:t>peak config</w:t>
+      </w:r>
+      <w:r>
+        <w:rPr>
+          <w:b/>
+          <w:bCs/>
+        </w:rPr>
+        <w:br/>
+      </w:r>
+      <w:r>
+        <w:t>0x0C  PEAK_HYST</w:t>
+      </w:r>
+      <w:r>
+        <w:tab/>
+        <w:t>[15:0]   determines value (max – hyst) below which peak detector hysteresis below which input value needs to drop before sending out pulse</w:t>
+      </w:r>
+      <w:r>
+        <w:br/>
+        <w:t>0x10  PEAK_PULSE_CYCLES    [15:0]  peak_pulse pulse width in clk cycles</w:t>
+      </w:r>
+      <w:r>
+        <w:rPr>
+          <w:b/>
+          <w:bCs/>
+        </w:rPr>
+        <w:br/>
+      </w:r>
+      <w:r>
+        <w:rPr>
+          <w:b/>
+          <w:bCs/>
+        </w:rPr>
+        <w:br/>
         <w:t>filter config</w:t>
       </w:r>
       <w:r>
         <w:br/>
       </w:r>
       <w:r>
-        <w:t>0x0</w:t>
+        <w:t>0x</w:t>
+      </w:r>
+      <w:r>
+        <w:t>14</w:t>
+      </w:r>
+      <w:r>
+        <w:t xml:space="preserve">  CAM_DBC              [15:0]     cam filter debounce cycles  default 5 (50ns)  [runtime]</w:t>
+      </w:r>
+      <w:r>
+        <w:br/>
+      </w:r>
+      <w:r>
+        <w:t>0x</w:t>
+      </w:r>
+      <w:r>
+        <w:t>1</w:t>
+      </w:r>
+      <w:r>
+        <w:t>8</w:t>
+      </w:r>
+      <w:r>
+        <w:t xml:space="preserve">  CRANK_DBC            [15:0]     crank filter debounce cycles  default 5 (50ns)  [runtime]</w:t>
+      </w:r>
+      <w:r>
+        <w:br/>
+      </w:r>
+      <w:r>
+        <w:t>0x</w:t>
+      </w:r>
+      <w:r>
+        <w:t>1C</w:t>
+      </w:r>
+      <w:r>
+        <w:t xml:space="preserve">  ENC_A_DBC            [15:0]     encoder A filter debounce cycles  default 5 (50ns)  [runtime]</w:t>
+      </w:r>
+      <w:r>
+        <w:br/>
+      </w:r>
+      <w:r>
+        <w:t>0x</w:t>
+      </w:r>
+      <w:r>
+        <w:t>20</w:t>
+      </w:r>
+      <w:r>
+        <w:t xml:space="preserve"> ENC_B_DBC            [15:0]     encoder B filter debounce cycles  default 5 (50ns)  [runtime]</w:t>
+      </w:r>
+      <w:r>
+        <w:br/>
+      </w:r>
+      <w:r>
+        <w:t>0x</w:t>
+      </w:r>
+      <w:r>
+        <w:t>24</w:t>
+      </w:r>
+      <w:r>
+        <w:t xml:space="preserve">  ENC_Z_DBC            [15:0]     encoder Z filter debounce cycles  default 5 (50ns)  [runtime]</w:t>
+      </w:r>
+    </w:p>
+    <w:p>
+      <w:r>
+        <w:rPr>
+          <w:b/>
+          <w:bCs/>
+        </w:rPr>
+        <w:t>crank config</w:t>
+      </w:r>
+      <w:r>
+        <w:br/>
+      </w:r>
+      <w:r>
+        <w:t>0x</w:t>
+      </w:r>
+      <w:r>
+        <w:t>2</w:t>
+      </w:r>
+      <w:r>
+        <w:t>8</w:t>
+      </w:r>
+      <w:r>
+        <w:t xml:space="preserve">  CRANK_GAP_THRESH     [7:0]      gap threshold, 1.7 fixed point (0xC0 = 1.5x tooth period)  default 0xC0  [startup]</w:t>
+      </w:r>
+      <w:r>
+        <w:br/>
+      </w:r>
+      <w:r>
+        <w:t>0x</w:t>
+      </w:r>
+      <w:r>
+        <w:t>2</w:t>
       </w:r>
       <w:r>
         <w:t>C</w:t>
       </w:r>
       <w:r>
-        <w:t xml:space="preserve">  CAM_DBC              [15:0]     cam filter debounce cycles  default 5 (50ns)  [runtime]</w:t>
+        <w:t xml:space="preserve">  CRANK_N_TEETH        [7:0]      total crank teeth including missing  default 60  [startup]</w:t>
       </w:r>
       <w:r>
         <w:br/>
@@ -4030,10 +4508,19 @@
         <w:t>0x</w:t>
       </w:r>
       <w:r>
-        <w:t>10</w:t>
-      </w:r>
-      <w:r>
-        <w:t xml:space="preserve">  CRANK_DBC            [15:0]     crank filter debounce cycles  default 5 (50ns)  [runtime]</w:t>
+        <w:t>30</w:t>
+      </w:r>
+      <w:r>
+        <w:t xml:space="preserve">  CRANK_N_MISSING      [7:0]      number of missing teeth  default 2  [startup]</w:t>
+      </w:r>
+    </w:p>
+    <w:p>
+      <w:r>
+        <w:rPr>
+          <w:b/>
+          <w:bCs/>
+        </w:rPr>
+        <w:t>cam config</w:t>
       </w:r>
       <w:r>
         <w:br/>
@@ -4042,43 +4529,55 @@
         <w:t>0x</w:t>
       </w:r>
       <w:r>
-        <w:t>14</w:t>
-      </w:r>
-      <w:r>
-        <w:t xml:space="preserve">  ENC_A_DBC            [15:0]     encoder A filter debounce cycles  default 5 (50ns)  [runtime]</w:t>
-      </w:r>
-      <w:r>
-        <w:br/>
-      </w:r>
-      <w:r>
-        <w:t>0x1</w:t>
+        <w:t>34</w:t>
+      </w:r>
+      <w:r>
+        <w:t xml:space="preserve">  CAM_N_TEETH          [7:0]      cam teeth per 2 crank revolutions  default 1  [</w:t>
+      </w:r>
+      <w:r>
+        <w:t>startup</w:t>
+      </w:r>
+      <w:r>
+        <w:t>]</w:t>
+      </w:r>
+    </w:p>
+    <w:p>
+      <w:r>
+        <w:rPr>
+          <w:b/>
+          <w:bCs/>
+        </w:rPr>
+        <w:t>enc config</w:t>
+      </w:r>
+      <w:r>
+        <w:br/>
+      </w:r>
+      <w:r>
+        <w:t>0x</w:t>
+      </w:r>
+      <w:r>
+        <w:t>3</w:t>
       </w:r>
       <w:r>
         <w:t>8</w:t>
       </w:r>
       <w:r>
-        <w:t xml:space="preserve">  ENC_B_DBC            [15:0]     encoder B filter debounce cycles  default 5 (50ns)  [runtime]</w:t>
-      </w:r>
-      <w:r>
-        <w:br/>
-      </w:r>
-      <w:r>
-        <w:t>0x1</w:t>
+        <w:t xml:space="preserve">  ENC_N_PPR            [15:0]     encoder pulses per revolution  [startup]</w:t>
+      </w:r>
+      <w:r>
+        <w:br/>
+      </w:r>
+      <w:r>
+        <w:t>0x</w:t>
+      </w:r>
+      <w:r>
+        <w:t>3</w:t>
       </w:r>
       <w:r>
         <w:t>C</w:t>
       </w:r>
       <w:r>
-        <w:t xml:space="preserve">  ENC_Z_DBC            [15:0]     encoder Z filter debounce cycles  default 5 (50ns)  [runtime]</w:t>
-      </w:r>
-    </w:p>
-    <w:p>
-      <w:r>
-        <w:rPr>
-          <w:b/>
-          <w:bCs/>
-        </w:rPr>
-        <w:t>crank config</w:t>
+        <w:t xml:space="preserve">  ENC_AB_EDGE_SEL      [1:0]      0=rising, 1=falling, 2=both edges for a and b  default 0  [startup]</w:t>
       </w:r>
       <w:r>
         <w:br/>
@@ -4086,40 +4585,20 @@
       <w:r>
         <w:t>0x</w:t>
       </w:r>
-      <w:proofErr w:type="gramStart"/>
-      <w:r>
-        <w:t>20</w:t>
-      </w:r>
-      <w:r>
-        <w:t xml:space="preserve">  CRANK</w:t>
-      </w:r>
-      <w:proofErr w:type="gramEnd"/>
-      <w:r>
-        <w:t xml:space="preserve">_GAP_THRESH  </w:t>
-      </w:r>
-      <w:proofErr w:type="gramStart"/>
-      <w:r>
-        <w:t xml:space="preserve">   [</w:t>
-      </w:r>
-      <w:proofErr w:type="gramEnd"/>
-      <w:r>
-        <w:t xml:space="preserve">7:0]      gap threshold, 1.7 fixed point (0xC0 = 1.5x tooth </w:t>
-      </w:r>
-      <w:proofErr w:type="gramStart"/>
-      <w:r>
-        <w:t>period)  default</w:t>
-      </w:r>
-      <w:proofErr w:type="gramEnd"/>
-      <w:r>
-        <w:t xml:space="preserve"> 0xC</w:t>
-      </w:r>
-      <w:proofErr w:type="gramStart"/>
-      <w:r>
-        <w:t>0  [</w:t>
-      </w:r>
-      <w:proofErr w:type="gramEnd"/>
-      <w:r>
-        <w:t>startup]</w:t>
+      <w:r>
+        <w:t>40</w:t>
+      </w:r>
+      <w:r>
+        <w:t xml:space="preserve">  ENC_Z_EDGE_SEL       [0]        0=rising, 1=falling z edge  default 0  [startup]</w:t>
+      </w:r>
+    </w:p>
+    <w:p>
+      <w:r>
+        <w:rPr>
+          <w:b/>
+          <w:bCs/>
+        </w:rPr>
+        <w:t>phase config</w:t>
       </w:r>
       <w:r>
         <w:br/>
@@ -4127,956 +4606,11 @@
       <w:r>
         <w:t>0x</w:t>
       </w:r>
-      <w:proofErr w:type="gramStart"/>
-      <w:r>
-        <w:t>24</w:t>
-      </w:r>
-      <w:r>
-        <w:t xml:space="preserve">  CRANK</w:t>
-      </w:r>
-      <w:proofErr w:type="gramEnd"/>
-      <w:r>
-        <w:t xml:space="preserve">_N_TEETH     </w:t>
-      </w:r>
-      <w:proofErr w:type="gramStart"/>
-      <w:r>
-        <w:t xml:space="preserve">   [</w:t>
-      </w:r>
-      <w:proofErr w:type="gramEnd"/>
-      <w:r>
-        <w:t xml:space="preserve">7:0]      total crank teeth including </w:t>
-      </w:r>
-      <w:proofErr w:type="gramStart"/>
-      <w:r>
-        <w:t>missing  default</w:t>
-      </w:r>
-      <w:proofErr w:type="gramEnd"/>
-      <w:r>
-        <w:t xml:space="preserve"> </w:t>
-      </w:r>
-      <w:proofErr w:type="gramStart"/>
-      <w:r>
-        <w:t>60  [</w:t>
-      </w:r>
-      <w:proofErr w:type="gramEnd"/>
-      <w:r>
-        <w:t>startup]</w:t>
-      </w:r>
-      <w:r>
-        <w:br/>
-      </w:r>
-      <w:r>
-        <w:t>0x</w:t>
-      </w:r>
-      <w:proofErr w:type="gramStart"/>
-      <w:r>
-        <w:t>2</w:t>
-      </w:r>
-      <w:r>
-        <w:t>8</w:t>
-      </w:r>
-      <w:r>
-        <w:t xml:space="preserve">  CRANK</w:t>
-      </w:r>
-      <w:proofErr w:type="gramEnd"/>
-      <w:r>
-        <w:t xml:space="preserve">_N_MISSING   </w:t>
-      </w:r>
-      <w:proofErr w:type="gramStart"/>
-      <w:r>
-        <w:t xml:space="preserve">   [</w:t>
-      </w:r>
-      <w:proofErr w:type="gramEnd"/>
-      <w:r>
-        <w:t xml:space="preserve">7:0]      number of missing </w:t>
-      </w:r>
-      <w:proofErr w:type="gramStart"/>
-      <w:r>
-        <w:t>teeth  default</w:t>
-      </w:r>
-      <w:proofErr w:type="gramEnd"/>
-      <w:r>
-        <w:t xml:space="preserve"> </w:t>
-      </w:r>
-      <w:proofErr w:type="gramStart"/>
-      <w:r>
-        <w:t>2  [</w:t>
-      </w:r>
-      <w:proofErr w:type="gramEnd"/>
-      <w:r>
-        <w:t>startup]</w:t>
-      </w:r>
-    </w:p>
-    <w:p>
-      <w:r>
-        <w:rPr>
-          <w:b/>
-          <w:bCs/>
-        </w:rPr>
-        <w:t>cam config</w:t>
-      </w:r>
-      <w:r>
-        <w:br/>
-      </w:r>
-      <w:r>
-        <w:t>0x2</w:t>
-      </w:r>
-      <w:proofErr w:type="gramStart"/>
-      <w:r>
-        <w:t>C</w:t>
-      </w:r>
-      <w:r>
-        <w:t xml:space="preserve">  CAM</w:t>
-      </w:r>
-      <w:proofErr w:type="gramEnd"/>
-      <w:r>
-        <w:t xml:space="preserve">_N_TEETH       </w:t>
-      </w:r>
-      <w:proofErr w:type="gramStart"/>
-      <w:r>
-        <w:t xml:space="preserve">   [</w:t>
-      </w:r>
-      <w:proofErr w:type="gramEnd"/>
-      <w:r>
-        <w:t xml:space="preserve">7:0]      cam teeth per 2 crank </w:t>
-      </w:r>
-      <w:proofErr w:type="gramStart"/>
-      <w:r>
-        <w:t>revolutions  default</w:t>
-      </w:r>
-      <w:proofErr w:type="gramEnd"/>
-      <w:r>
-        <w:t xml:space="preserve"> </w:t>
-      </w:r>
-      <w:proofErr w:type="gramStart"/>
-      <w:r>
-        <w:t>1  [</w:t>
-      </w:r>
-      <w:proofErr w:type="gramEnd"/>
-      <w:r>
-        <w:t>startup</w:t>
-      </w:r>
-      <w:r>
-        <w:t>]</w:t>
-      </w:r>
-    </w:p>
-    <w:p>
-      <w:r>
-        <w:rPr>
-          <w:b/>
-          <w:bCs/>
-        </w:rPr>
-        <w:t>enc config</w:t>
-      </w:r>
-      <w:r>
-        <w:br/>
-      </w:r>
-      <w:r>
-        <w:t>0x</w:t>
-      </w:r>
-      <w:r>
-        <w:t>30</w:t>
-      </w:r>
-      <w:r>
-        <w:t xml:space="preserve">  ENC_N_PPR            [15:0]     encoder pulses per revolution  [startup]</w:t>
-      </w:r>
-      <w:r>
-        <w:br/>
-      </w:r>
-      <w:r>
-        <w:t>0x</w:t>
-      </w:r>
-      <w:r>
-        <w:t>34</w:t>
-      </w:r>
-      <w:r>
-        <w:t xml:space="preserve">  ENC_AB_EDGE_SEL      [1:0]      0=rising, 1=falling, 2=both edges for a and b  default 0  [startup]</w:t>
-      </w:r>
-      <w:r>
-        <w:br/>
-      </w:r>
-      <w:r>
-        <w:t>0x3</w:t>
-      </w:r>
-      <w:r>
-        <w:t>8</w:t>
-      </w:r>
-      <w:r>
-        <w:t xml:space="preserve">  ENC_Z_EDGE_SEL       [0]        0=rising, 1=falling z edge  default 0  [startup]</w:t>
-      </w:r>
-    </w:p>
-    <w:p>
-      <w:r>
-        <w:rPr>
-          <w:b/>
-          <w:bCs/>
-        </w:rPr>
-        <w:t>phase config</w:t>
-      </w:r>
-      <w:r>
-        <w:br/>
-      </w:r>
-      <w:r>
-        <w:t>0x3</w:t>
-      </w:r>
-      <w:r>
-        <w:t>C</w:t>
+      <w:r>
+        <w:t>44</w:t>
       </w:r>
       <w:r>
         <w:t xml:space="preserve">  PHASE_REF_ANG        [15:0]     expected ref pulse position, 0-7199, 0.1 deg  [runtime]</w:t>
-      </w:r>
-      <w:r>
-        <w:br/>
-      </w:r>
-      <w:r>
-        <w:t>0x</w:t>
-      </w:r>
-      <w:r>
-        <w:t xml:space="preserve">40 </w:t>
-      </w:r>
-      <w:r>
-        <w:t xml:space="preserve"> PHASE_REF_TOL        [15:0]     window tolerance +/-, 0-7199, 0.1 deg  [runtime]</w:t>
-      </w:r>
-      <w:r>
-        <w:br/>
-      </w:r>
-      <w:r>
-        <w:t>0x</w:t>
-      </w:r>
-      <w:r>
-        <w:t>44</w:t>
-      </w:r>
-      <w:r>
-        <w:t xml:space="preserve">  TDC_OFFSET           [15:0]     TDC offset from crank 0deg to engine TDC, 0-7199, 0.1 deg  [runtime]</w:t>
-      </w:r>
-      <w:r>
-        <w:br/>
-      </w:r>
-      <w:r>
-        <w:t>0x</w:t>
-      </w:r>
-      <w:r>
-        <w:t>4</w:t>
-      </w:r>
-      <w:r>
-        <w:t>8</w:t>
-      </w:r>
-      <w:r>
-        <w:t xml:space="preserve"> PLL_PHASE_ERR_THRESH [31:0] max abs PLL phase error before fault, NCO units [runtime]</w:t>
-      </w:r>
-    </w:p>
-    <w:p>
-      <w:r>
-        <w:rPr>
-          <w:b/>
-          <w:bCs/>
-        </w:rPr>
-        <w:lastRenderedPageBreak/>
-        <w:t>pll config</w:t>
-      </w:r>
-      <w:r>
-        <w:br/>
-      </w:r>
-      <w:r>
-        <w:t>0x</w:t>
-      </w:r>
-      <w:r>
-        <w:t>4</w:t>
-      </w:r>
-      <w:proofErr w:type="gramStart"/>
-      <w:r>
-        <w:t>C</w:t>
-      </w:r>
-      <w:r>
-        <w:t xml:space="preserve">  PLL</w:t>
-      </w:r>
-      <w:proofErr w:type="gramEnd"/>
-      <w:r>
-        <w:t xml:space="preserve">_KP            </w:t>
-      </w:r>
-      <w:proofErr w:type="gramStart"/>
-      <w:r>
-        <w:t xml:space="preserve">   [</w:t>
-      </w:r>
-      <w:proofErr w:type="gramEnd"/>
-      <w:r>
-        <w:t xml:space="preserve">15:0]     PLL proportional </w:t>
-      </w:r>
-      <w:proofErr w:type="gramStart"/>
-      <w:r>
-        <w:t>gain  default</w:t>
-      </w:r>
-      <w:proofErr w:type="gramEnd"/>
-      <w:r>
-        <w:t xml:space="preserve"> </w:t>
-      </w:r>
-      <w:proofErr w:type="gramStart"/>
-      <w:r>
-        <w:t>0  [</w:t>
-      </w:r>
-      <w:proofErr w:type="gramEnd"/>
-      <w:r>
-        <w:t>runtime]</w:t>
-      </w:r>
-      <w:r>
-        <w:br/>
-      </w:r>
-      <w:r>
-        <w:t>0x</w:t>
-      </w:r>
-      <w:proofErr w:type="gramStart"/>
-      <w:r>
-        <w:t xml:space="preserve">50 </w:t>
-      </w:r>
-      <w:r>
-        <w:t xml:space="preserve"> PLL</w:t>
-      </w:r>
-      <w:proofErr w:type="gramEnd"/>
-      <w:r>
-        <w:t xml:space="preserve">_KI            </w:t>
-      </w:r>
-      <w:proofErr w:type="gramStart"/>
-      <w:r>
-        <w:t xml:space="preserve">   [</w:t>
-      </w:r>
-      <w:proofErr w:type="gramEnd"/>
-      <w:r>
-        <w:t xml:space="preserve">15:0]     PLL integral </w:t>
-      </w:r>
-      <w:proofErr w:type="gramStart"/>
-      <w:r>
-        <w:t>gain  default</w:t>
-      </w:r>
-      <w:proofErr w:type="gramEnd"/>
-      <w:r>
-        <w:t xml:space="preserve"> </w:t>
-      </w:r>
-      <w:proofErr w:type="gramStart"/>
-      <w:r>
-        <w:t>0  [</w:t>
-      </w:r>
-      <w:proofErr w:type="gramEnd"/>
-      <w:r>
-        <w:t>runtime]</w:t>
-      </w:r>
-      <w:r>
-        <w:br/>
-      </w:r>
-      <w:r>
-        <w:t>0x</w:t>
-      </w:r>
-      <w:proofErr w:type="gramStart"/>
-      <w:r>
-        <w:t>5</w:t>
-      </w:r>
-      <w:r>
-        <w:t>4</w:t>
-      </w:r>
-      <w:r>
-        <w:t xml:space="preserve">  PLL</w:t>
-      </w:r>
-      <w:proofErr w:type="gramEnd"/>
-      <w:r>
-        <w:t xml:space="preserve">_CORR_MAX      </w:t>
-      </w:r>
-      <w:proofErr w:type="gramStart"/>
-      <w:r>
-        <w:t xml:space="preserve">   [</w:t>
-      </w:r>
-      <w:proofErr w:type="gramEnd"/>
-      <w:r>
-        <w:t xml:space="preserve">15:0]     PLL max correction, NCO LSB </w:t>
-      </w:r>
-      <w:proofErr w:type="gramStart"/>
-      <w:r>
-        <w:t>units  [</w:t>
-      </w:r>
-      <w:proofErr w:type="gramEnd"/>
-      <w:r>
-        <w:t>runtime]</w:t>
-      </w:r>
-    </w:p>
-    <w:p>
-      <w:r>
-        <w:rPr>
-          <w:b/>
-          <w:bCs/>
-        </w:rPr>
-        <w:t>trig config</w:t>
-      </w:r>
-      <w:r>
-        <w:br/>
-      </w:r>
-      <w:r>
-        <w:t>0x</w:t>
-      </w:r>
-      <w:proofErr w:type="gramStart"/>
-      <w:r>
-        <w:t>5</w:t>
-      </w:r>
-      <w:r>
-        <w:t>8</w:t>
-      </w:r>
-      <w:r>
-        <w:t xml:space="preserve">  TRIG</w:t>
-      </w:r>
-      <w:proofErr w:type="gramEnd"/>
-      <w:r>
-        <w:t xml:space="preserve">_DECIMATION   </w:t>
-      </w:r>
-      <w:proofErr w:type="gramStart"/>
-      <w:r>
-        <w:t xml:space="preserve">   [</w:t>
-      </w:r>
-      <w:proofErr w:type="gramEnd"/>
-      <w:r>
-        <w:t>15:0]     decimation count (1=every 0.1deg, 10=every 1</w:t>
-      </w:r>
-      <w:proofErr w:type="gramStart"/>
-      <w:r>
-        <w:t>deg)  default</w:t>
-      </w:r>
-      <w:proofErr w:type="gramEnd"/>
-      <w:r>
-        <w:t xml:space="preserve"> </w:t>
-      </w:r>
-      <w:proofErr w:type="gramStart"/>
-      <w:r>
-        <w:t>1  [</w:t>
-      </w:r>
-      <w:proofErr w:type="gramEnd"/>
-      <w:r>
-        <w:t>runtime]</w:t>
-      </w:r>
-      <w:r>
-        <w:br/>
-      </w:r>
-      <w:r>
-        <w:t>0x5</w:t>
-      </w:r>
-      <w:proofErr w:type="gramStart"/>
-      <w:r>
-        <w:t>C</w:t>
-      </w:r>
-      <w:r>
-        <w:t xml:space="preserve">  TRIG</w:t>
-      </w:r>
-      <w:proofErr w:type="gramEnd"/>
-      <w:r>
-        <w:t xml:space="preserve">_PULSE_WIDTH  </w:t>
-      </w:r>
-      <w:proofErr w:type="gramStart"/>
-      <w:r>
-        <w:t xml:space="preserve">   [</w:t>
-      </w:r>
-      <w:proofErr w:type="gramEnd"/>
-      <w:r>
-        <w:t>15:0]     trigger pulse width, clock cycles (1000=10us @ 100</w:t>
-      </w:r>
-      <w:proofErr w:type="gramStart"/>
-      <w:r>
-        <w:t>MHz)  default</w:t>
-      </w:r>
-      <w:proofErr w:type="gramEnd"/>
-      <w:r>
-        <w:t xml:space="preserve"> </w:t>
-      </w:r>
-      <w:proofErr w:type="gramStart"/>
-      <w:r>
-        <w:t>1000  [</w:t>
-      </w:r>
-      <w:proofErr w:type="gramEnd"/>
-      <w:r>
-        <w:t>runtime]</w:t>
-      </w:r>
-    </w:p>
-    <w:p>
-      <w:r>
-        <w:rPr>
-          <w:b/>
-          <w:bCs/>
-        </w:rPr>
-        <w:t>pack config</w:t>
-      </w:r>
-      <w:r>
-        <w:rPr>
-          <w:b/>
-          <w:bCs/>
-        </w:rPr>
-        <w:br/>
-      </w:r>
-      <w:r>
-        <w:t>0x60 DMA_BUFFER_SIZE</w:t>
-      </w:r>
-      <w:proofErr w:type="gramStart"/>
-      <w:r>
-        <w:t xml:space="preserve">   [</w:t>
-      </w:r>
-      <w:proofErr w:type="gramEnd"/>
-      <w:r>
-        <w:t>3:0]</w:t>
-      </w:r>
-      <w:r>
-        <w:t xml:space="preserve"> (default 2</w:t>
-      </w:r>
-      <w:proofErr w:type="gramStart"/>
-      <w:r>
-        <w:t>)</w:t>
-      </w:r>
-      <w:r>
-        <w:t xml:space="preserve">  number</w:t>
-      </w:r>
-      <w:proofErr w:type="gramEnd"/>
-      <w:r>
-        <w:t xml:space="preserve"> of engine cycles (720deg) to transfer each DMA request</w:t>
-      </w:r>
-      <w:r>
-        <w:t xml:space="preserve"> [startup]</w:t>
-      </w:r>
-    </w:p>
-    <w:p>
-      <w:pPr>
-        <w:rPr>
-          <w:b/>
-          <w:bCs/>
-        </w:rPr>
-      </w:pPr>
-      <w:r>
-        <w:br/>
-      </w:r>
-      <w:r>
-        <w:rPr>
-          <w:b/>
-          <w:bCs/>
-        </w:rPr>
-        <w:t>Read Registers (PL to PS)</w:t>
-      </w:r>
-    </w:p>
-    <w:p>
-      <w:r>
-        <w:rPr>
-          <w:b/>
-          <w:bCs/>
-        </w:rPr>
-        <w:t>sync</w:t>
-      </w:r>
-      <w:r>
-        <w:br/>
-      </w:r>
-      <w:r>
-        <w:t>0x</w:t>
-      </w:r>
-      <w:proofErr w:type="gramStart"/>
-      <w:r>
-        <w:t>70</w:t>
-      </w:r>
-      <w:r>
-        <w:t xml:space="preserve">  SYNC</w:t>
-      </w:r>
-      <w:proofErr w:type="gramEnd"/>
-      <w:r>
-        <w:t xml:space="preserve">_STATE        </w:t>
-      </w:r>
-      <w:proofErr w:type="gramStart"/>
-      <w:r>
-        <w:t xml:space="preserve">   [</w:t>
-      </w:r>
-      <w:proofErr w:type="gramEnd"/>
-      <w:r>
-        <w:t>1:0]      0=STOPPED 1=MOVING 2=CRANK_SYNC 3=FULL_</w:t>
-      </w:r>
-      <w:proofErr w:type="gramStart"/>
-      <w:r>
-        <w:t>SYNC  [</w:t>
-      </w:r>
-      <w:proofErr w:type="gramEnd"/>
-      <w:r>
-        <w:t>read]</w:t>
-      </w:r>
-      <w:r>
-        <w:br/>
-      </w:r>
-      <w:r>
-        <w:t>0x</w:t>
-      </w:r>
-      <w:proofErr w:type="gramStart"/>
-      <w:r>
-        <w:t>74</w:t>
-      </w:r>
-      <w:r>
-        <w:t xml:space="preserve">  SYNC</w:t>
-      </w:r>
-      <w:proofErr w:type="gramEnd"/>
-      <w:r>
-        <w:t xml:space="preserve">_FAULT_COUNT  </w:t>
-      </w:r>
-      <w:proofErr w:type="gramStart"/>
-      <w:r>
-        <w:t xml:space="preserve">   [</w:t>
-      </w:r>
-      <w:proofErr w:type="gramEnd"/>
-      <w:r>
-        <w:t xml:space="preserve">15:0]     sync fault event </w:t>
-      </w:r>
-      <w:proofErr w:type="gramStart"/>
-      <w:r>
-        <w:t>count  [</w:t>
-      </w:r>
-      <w:proofErr w:type="gramEnd"/>
-      <w:r>
-        <w:t>read]</w:t>
-      </w:r>
-    </w:p>
-    <w:p>
-      <w:r>
-        <w:rPr>
-          <w:b/>
-          <w:bCs/>
-        </w:rPr>
-        <w:t>speed</w:t>
-      </w:r>
-      <w:r>
-        <w:br/>
-      </w:r>
-      <w:r>
-        <w:t>0x</w:t>
-      </w:r>
-      <w:proofErr w:type="gramStart"/>
-      <w:r>
-        <w:t>78</w:t>
-      </w:r>
-      <w:r>
-        <w:t xml:space="preserve">  SPEED</w:t>
-      </w:r>
-      <w:proofErr w:type="gramEnd"/>
-      <w:r>
-        <w:t xml:space="preserve">_RPM_SLOW    </w:t>
-      </w:r>
-      <w:proofErr w:type="gramStart"/>
-      <w:r>
-        <w:t xml:space="preserve">   [</w:t>
-      </w:r>
-      <w:proofErr w:type="gramEnd"/>
-      <w:r>
-        <w:t>15:0]     RPM from z_period (updated every z_</w:t>
-      </w:r>
-      <w:proofErr w:type="gramStart"/>
-      <w:r>
-        <w:t>edge)  [</w:t>
-      </w:r>
-      <w:proofErr w:type="gramEnd"/>
-      <w:r>
-        <w:t>read]</w:t>
-      </w:r>
-      <w:r>
-        <w:br/>
-      </w:r>
-      <w:r>
-        <w:t>0x</w:t>
-      </w:r>
-      <w:r>
-        <w:t>7</w:t>
-      </w:r>
-      <w:proofErr w:type="gramStart"/>
-      <w:r>
-        <w:t>C</w:t>
-      </w:r>
-      <w:r>
-        <w:t xml:space="preserve">  SPEED</w:t>
-      </w:r>
-      <w:proofErr w:type="gramEnd"/>
-      <w:r>
-        <w:t xml:space="preserve">_RPM_FAST    </w:t>
-      </w:r>
-      <w:proofErr w:type="gramStart"/>
-      <w:r>
-        <w:t xml:space="preserve">   [</w:t>
-      </w:r>
-      <w:proofErr w:type="gramEnd"/>
-      <w:r>
-        <w:t>15:0]     RPM from ab_period (updated every ab_</w:t>
-      </w:r>
-      <w:proofErr w:type="gramStart"/>
-      <w:r>
-        <w:t>edge)  [</w:t>
-      </w:r>
-      <w:proofErr w:type="gramEnd"/>
-      <w:r>
-        <w:t>read]</w:t>
-      </w:r>
-    </w:p>
-    <w:p>
-      <w:r>
-        <w:rPr>
-          <w:b/>
-          <w:bCs/>
-        </w:rPr>
-        <w:t>angle</w:t>
-      </w:r>
-      <w:r>
-        <w:br/>
-      </w:r>
-      <w:r>
-        <w:t>0x</w:t>
-      </w:r>
-      <w:proofErr w:type="gramStart"/>
-      <w:r>
-        <w:t>80</w:t>
-      </w:r>
-      <w:r>
-        <w:t xml:space="preserve">  ANGLE</w:t>
-      </w:r>
-      <w:proofErr w:type="gramEnd"/>
-      <w:r>
-        <w:t xml:space="preserve">_DEG         </w:t>
-      </w:r>
-      <w:proofErr w:type="gramStart"/>
-      <w:r>
-        <w:t xml:space="preserve">   [</w:t>
-      </w:r>
-      <w:proofErr w:type="gramEnd"/>
-      <w:r>
-        <w:t xml:space="preserve">15:0]     tooth-based interpolated angle, 0-7199, 0.1 </w:t>
-      </w:r>
-      <w:proofErr w:type="gramStart"/>
-      <w:r>
-        <w:t>deg  [</w:t>
-      </w:r>
-      <w:proofErr w:type="gramEnd"/>
-      <w:r>
-        <w:t>read]</w:t>
-      </w:r>
-    </w:p>
-    <w:p>
-      <w:r>
-        <w:rPr>
-          <w:b/>
-          <w:bCs/>
-        </w:rPr>
-        <w:t>phase</w:t>
-      </w:r>
-      <w:r>
-        <w:br/>
-      </w:r>
-      <w:r>
-        <w:t>0x</w:t>
-      </w:r>
-      <w:r>
-        <w:t>84</w:t>
-      </w:r>
-      <w:r>
-        <w:t xml:space="preserve">  PHASE_RAW            [0]        phase of angle_deg: 0=first rev (0-3599), 1=second rev (360</w:t>
-      </w:r>
-      <w:r>
-        <w:t>0-7199</w:t>
-      </w:r>
-      <w:r>
-        <w:t>)  [read]</w:t>
-      </w:r>
-      <w:r>
-        <w:br/>
-      </w:r>
-      <w:r>
-        <w:t>0x</w:t>
-      </w:r>
-      <w:r>
-        <w:t>88</w:t>
-      </w:r>
-      <w:r>
-        <w:t xml:space="preserve">  PHASE_REF_DET        [0]        ref_</w:t>
-      </w:r>
-      <w:r>
-        <w:t>egde</w:t>
-      </w:r>
-      <w:r>
-        <w:t xml:space="preserve"> detected in either window (strobe)  [read]</w:t>
-      </w:r>
-      <w:r>
-        <w:br/>
-      </w:r>
-      <w:r>
-        <w:t>0x</w:t>
-      </w:r>
-      <w:r>
-        <w:t>8C</w:t>
-      </w:r>
-      <w:r>
-        <w:t xml:space="preserve">  PHASE_REF_OK         [0]        ref_</w:t>
-      </w:r>
-      <w:r>
-        <w:t>edge</w:t>
-      </w:r>
-      <w:r>
-        <w:t xml:space="preserve"> detected in correct window (registered)  [read]</w:t>
-      </w:r>
-      <w:r>
-        <w:br/>
-      </w:r>
-      <w:r>
-        <w:t>0x</w:t>
-      </w:r>
-      <w:r>
-        <w:t>90</w:t>
-      </w:r>
-      <w:r>
-        <w:t xml:space="preserve">  PHASE_REF_FOUND      [0]        latched: 1 after first valid ref detection  [read]</w:t>
-      </w:r>
-      <w:r>
-        <w:br/>
-      </w:r>
-      <w:r>
-        <w:t>0x</w:t>
-      </w:r>
-      <w:r>
-        <w:t>94</w:t>
-      </w:r>
-      <w:r>
-        <w:t xml:space="preserve">  PHASE_INV            [0]        ref_</w:t>
-      </w:r>
-      <w:r>
-        <w:t>edge</w:t>
-      </w:r>
-      <w:r>
-        <w:t xml:space="preserve"> landed in window 2 (wrong phase)  [read]</w:t>
-      </w:r>
-      <w:r>
-        <w:br/>
-      </w:r>
-      <w:r>
-        <w:t>0x</w:t>
-      </w:r>
-      <w:r>
-        <w:t>98</w:t>
-      </w:r>
-      <w:r>
-        <w:t xml:space="preserve">  PHASE_INV_LATCH      [0]        phase_inv latched at first detection  [read]</w:t>
-      </w:r>
-      <w:r>
-        <w:br/>
-      </w:r>
-      <w:r>
-        <w:t>0x</w:t>
-      </w:r>
-      <w:r>
-        <w:t>9C</w:t>
-      </w:r>
-      <w:r>
-        <w:t xml:space="preserve">  PHASE_ANG_CORR       [15:0]     phase-corrected angle, 0-7199, 0.1 deg  [read]</w:t>
-      </w:r>
-      <w:r>
-        <w:br/>
-      </w:r>
-      <w:r>
-        <w:t>0x</w:t>
-      </w:r>
-      <w:r>
-        <w:t xml:space="preserve">A0 </w:t>
-      </w:r>
-      <w:r>
-        <w:t xml:space="preserve"> PHASE_ENG            [0]        engine phase = phase_raw XOR phase_inv_latch  [read]</w:t>
-      </w:r>
-      <w:r>
-        <w:br/>
-      </w:r>
-      <w:r>
-        <w:t>0x</w:t>
-      </w:r>
-      <w:r>
-        <w:t>A4</w:t>
-      </w:r>
-      <w:r>
-        <w:t xml:space="preserve">  PHASE_ANG_ENG        [15:0]     engine angle with phase+TDC correction, 0-7199, 0.1 deg  [read]</w:t>
-      </w:r>
-      <w:r>
-        <w:br/>
-      </w:r>
-      <w:r>
-        <w:t>0x</w:t>
-      </w:r>
-      <w:r>
-        <w:t>A8</w:t>
-      </w:r>
-      <w:r>
-        <w:t xml:space="preserve">  PHASE_REF_DET_CNT    [15:0]     count of ref pulse detections  [read]</w:t>
-      </w:r>
-    </w:p>
-    <w:p>
-      <w:r>
-        <w:rPr>
-          <w:b/>
-          <w:bCs/>
-        </w:rPr>
-        <w:t>pll</w:t>
-      </w:r>
-      <w:r>
-        <w:br/>
-        <w:t>0x</w:t>
-      </w:r>
-      <w:r>
-        <w:t>AC</w:t>
-      </w:r>
-      <w:r>
-        <w:t xml:space="preserve">  PLL_ANG_HIRES        [15:0]     PLL NCO angle, 0-7199, 0.1 deg  [read]</w:t>
-      </w:r>
-      <w:r>
-        <w:br/>
-        <w:t>0x</w:t>
-      </w:r>
-      <w:r>
-        <w:t>B0</w:t>
-      </w:r>
-      <w:r>
-        <w:t xml:space="preserve">  PLL_DIV_VALID        [0]        divider operation valid flag  [read]</w:t>
-      </w:r>
-      <w:r>
-        <w:br/>
-        <w:t>0x</w:t>
-      </w:r>
-      <w:r>
-        <w:t>B4</w:t>
-      </w:r>
-      <w:r>
-        <w:t xml:space="preserve">  PLL_NCO_INC          [31:0]     NCO frequency word  [read]</w:t>
-      </w:r>
-      <w:r>
-        <w:br/>
-        <w:t>0x</w:t>
-      </w:r>
-      <w:r>
-        <w:t>B8</w:t>
-      </w:r>
-      <w:r>
-        <w:t xml:space="preserve">  PLL_NCO_ACCUM        [31:0]     NCO accumulator (raw 32-bit value)  [read]</w:t>
-      </w:r>
-      <w:r>
-        <w:br/>
-        <w:t>0x</w:t>
-      </w:r>
-      <w:r>
-        <w:t>BC</w:t>
-      </w:r>
-      <w:r>
-        <w:t xml:space="preserve">  PLL_PHASE_ERR        [31:0]     signed phase error, NCO units  [read]</w:t>
-      </w:r>
-      <w:r>
-        <w:br/>
-        <w:t>0x</w:t>
-      </w:r>
-      <w:r>
-        <w:t>C0</w:t>
-      </w:r>
-      <w:r>
-        <w:t xml:space="preserve">  PLL_P_TERM           [31:0]     signed proportional term  [read]</w:t>
-      </w:r>
-      <w:r>
-        <w:br/>
-        <w:t>0x</w:t>
-      </w:r>
-      <w:r>
-        <w:t>C4</w:t>
-      </w:r>
-      <w:r>
-        <w:t xml:space="preserve">  PLL_I_TERM           [31:0]     signed integral term  [read]</w:t>
       </w:r>
       <w:r>
         <w:br/>
@@ -5086,6 +4620,548 @@
         <w:t>0x</w:t>
       </w:r>
       <w:r>
+        <w:t>4</w:t>
+      </w:r>
+      <w:r>
+        <w:t>8</w:t>
+      </w:r>
+      <w:r>
+        <w:t xml:space="preserve"> </w:t>
+      </w:r>
+      <w:r>
+        <w:t xml:space="preserve"> PHASE_REF_TOL        [15:0]     window tolerance +/-, 0-7199, 0.1 deg  [runtime]</w:t>
+      </w:r>
+      <w:r>
+        <w:br/>
+      </w:r>
+      <w:r>
+        <w:t>0x</w:t>
+      </w:r>
+      <w:r>
+        <w:t>4</w:t>
+      </w:r>
+      <w:r>
+        <w:t>C</w:t>
+      </w:r>
+      <w:r>
+        <w:t xml:space="preserve">  TDC_OFFSET           [15:0]     TDC offset from crank 0deg to engine TDC, 0-7199, 0.1 deg  [runtime]</w:t>
+      </w:r>
+      <w:r>
+        <w:br/>
+      </w:r>
+      <w:r>
+        <w:t>0x</w:t>
+      </w:r>
+      <w:r>
+        <w:t>50</w:t>
+      </w:r>
+      <w:r>
+        <w:t xml:space="preserve"> PLL_PHASE_ERR_THRESH [31:0] max abs PLL phase error before fault, NCO units [runtime]</w:t>
+      </w:r>
+    </w:p>
+    <w:p>
+      <w:r>
+        <w:rPr>
+          <w:b/>
+          <w:bCs/>
+        </w:rPr>
+        <w:t>pll config</w:t>
+      </w:r>
+      <w:r>
+        <w:br/>
+      </w:r>
+      <w:r>
+        <w:t>0x</w:t>
+      </w:r>
+      <w:r>
+        <w:t>54</w:t>
+      </w:r>
+      <w:r>
+        <w:t xml:space="preserve">  PLL_KP               [15:0]     PLL proportional gain  default 0  [runtime]</w:t>
+      </w:r>
+      <w:r>
+        <w:br/>
+      </w:r>
+      <w:r>
+        <w:t>0x</w:t>
+      </w:r>
+      <w:r>
+        <w:t>5</w:t>
+      </w:r>
+      <w:r>
+        <w:t>8</w:t>
+      </w:r>
+      <w:r>
+        <w:t xml:space="preserve"> </w:t>
+      </w:r>
+      <w:r>
+        <w:t xml:space="preserve"> PLL_KI               [15:0]     PLL integral gain  default 0  [runtime]</w:t>
+      </w:r>
+      <w:r>
+        <w:br/>
+      </w:r>
+      <w:r>
+        <w:t>0x</w:t>
+      </w:r>
+      <w:r>
+        <w:t>5</w:t>
+      </w:r>
+      <w:r>
+        <w:t>C</w:t>
+      </w:r>
+      <w:r>
+        <w:t xml:space="preserve">  PLL_CORR_MAX         [15:0]     PLL max correction, NCO LSB units  [runtime]</w:t>
+      </w:r>
+    </w:p>
+    <w:p>
+      <w:r>
+        <w:rPr>
+          <w:b/>
+          <w:bCs/>
+        </w:rPr>
+        <w:t>trig config</w:t>
+      </w:r>
+      <w:r>
+        <w:br/>
+      </w:r>
+      <w:r>
+        <w:t>0x</w:t>
+      </w:r>
+      <w:r>
+        <w:t>60</w:t>
+      </w:r>
+      <w:r>
+        <w:t xml:space="preserve">  TRIG_DECIMATION      [15:0]     decimation count (1=every 0.1deg, 10=every 1deg)  default 1  [runtime]</w:t>
+      </w:r>
+      <w:r>
+        <w:br/>
+      </w:r>
+      <w:r>
+        <w:t>0x</w:t>
+      </w:r>
+      <w:r>
+        <w:t>64</w:t>
+      </w:r>
+      <w:r>
+        <w:t xml:space="preserve">  TRIG_PULSE_</w:t>
+      </w:r>
+      <w:r>
+        <w:t>CYCLES</w:t>
+      </w:r>
+      <w:r>
+        <w:t xml:space="preserve">     [15:0]     trigger pulse width, clock cycles (1000=10us @ 100MHz)  default 1000  [runtime]</w:t>
+      </w:r>
+    </w:p>
+    <w:p>
+      <w:pPr>
+        <w:rPr>
+          <w:b/>
+          <w:bCs/>
+        </w:rPr>
+      </w:pPr>
+      <w:r>
+        <w:rPr>
+          <w:b/>
+          <w:bCs/>
+        </w:rPr>
+        <w:t>fault config</w:t>
+      </w:r>
+      <w:r>
+        <w:rPr>
+          <w:b/>
+          <w:bCs/>
+        </w:rPr>
+        <w:br/>
+      </w:r>
+      <w:r>
+        <w:t>0x</w:t>
+      </w:r>
+      <w:r>
+        <w:t>6</w:t>
+      </w:r>
+      <w:r>
+        <w:t>8</w:t>
+      </w:r>
+      <w:r>
+        <w:t xml:space="preserve">  MAX_RPM   [15:0]   default 6000 – max speed value for speed value fault</w:t>
+      </w:r>
+    </w:p>
+    <w:p>
+      <w:r>
+        <w:rPr>
+          <w:b/>
+          <w:bCs/>
+        </w:rPr>
+        <w:t>pack config</w:t>
+      </w:r>
+      <w:r>
+        <w:rPr>
+          <w:b/>
+          <w:bCs/>
+        </w:rPr>
+        <w:br/>
+      </w:r>
+      <w:r>
+        <w:t>0x6</w:t>
+      </w:r>
+      <w:r>
+        <w:t>C</w:t>
+      </w:r>
+      <w:r>
+        <w:t xml:space="preserve"> DMA_BUFFER_SIZE   [3:0]</w:t>
+      </w:r>
+      <w:r>
+        <w:t xml:space="preserve"> (default 2)</w:t>
+      </w:r>
+      <w:r>
+        <w:t xml:space="preserve">  number of engine cycles (720deg) to transfer each DMA request</w:t>
+      </w:r>
+      <w:r>
+        <w:t xml:space="preserve"> [startup]</w:t>
+      </w:r>
+    </w:p>
+    <w:p>
+      <w:pPr>
+        <w:rPr>
+          <w:b/>
+          <w:bCs/>
+        </w:rPr>
+      </w:pPr>
+      <w:r>
+        <w:br/>
+      </w:r>
+      <w:r>
+        <w:rPr>
+          <w:b/>
+          <w:bCs/>
+        </w:rPr>
+        <w:t>Read Registers (PL to PS)</w:t>
+      </w:r>
+    </w:p>
+    <w:p>
+      <w:r>
+        <w:rPr>
+          <w:b/>
+          <w:bCs/>
+        </w:rPr>
+        <w:t>sync</w:t>
+      </w:r>
+      <w:r>
+        <w:br/>
+      </w:r>
+      <w:r>
+        <w:t>0x</w:t>
+      </w:r>
+      <w:r>
+        <w:t>70</w:t>
+      </w:r>
+      <w:r>
+        <w:t xml:space="preserve">  SYNC_STATE           [1:0]      0=STOPPED 1=MOVING 2=CRANK_SYNC 3=FULL_SYNC  [read]</w:t>
+      </w:r>
+      <w:r>
+        <w:br/>
+      </w:r>
+      <w:r>
+        <w:t>0x</w:t>
+      </w:r>
+      <w:r>
+        <w:t>74</w:t>
+      </w:r>
+      <w:r>
+        <w:t xml:space="preserve">  SYNC_FAULT_COUNT     [15:0]     sync fault event count  [read]</w:t>
+      </w:r>
+    </w:p>
+    <w:p>
+      <w:r>
+        <w:rPr>
+          <w:b/>
+          <w:bCs/>
+        </w:rPr>
+        <w:t>speed</w:t>
+      </w:r>
+      <w:r>
+        <w:br/>
+      </w:r>
+      <w:r>
+        <w:t>0x</w:t>
+      </w:r>
+      <w:r>
+        <w:t>78</w:t>
+      </w:r>
+      <w:r>
+        <w:t xml:space="preserve">  SPEED_RPM_SLOW       [15:0]     RPM from z_period (updated every z_edge)  [read]</w:t>
+      </w:r>
+      <w:r>
+        <w:br/>
+      </w:r>
+      <w:r>
+        <w:t>0x</w:t>
+      </w:r>
+      <w:r>
+        <w:t>7C</w:t>
+      </w:r>
+      <w:r>
+        <w:t xml:space="preserve">  SPEED_RPM_FAST       [15:0]     RPM from ab_period (updated every ab_edge)  [read]</w:t>
+      </w:r>
+    </w:p>
+    <w:p>
+      <w:r>
+        <w:rPr>
+          <w:b/>
+          <w:bCs/>
+        </w:rPr>
+        <w:t>angle</w:t>
+      </w:r>
+      <w:r>
+        <w:br/>
+      </w:r>
+      <w:r>
+        <w:t>0x</w:t>
+      </w:r>
+      <w:r>
+        <w:t>80</w:t>
+      </w:r>
+      <w:r>
+        <w:t xml:space="preserve">  ANGLE_DEG            [15:0]     tooth-based interpolated angle, 0-7199, 0.1 deg  [read]</w:t>
+      </w:r>
+    </w:p>
+    <w:p>
+      <w:r>
+        <w:rPr>
+          <w:b/>
+          <w:bCs/>
+        </w:rPr>
+        <w:t>phase</w:t>
+      </w:r>
+      <w:r>
+        <w:br/>
+      </w:r>
+      <w:r>
+        <w:t>0x</w:t>
+      </w:r>
+      <w:r>
+        <w:t>84</w:t>
+      </w:r>
+      <w:r>
+        <w:t xml:space="preserve">  PHASE_RAW            [0]        phase of angle_deg: 0=first rev (0-3599), 1=second rev (360</w:t>
+      </w:r>
+      <w:r>
+        <w:t>0-7199</w:t>
+      </w:r>
+      <w:r>
+        <w:t>)  [read]</w:t>
+      </w:r>
+      <w:r>
+        <w:br/>
+      </w:r>
+      <w:r>
+        <w:t>0x</w:t>
+      </w:r>
+      <w:r>
+        <w:t>88</w:t>
+      </w:r>
+      <w:r>
+        <w:t xml:space="preserve">  PHASE_REF_DET        [0]        ref_</w:t>
+      </w:r>
+      <w:r>
+        <w:t>egde</w:t>
+      </w:r>
+      <w:r>
+        <w:t xml:space="preserve"> detected in either window (strobe)  [read]</w:t>
+      </w:r>
+      <w:r>
+        <w:br/>
+      </w:r>
+      <w:r>
+        <w:t>0x</w:t>
+      </w:r>
+      <w:r>
+        <w:t>8C</w:t>
+      </w:r>
+      <w:r>
+        <w:t xml:space="preserve">  PHASE_REF_OK         [0]        ref_</w:t>
+      </w:r>
+      <w:r>
+        <w:t>edge</w:t>
+      </w:r>
+      <w:r>
+        <w:t xml:space="preserve"> detected in correct window (registered)  [read]</w:t>
+      </w:r>
+      <w:r>
+        <w:br/>
+      </w:r>
+      <w:r>
+        <w:t>0x</w:t>
+      </w:r>
+      <w:r>
+        <w:t>90</w:t>
+      </w:r>
+      <w:r>
+        <w:t xml:space="preserve">  PHASE_REF_FOUND      [0]        latched: 1 after first valid ref detection  [read]</w:t>
+      </w:r>
+      <w:r>
+        <w:br/>
+      </w:r>
+      <w:r>
+        <w:t>0x</w:t>
+      </w:r>
+      <w:r>
+        <w:t>94</w:t>
+      </w:r>
+      <w:r>
+        <w:t xml:space="preserve">  PHASE_INV            [0]        ref_</w:t>
+      </w:r>
+      <w:r>
+        <w:t>edge</w:t>
+      </w:r>
+      <w:r>
+        <w:t xml:space="preserve"> landed in window 2 (wrong phase)  [read]</w:t>
+      </w:r>
+      <w:r>
+        <w:br/>
+      </w:r>
+      <w:r>
+        <w:t>0x</w:t>
+      </w:r>
+      <w:r>
+        <w:t>98</w:t>
+      </w:r>
+      <w:r>
+        <w:t xml:space="preserve">  PHASE_INV_LATCH      [0]        phase_inv latched at first detection  [read]</w:t>
+      </w:r>
+      <w:r>
+        <w:br/>
+      </w:r>
+      <w:r>
+        <w:t>0x</w:t>
+      </w:r>
+      <w:r>
+        <w:t>9C</w:t>
+      </w:r>
+      <w:r>
+        <w:t xml:space="preserve">  PHASE_ANG_CORR       [15:0]     phase-corrected angle, 0-7199, 0.1 deg  [read]</w:t>
+      </w:r>
+      <w:r>
+        <w:br/>
+      </w:r>
+      <w:r>
+        <w:t>0x</w:t>
+      </w:r>
+      <w:r>
+        <w:t xml:space="preserve">A0 </w:t>
+      </w:r>
+      <w:r>
+        <w:t xml:space="preserve"> PHASE_ENG            [0]        engine phase = phase_raw XOR phase_inv_latch  [read]</w:t>
+      </w:r>
+      <w:r>
+        <w:br/>
+      </w:r>
+      <w:r>
+        <w:t>0x</w:t>
+      </w:r>
+      <w:r>
+        <w:t>A4</w:t>
+      </w:r>
+      <w:r>
+        <w:t xml:space="preserve">  PHASE_ANG_ENG        [15:0]     engine angle with phase+TDC correction, 0-7199, 0.1 deg  [read]</w:t>
+      </w:r>
+      <w:r>
+        <w:br/>
+      </w:r>
+      <w:r>
+        <w:t>0x</w:t>
+      </w:r>
+      <w:r>
+        <w:t>A8</w:t>
+      </w:r>
+      <w:r>
+        <w:t xml:space="preserve">  PHASE_REF_DET_CNT    [15:0]     count of ref pulse detections  [read]</w:t>
+      </w:r>
+    </w:p>
+    <w:p>
+      <w:r>
+        <w:rPr>
+          <w:b/>
+          <w:bCs/>
+        </w:rPr>
+        <w:lastRenderedPageBreak/>
+        <w:t>pll</w:t>
+      </w:r>
+      <w:r>
+        <w:br/>
+        <w:t>0x</w:t>
+      </w:r>
+      <w:r>
+        <w:t>AC</w:t>
+      </w:r>
+      <w:r>
+        <w:t xml:space="preserve">  PLL_ANG_HIRES        [15:0]     PLL NCO angle, 0-7199, 0.1 deg  [read]</w:t>
+      </w:r>
+      <w:r>
+        <w:br/>
+        <w:t>0x</w:t>
+      </w:r>
+      <w:r>
+        <w:t>B0</w:t>
+      </w:r>
+      <w:r>
+        <w:t xml:space="preserve">  PLL_DIV_VALID        [0]        divider operation valid flag  [read]</w:t>
+      </w:r>
+      <w:r>
+        <w:br/>
+        <w:t>0x</w:t>
+      </w:r>
+      <w:r>
+        <w:t>B4</w:t>
+      </w:r>
+      <w:r>
+        <w:t xml:space="preserve">  PLL_NCO_INC          [31:0]     NCO frequency word  [read]</w:t>
+      </w:r>
+      <w:r>
+        <w:br/>
+        <w:t>0x</w:t>
+      </w:r>
+      <w:r>
+        <w:t>B8</w:t>
+      </w:r>
+      <w:r>
+        <w:t xml:space="preserve">  PLL_NCO_ACCUM        [31:0]     NCO accumulator (raw 32-bit value)  [read]</w:t>
+      </w:r>
+      <w:r>
+        <w:br/>
+        <w:t>0x</w:t>
+      </w:r>
+      <w:r>
+        <w:t>BC</w:t>
+      </w:r>
+      <w:r>
+        <w:t xml:space="preserve">  PLL_PHASE_ERR        [31:0]     signed phase error, NCO units  [read]</w:t>
+      </w:r>
+      <w:r>
+        <w:br/>
+        <w:t>0x</w:t>
+      </w:r>
+      <w:r>
+        <w:t>C0</w:t>
+      </w:r>
+      <w:r>
+        <w:t xml:space="preserve">  PLL_P_TERM           [31:0]     signed proportional term  [read]</w:t>
+      </w:r>
+      <w:r>
+        <w:br/>
+        <w:t>0x</w:t>
+      </w:r>
+      <w:r>
+        <w:t>C4</w:t>
+      </w:r>
+      <w:r>
+        <w:t xml:space="preserve">  PLL_I_TERM           [31:0]     signed integral term  [read]</w:t>
+      </w:r>
+      <w:r>
+        <w:br/>
+        <w:t>0x</w:t>
+      </w:r>
+      <w:r>
         <w:t>C8</w:t>
       </w:r>
       <w:r>
@@ -5102,6 +5178,9 @@
         <w:t xml:space="preserve"> in pll</w:t>
       </w:r>
       <w:r>
+        <w:t xml:space="preserve"> [read]</w:t>
+      </w:r>
+      <w:r>
         <w:br/>
         <w:t>0xD0 PLL_CYCLE_AB_COUNT  [31:0]  ab_edge count every cycle (2 revs)</w:t>
       </w:r>
@@ -5121,32 +5200,11 @@
       <w:r>
         <w:t>D</w:t>
       </w:r>
-      <w:proofErr w:type="gramStart"/>
       <w:r>
         <w:t>4</w:t>
       </w:r>
       <w:r>
-        <w:t xml:space="preserve">  TRIG</w:t>
-      </w:r>
-      <w:proofErr w:type="gramEnd"/>
-      <w:r>
-        <w:t xml:space="preserve">_PULSE_COUNT  </w:t>
-      </w:r>
-      <w:proofErr w:type="gramStart"/>
-      <w:r>
-        <w:t xml:space="preserve">   [</w:t>
-      </w:r>
-      <w:proofErr w:type="gramEnd"/>
-      <w:r>
-        <w:t xml:space="preserve">31:0]     total trigger pulses </w:t>
-      </w:r>
-      <w:proofErr w:type="gramStart"/>
-      <w:r>
-        <w:t>generated  [</w:t>
-      </w:r>
-      <w:proofErr w:type="gramEnd"/>
-      <w:r>
-        <w:t>read]</w:t>
+        <w:t xml:space="preserve">  TRIG_PULSE_COUNT     [31:0]     total trigger pulses generated  [read]</w:t>
       </w:r>
     </w:p>
     <w:p>
@@ -5270,11 +5328,7 @@
         <w:br/>
       </w:r>
       <w:r>
-        <w:t>0</w:t>
-      </w:r>
-      <w:proofErr w:type="gramStart"/>
-      <w:r>
-        <w:t>x</w:t>
+        <w:t>0x</w:t>
       </w:r>
       <w:r>
         <w:t>E</w:t>
@@ -5283,27 +5337,7 @@
         <w:t>C</w:t>
       </w:r>
       <w:r>
-        <w:t xml:space="preserve">  CAM</w:t>
-      </w:r>
-      <w:proofErr w:type="gramEnd"/>
-      <w:r>
-        <w:t xml:space="preserve">_TOOTH_COUNT   </w:t>
-      </w:r>
-      <w:proofErr w:type="gramStart"/>
-      <w:r>
-        <w:t xml:space="preserve">   [</w:t>
-      </w:r>
-      <w:proofErr w:type="gramEnd"/>
-      <w:r>
-        <w:t xml:space="preserve">7:0]      cam edge count per 2 crank </w:t>
-      </w:r>
-      <w:proofErr w:type="gramStart"/>
-      <w:r>
-        <w:t>revolutions  [</w:t>
-      </w:r>
-      <w:proofErr w:type="gramEnd"/>
-      <w:r>
-        <w:t>read]</w:t>
+        <w:t xml:space="preserve">  CAM_TOOTH_COUNT      [7:0]      cam edge count per 2 crank revolutions  [read]</w:t>
       </w:r>
       <w:r>
         <w:br/>
@@ -5312,40 +5346,16 @@
         <w:t>0x</w:t>
       </w:r>
       <w:r>
-        <w:t>F</w:t>
-      </w:r>
-      <w:proofErr w:type="gramStart"/>
-      <w:r>
-        <w:t>0</w:t>
-      </w:r>
-      <w:r>
-        <w:t xml:space="preserve">  REF</w:t>
-      </w:r>
-      <w:proofErr w:type="gramEnd"/>
-      <w:r>
-        <w:t xml:space="preserve">_ANGLE            </w:t>
-      </w:r>
-      <w:r>
-        <w:t xml:space="preserve">          </w:t>
-      </w:r>
-      <w:proofErr w:type="gramStart"/>
-      <w:r>
-        <w:t xml:space="preserve">   </w:t>
-      </w:r>
-      <w:r>
-        <w:t>[</w:t>
-      </w:r>
-      <w:proofErr w:type="gramEnd"/>
-      <w:r>
-        <w:t xml:space="preserve">15:0]     angle at last ref pulse detection, 0-7199, 0.1 </w:t>
-      </w:r>
-      <w:proofErr w:type="gramStart"/>
-      <w:r>
-        <w:t>deg  [</w:t>
-      </w:r>
-      <w:proofErr w:type="gramEnd"/>
-      <w:r>
-        <w:t>read]</w:t>
+        <w:t>F0</w:t>
+      </w:r>
+      <w:r>
+        <w:t xml:space="preserve">  REF_ANGLE            </w:t>
+      </w:r>
+      <w:r>
+        <w:t xml:space="preserve">             </w:t>
+      </w:r>
+      <w:r>
+        <w:t>[15:0]     angle at last ref pulse detection, 0-7199, 0.1 deg  [read]</w:t>
       </w:r>
     </w:p>
     <w:p>
@@ -5697,6 +5707,7 @@
           <w:b/>
           <w:bCs/>
         </w:rPr>
+        <w:lastRenderedPageBreak/>
         <w:t>pack readback</w:t>
       </w:r>
       <w:r>
@@ -5705,7 +5716,6 @@
       <w:r>
         <w:t>0x</w:t>
       </w:r>
-      <w:proofErr w:type="gramStart"/>
       <w:r>
         <w:t>1</w:t>
       </w:r>
@@ -5713,27 +5723,7 @@
         <w:t>20</w:t>
       </w:r>
       <w:r>
-        <w:t xml:space="preserve">  PKT</w:t>
-      </w:r>
-      <w:proofErr w:type="gramEnd"/>
-      <w:r>
-        <w:t xml:space="preserve">_COUNT         </w:t>
-      </w:r>
-      <w:proofErr w:type="gramStart"/>
-      <w:r>
-        <w:t xml:space="preserve">   [</w:t>
-      </w:r>
-      <w:proofErr w:type="gramEnd"/>
-      <w:r>
-        <w:t xml:space="preserve">31:0]     DMA packet </w:t>
-      </w:r>
-      <w:proofErr w:type="gramStart"/>
-      <w:r>
-        <w:t>count  [</w:t>
-      </w:r>
-      <w:proofErr w:type="gramEnd"/>
-      <w:r>
-        <w:t>read]</w:t>
+        <w:t xml:space="preserve">  PKT_COUNT            [31:0]     DMA packet count  [read]</w:t>
       </w:r>
       <w:r>
         <w:br/>
@@ -5741,7 +5731,6 @@
       <w:r>
         <w:t>0x</w:t>
       </w:r>
-      <w:proofErr w:type="gramStart"/>
       <w:r>
         <w:t>1</w:t>
       </w:r>
@@ -5752,27 +5741,7 @@
         <w:t>4</w:t>
       </w:r>
       <w:r>
-        <w:t xml:space="preserve">  OVF</w:t>
-      </w:r>
-      <w:proofErr w:type="gramEnd"/>
-      <w:r>
-        <w:t xml:space="preserve">_COUNT        </w:t>
-      </w:r>
-      <w:proofErr w:type="gramStart"/>
-      <w:r>
-        <w:t xml:space="preserve">   [</w:t>
-      </w:r>
-      <w:proofErr w:type="gramEnd"/>
-      <w:r>
-        <w:t xml:space="preserve">15:0]     DMA overflow </w:t>
-      </w:r>
-      <w:proofErr w:type="gramStart"/>
-      <w:r>
-        <w:t>count  [</w:t>
-      </w:r>
-      <w:proofErr w:type="gramEnd"/>
-      <w:r>
-        <w:t>read]</w:t>
+        <w:t xml:space="preserve">  OVF_COUNT           [15:0]     DMA overflow count  [read]</w:t>
       </w:r>
     </w:p>
     <w:sectPr>

--- a/docs/Block_Summary.docx
+++ b/docs/Block_Summary.docx
@@ -2619,17 +2619,13 @@
         <w:br/>
       </w:r>
       <w:r>
-        <w:t xml:space="preserve">Word 0: [31:16] </w:t>
-      </w:r>
-      <w:r>
-        <w:t>speed_rpm_slow</w:t>
-      </w:r>
-      <w:r>
-        <w:t xml:space="preserve"> [15:0] speed_rpm_fast</w:t>
-      </w:r>
-      <w:r>
-        <w:br/>
-        <w:t xml:space="preserve">Word 1: [31:0] </w:t>
+        <w:t xml:space="preserve">Word </w:t>
+      </w:r>
+      <w:r>
+        <w:t>0</w:t>
+      </w:r>
+      <w:r>
+        <w:t xml:space="preserve">: [31:0] </w:t>
       </w:r>
       <w:r>
         <w:t>tdc_deg (0-7199 value representing 0.0-719.99deg)</w:t>
@@ -2641,7 +2637,7 @@
         <w:t xml:space="preserve">Word </w:t>
       </w:r>
       <w:r>
-        <w:t>2</w:t>
+        <w:t>1</w:t>
       </w:r>
       <w:r>
         <w:t>: [31:</w:t>
@@ -2656,43 +2652,10 @@
         <w:t>0</w:t>
       </w:r>
       <w:r>
-        <w:t>] ADC_ch1</w:t>
-      </w:r>
-      <w:r>
-        <w:br/>
-      </w:r>
-      <w:r>
-        <w:t xml:space="preserve">Word </w:t>
-      </w:r>
-      <w:r>
-        <w:t>3</w:t>
-      </w:r>
-      <w:r>
-        <w:t>: [31:16] ADC_ch2 [15:0] ADC_ch3</w:t>
-      </w:r>
-      <w:r>
-        <w:br/>
-      </w:r>
-      <w:r>
-        <w:t xml:space="preserve">Word </w:t>
-      </w:r>
-      <w:r>
-        <w:t>4</w:t>
-      </w:r>
-      <w:r>
-        <w:t>: [31:16] ADC_ch4 [15:0] ADC_ch5</w:t>
-      </w:r>
-      <w:r>
-        <w:br/>
-      </w:r>
-      <w:r>
-        <w:t xml:space="preserve">Word </w:t>
-      </w:r>
-      <w:r>
-        <w:t>5</w:t>
-      </w:r>
-      <w:r>
-        <w:t>: [31:16] ADC_ch6 [15:0] reserved</w:t>
+        <w:t>] ADC_ch</w:t>
+      </w:r>
+      <w:r>
+        <w:t>0</w:t>
       </w:r>
     </w:p>
     <w:p>
@@ -3215,33 +3178,35 @@
         </w:numPr>
       </w:pPr>
       <w:r>
+        <w:t>if ref_sel = 1, gate cam faults</w:t>
+      </w:r>
+      <w:r>
+        <w:br/>
+      </w:r>
+    </w:p>
+    <w:p>
+      <w:r>
+        <w:rPr>
+          <w:b/>
+          <w:bCs/>
+        </w:rPr>
+        <w:t>axi config:</w:t>
+      </w:r>
+      <w:r>
+        <w:t xml:space="preserve"> cam_n_teeth (number of cam teeth per 2 crank revs)</w:t>
+      </w:r>
+      <w:r>
+        <w:tab/>
+      </w:r>
+      <w:r>
+        <w:br/>
+        <w:t xml:space="preserve">                        crank_n_teeth</w:t>
+      </w:r>
+      <w:r>
+        <w:br/>
+      </w:r>
+      <w:r>
         <w:lastRenderedPageBreak/>
-        <w:t>if ref_sel = 1, gate cam faults</w:t>
-      </w:r>
-      <w:r>
-        <w:br/>
-      </w:r>
-    </w:p>
-    <w:p>
-      <w:r>
-        <w:rPr>
-          <w:b/>
-          <w:bCs/>
-        </w:rPr>
-        <w:t>axi config:</w:t>
-      </w:r>
-      <w:r>
-        <w:t xml:space="preserve"> cam_n_teeth (number of cam teeth per 2 crank revs)</w:t>
-      </w:r>
-      <w:r>
-        <w:tab/>
-      </w:r>
-      <w:r>
-        <w:br/>
-        <w:t xml:space="preserve">                        crank_n_teeth</w:t>
-      </w:r>
-      <w:r>
-        <w:br/>
         <w:t xml:space="preserve">                        crank_n_missing</w:t>
       </w:r>
       <w:r>
@@ -3576,7 +3541,6 @@
           <w:szCs w:val="36"/>
           <w:u w:val="single"/>
         </w:rPr>
-        <w:lastRenderedPageBreak/>
         <w:br/>
       </w:r>
     </w:p>
